--- a/Docs/Primera semana/Plan_de_direccion_del_proyecto_v1.1_2026-10-03.docx
+++ b/Docs/Primera semana/Plan_de_direccion_del_proyecto_v1.1_2026-10-03.docx
@@ -40,7 +40,6 @@
                 <w:szCs w:val="19"/>
               </w:rPr>
             </w:pPr>
-            <w:proofErr w:type="spellStart"/>
             <w:r>
               <w:rPr>
                 <w:b/>
@@ -52,7 +51,6 @@
               </w:rPr>
               <w:t>bysProyecto</w:t>
             </w:r>
-            <w:proofErr w:type="spellEnd"/>
           </w:p>
         </w:tc>
         <w:tc>
@@ -67,21 +65,12 @@
                 <w:szCs w:val="19"/>
               </w:rPr>
             </w:pPr>
-            <w:proofErr w:type="spellStart"/>
-            <w:r>
-              <w:rPr>
-                <w:sz w:val="19"/>
-                <w:szCs w:val="19"/>
-              </w:rPr>
-              <w:t>TuSuper</w:t>
-            </w:r>
-            <w:proofErr w:type="spellEnd"/>
-            <w:r>
-              <w:rPr>
-                <w:sz w:val="19"/>
-                <w:szCs w:val="19"/>
-              </w:rPr>
-              <w:t xml:space="preserve"> en línea</w:t>
+            <w:r>
+              <w:rPr>
+                <w:sz w:val="19"/>
+                <w:szCs w:val="19"/>
+              </w:rPr>
+              <w:t>TuSuper en línea</w:t>
             </w:r>
           </w:p>
         </w:tc>
@@ -416,6 +405,13 @@
                 <w:szCs w:val="19"/>
               </w:rPr>
             </w:pPr>
+            <w:r>
+              <w:rPr>
+                <w:sz w:val="19"/>
+                <w:szCs w:val="19"/>
+              </w:rPr>
+              <w:t>Carlos Vázquez Palomero</w:t>
+            </w:r>
           </w:p>
         </w:tc>
         <w:tc>
@@ -680,21 +676,8 @@
                 <w:sz w:val="19"/>
                 <w:szCs w:val="19"/>
               </w:rPr>
-              <w:t>Carlos Vázquez Palomero</w:t>
-            </w:r>
-          </w:p>
-        </w:tc>
-        <w:tc>
-          <w:tcPr>
-            <w:tcW w:w="2012" w:type="pct"/>
-          </w:tcPr>
-          <w:p>
-            <w:pPr>
-              <w:rPr>
-                <w:sz w:val="19"/>
-                <w:szCs w:val="19"/>
-              </w:rPr>
-            </w:pPr>
+              <w:t>C</w:t>
+            </w:r>
             <w:r>
               <w:rPr>
                 <w:i/>
@@ -702,29 +685,30 @@
                 <w:sz w:val="19"/>
                 <w:szCs w:val="19"/>
               </w:rPr>
-              <w:t>Primera versión del documento</w:t>
-            </w:r>
-          </w:p>
-        </w:tc>
-      </w:tr>
-      <w:tr>
-        <w:trPr>
-          <w:cantSplit/>
-          <w:trHeight w:val="340"/>
-        </w:trPr>
-        <w:tc>
-          <w:tcPr>
-            <w:tcW w:w="500" w:type="pct"/>
-          </w:tcPr>
-          <w:p>
-            <w:pPr>
+              <w:t>VP</w:t>
+            </w:r>
+          </w:p>
+        </w:tc>
+        <w:tc>
+          <w:tcPr>
+            <w:tcW w:w="2012" w:type="pct"/>
+          </w:tcPr>
+          <w:p>
+            <w:pPr>
+              <w:rPr>
+                <w:sz w:val="19"/>
+                <w:szCs w:val="19"/>
+              </w:rPr>
+            </w:pPr>
+            <w:r>
               <w:rPr>
                 <w:i/>
                 <w:color w:val="808080"/>
                 <w:sz w:val="19"/>
                 <w:szCs w:val="19"/>
               </w:rPr>
-            </w:pPr>
+              <w:t>Primera versión del documento</w:t>
+            </w:r>
             <w:r>
               <w:rPr>
                 <w:i/>
@@ -732,13 +716,19 @@
                 <w:sz w:val="19"/>
                 <w:szCs w:val="19"/>
               </w:rPr>
-              <w:t>V1.1</w:t>
-            </w:r>
-          </w:p>
-        </w:tc>
-        <w:tc>
-          <w:tcPr>
-            <w:tcW w:w="676" w:type="pct"/>
+              <w:t>.</w:t>
+            </w:r>
+          </w:p>
+        </w:tc>
+      </w:tr>
+      <w:tr>
+        <w:trPr>
+          <w:cantSplit/>
+          <w:trHeight w:val="340"/>
+        </w:trPr>
+        <w:tc>
+          <w:tcPr>
+            <w:tcW w:w="500" w:type="pct"/>
           </w:tcPr>
           <w:p>
             <w:pPr>
@@ -756,13 +746,13 @@
                 <w:sz w:val="19"/>
                 <w:szCs w:val="19"/>
               </w:rPr>
-              <w:t>03/10/2026</w:t>
-            </w:r>
-          </w:p>
-        </w:tc>
-        <w:tc>
-          <w:tcPr>
-            <w:tcW w:w="1812" w:type="pct"/>
+              <w:t>V1.1</w:t>
+            </w:r>
+          </w:p>
+        </w:tc>
+        <w:tc>
+          <w:tcPr>
+            <w:tcW w:w="676" w:type="pct"/>
           </w:tcPr>
           <w:p>
             <w:pPr>
@@ -780,13 +770,13 @@
                 <w:sz w:val="19"/>
                 <w:szCs w:val="19"/>
               </w:rPr>
-              <w:t>Carlos Vázquez Palomero</w:t>
-            </w:r>
-          </w:p>
-        </w:tc>
-        <w:tc>
-          <w:tcPr>
-            <w:tcW w:w="2012" w:type="pct"/>
+              <w:t>03/10/2026</w:t>
+            </w:r>
+          </w:p>
+        </w:tc>
+        <w:tc>
+          <w:tcPr>
+            <w:tcW w:w="1812" w:type="pct"/>
           </w:tcPr>
           <w:p>
             <w:pPr>
@@ -804,9 +794,8 @@
                 <w:sz w:val="19"/>
                 <w:szCs w:val="19"/>
               </w:rPr>
-              <w:t xml:space="preserve">Corregir incongruencias en el cronograma para </w:t>
-            </w:r>
-            <w:proofErr w:type="spellStart"/>
+              <w:t>C</w:t>
+            </w:r>
             <w:r>
               <w:rPr>
                 <w:i/>
@@ -814,17 +803,40 @@
                 <w:sz w:val="19"/>
                 <w:szCs w:val="19"/>
               </w:rPr>
-              <w:t>cumplr</w:t>
-            </w:r>
-            <w:proofErr w:type="spellEnd"/>
-            <w:r>
+              <w:t>VP</w:t>
+            </w:r>
+          </w:p>
+        </w:tc>
+        <w:tc>
+          <w:tcPr>
+            <w:tcW w:w="2012" w:type="pct"/>
+          </w:tcPr>
+          <w:p>
+            <w:pPr>
               <w:rPr>
                 <w:i/>
                 <w:color w:val="808080"/>
                 <w:sz w:val="19"/>
                 <w:szCs w:val="19"/>
               </w:rPr>
-              <w:t xml:space="preserve"> NOR-01. Añadidos supuestos y restricciones de los costes</w:t>
+            </w:pPr>
+            <w:r>
+              <w:rPr>
+                <w:i/>
+                <w:color w:val="808080"/>
+                <w:sz w:val="19"/>
+                <w:szCs w:val="19"/>
+              </w:rPr>
+              <w:t>Corregir incongruencias en el cronograma para cumplr NOR-01. Añadidos supuestos y restricciones de los costes</w:t>
+            </w:r>
+            <w:r>
+              <w:rPr>
+                <w:i/>
+                <w:color w:val="808080"/>
+                <w:sz w:val="19"/>
+                <w:szCs w:val="19"/>
+              </w:rPr>
+              <w:t>.</w:t>
             </w:r>
           </w:p>
         </w:tc>
@@ -845,6 +857,24 @@
                 <w:szCs w:val="19"/>
               </w:rPr>
             </w:pPr>
+            <w:r>
+              <w:rPr>
+                <w:i/>
+                <w:color w:val="808080"/>
+                <w:sz w:val="19"/>
+                <w:szCs w:val="19"/>
+              </w:rPr>
+              <w:t>V1.</w:t>
+            </w:r>
+            <w:r>
+              <w:rPr>
+                <w:i/>
+                <w:color w:val="808080"/>
+                <w:sz w:val="19"/>
+                <w:szCs w:val="19"/>
+              </w:rPr>
+              <w:t>2</w:t>
+            </w:r>
           </w:p>
         </w:tc>
         <w:tc>
@@ -858,6 +888,24 @@
                 <w:szCs w:val="19"/>
               </w:rPr>
             </w:pPr>
+            <w:r>
+              <w:rPr>
+                <w:i/>
+                <w:color w:val="808080"/>
+                <w:sz w:val="19"/>
+                <w:szCs w:val="19"/>
+              </w:rPr>
+              <w:t>10</w:t>
+            </w:r>
+            <w:r>
+              <w:rPr>
+                <w:i/>
+                <w:color w:val="808080"/>
+                <w:sz w:val="19"/>
+                <w:szCs w:val="19"/>
+              </w:rPr>
+              <w:t>/10/2026</w:t>
+            </w:r>
           </w:p>
         </w:tc>
         <w:tc>
@@ -871,6 +919,24 @@
                 <w:szCs w:val="19"/>
               </w:rPr>
             </w:pPr>
+            <w:r>
+              <w:rPr>
+                <w:i/>
+                <w:color w:val="808080"/>
+                <w:sz w:val="19"/>
+                <w:szCs w:val="19"/>
+              </w:rPr>
+              <w:t>C</w:t>
+            </w:r>
+            <w:r>
+              <w:rPr>
+                <w:i/>
+                <w:color w:val="808080"/>
+                <w:sz w:val="19"/>
+                <w:szCs w:val="19"/>
+              </w:rPr>
+              <w:t>VP</w:t>
+            </w:r>
           </w:p>
         </w:tc>
         <w:tc>
@@ -884,6 +950,24 @@
                 <w:szCs w:val="19"/>
               </w:rPr>
             </w:pPr>
+            <w:r>
+              <w:rPr>
+                <w:i/>
+                <w:color w:val="808080"/>
+                <w:sz w:val="19"/>
+                <w:szCs w:val="19"/>
+              </w:rPr>
+              <w:t>Corre</w:t>
+            </w:r>
+            <w:r>
+              <w:rPr>
+                <w:i/>
+                <w:color w:val="808080"/>
+                <w:sz w:val="19"/>
+                <w:szCs w:val="19"/>
+              </w:rPr>
+              <w:t>cción de las fechas del cronograma añadiendo información clave, actualización de los pesos de E-C-V a 20-60-20, equipos de trabajo y coherencia en las fechas.</w:t>
+            </w:r>
           </w:p>
         </w:tc>
       </w:tr>
@@ -1432,21 +1516,12 @@
                 <w:szCs w:val="19"/>
               </w:rPr>
             </w:pPr>
-            <w:proofErr w:type="spellStart"/>
-            <w:r>
-              <w:rPr>
-                <w:sz w:val="19"/>
-                <w:szCs w:val="19"/>
-              </w:rPr>
-              <w:t>TuSuper</w:t>
-            </w:r>
-            <w:proofErr w:type="spellEnd"/>
-            <w:r>
-              <w:rPr>
-                <w:sz w:val="19"/>
-                <w:szCs w:val="19"/>
-              </w:rPr>
-              <w:t>, S.A.</w:t>
+            <w:r>
+              <w:rPr>
+                <w:sz w:val="19"/>
+                <w:szCs w:val="19"/>
+              </w:rPr>
+              <w:t>TuSuper, S.A.</w:t>
             </w:r>
           </w:p>
         </w:tc>
@@ -1776,23 +1851,7 @@
                 <w:sz w:val="19"/>
                 <w:szCs w:val="19"/>
               </w:rPr>
-              <w:t xml:space="preserve">Obtener la aceptación de </w:t>
-            </w:r>
-            <w:proofErr w:type="spellStart"/>
-            <w:r>
-              <w:rPr>
-                <w:sz w:val="19"/>
-                <w:szCs w:val="19"/>
-              </w:rPr>
-              <w:t>TuSuper</w:t>
-            </w:r>
-            <w:proofErr w:type="spellEnd"/>
-            <w:r>
-              <w:rPr>
-                <w:sz w:val="19"/>
-                <w:szCs w:val="19"/>
-              </w:rPr>
-              <w:t xml:space="preserve"> para los requisitos de alto nivel.</w:t>
+              <w:t>Obtener la aceptación de TuSuper para los requisitos de alto nivel.</w:t>
             </w:r>
           </w:p>
         </w:tc>
@@ -2499,14 +2558,29 @@
                 <w:sz w:val="19"/>
                 <w:szCs w:val="19"/>
               </w:rPr>
-              <w:t>Fecha inicio:</w:t>
-            </w:r>
-            <w:r>
-              <w:rPr>
-                <w:sz w:val="19"/>
-                <w:szCs w:val="19"/>
-              </w:rPr>
-              <w:t xml:space="preserve"> 30/09/2026</w:t>
+              <w:t>Inicio:</w:t>
+            </w:r>
+            <w:r>
+              <w:rPr>
+                <w:sz w:val="19"/>
+                <w:szCs w:val="19"/>
+              </w:rPr>
+              <w:t xml:space="preserve"> 05/10/2026</w:t>
+            </w:r>
+          </w:p>
+          <w:p>
+            <w:pPr>
+              <w:rPr>
+                <w:sz w:val="19"/>
+                <w:szCs w:val="19"/>
+              </w:rPr>
+            </w:pPr>
+            <w:r>
+              <w:rPr>
+                <w:sz w:val="19"/>
+                <w:szCs w:val="19"/>
+              </w:rPr>
+              <w:br/>
             </w:r>
           </w:p>
           <w:p>
@@ -2523,16 +2597,218 @@
                 <w:sz w:val="19"/>
                 <w:szCs w:val="19"/>
               </w:rPr>
-              <w:t>Fecha fin:</w:t>
-            </w:r>
-            <w:r>
-              <w:rPr>
-                <w:sz w:val="19"/>
-                <w:szCs w:val="19"/>
-              </w:rPr>
-              <w:t xml:space="preserve"> 20/10/2026</w:t>
-            </w:r>
-          </w:p>
+              <w:t>Fin:</w:t>
+            </w:r>
+            <w:r>
+              <w:rPr>
+                <w:sz w:val="19"/>
+                <w:szCs w:val="19"/>
+              </w:rPr>
+              <w:t xml:space="preserve"> 06/11/2026</w:t>
+            </w:r>
+          </w:p>
+          <w:p>
+            <w:pPr>
+              <w:rPr>
+                <w:sz w:val="19"/>
+                <w:szCs w:val="19"/>
+              </w:rPr>
+            </w:pPr>
+            <w:r>
+              <w:rPr>
+                <w:sz w:val="19"/>
+                <w:szCs w:val="19"/>
+              </w:rPr>
+              <w:br/>
+            </w:r>
+          </w:p>
+          <w:p>
+            <w:pPr>
+              <w:rPr>
+                <w:sz w:val="19"/>
+                <w:szCs w:val="19"/>
+              </w:rPr>
+            </w:pPr>
+            <w:r>
+              <w:rPr>
+                <w:sz w:val="19"/>
+                <w:szCs w:val="19"/>
+              </w:rPr>
+              <w:t>(24 días laborables)</w:t>
+            </w:r>
+          </w:p>
+        </w:tc>
+        <w:tc>
+          <w:tcPr>
+            <w:tcW w:w="1117" w:type="pct"/>
+          </w:tcPr>
+          <w:p>
+            <w:pPr>
+              <w:rPr>
+                <w:sz w:val="19"/>
+                <w:szCs w:val="19"/>
+              </w:rPr>
+            </w:pPr>
+            <w:r>
+              <w:rPr>
+                <w:sz w:val="19"/>
+                <w:szCs w:val="19"/>
+              </w:rPr>
+              <w:t xml:space="preserve">- Elaboración del plan de dirección y cronograma del proyecto. </w:t>
+            </w:r>
+          </w:p>
+          <w:p>
+            <w:pPr>
+              <w:rPr>
+                <w:sz w:val="19"/>
+                <w:szCs w:val="19"/>
+              </w:rPr>
+            </w:pPr>
+            <w:r>
+              <w:rPr>
+                <w:sz w:val="19"/>
+                <w:szCs w:val="19"/>
+              </w:rPr>
+              <w:br/>
+            </w:r>
+          </w:p>
+          <w:p>
+            <w:pPr>
+              <w:rPr>
+                <w:sz w:val="19"/>
+                <w:szCs w:val="19"/>
+              </w:rPr>
+            </w:pPr>
+            <w:r>
+              <w:rPr>
+                <w:sz w:val="19"/>
+                <w:szCs w:val="19"/>
+              </w:rPr>
+              <w:t xml:space="preserve">- Envío de la propuesta de calendario y alcance a TuSuper al menos una semana antes de su aceptación. </w:t>
+            </w:r>
+          </w:p>
+          <w:p>
+            <w:pPr>
+              <w:rPr>
+                <w:sz w:val="19"/>
+                <w:szCs w:val="19"/>
+              </w:rPr>
+            </w:pPr>
+            <w:r>
+              <w:rPr>
+                <w:sz w:val="19"/>
+                <w:szCs w:val="19"/>
+              </w:rPr>
+              <w:br/>
+            </w:r>
+          </w:p>
+          <w:p>
+            <w:pPr>
+              <w:rPr>
+                <w:sz w:val="19"/>
+                <w:szCs w:val="19"/>
+              </w:rPr>
+            </w:pPr>
+            <w:r>
+              <w:rPr>
+                <w:sz w:val="19"/>
+                <w:szCs w:val="19"/>
+              </w:rPr>
+              <w:t>- Tramitación formal de solicitudes de recursos con 10 días de antelación (NOR-02) y preparación de expedientes de adquisiciones sin emitir pedidos formales (NOR-07).</w:t>
+            </w:r>
+          </w:p>
+        </w:tc>
+        <w:tc>
+          <w:tcPr>
+            <w:tcW w:w="1058" w:type="pct"/>
+          </w:tcPr>
+          <w:p>
+            <w:pPr>
+              <w:rPr>
+                <w:sz w:val="19"/>
+                <w:szCs w:val="19"/>
+              </w:rPr>
+            </w:pPr>
+            <w:r>
+              <w:rPr>
+                <w:sz w:val="19"/>
+                <w:szCs w:val="19"/>
+              </w:rPr>
+              <w:t xml:space="preserve">Aceptación formal del calendario y alcance detallado por TuSuper el 06/11/2026, recogida en la </w:t>
+            </w:r>
+            <w:r>
+              <w:rPr>
+                <w:sz w:val="19"/>
+                <w:szCs w:val="19"/>
+              </w:rPr>
+              <w:t>Certificación sin obra</w:t>
+            </w:r>
+            <w:r>
+              <w:rPr>
+                <w:sz w:val="19"/>
+                <w:szCs w:val="19"/>
+              </w:rPr>
+              <w:t>.</w:t>
+            </w:r>
+          </w:p>
+        </w:tc>
+        <w:tc>
+          <w:tcPr>
+            <w:tcW w:w="1295" w:type="pct"/>
+          </w:tcPr>
+          <w:p>
+            <w:pPr>
+              <w:rPr>
+                <w:sz w:val="19"/>
+                <w:szCs w:val="19"/>
+              </w:rPr>
+            </w:pPr>
+            <w:r>
+              <w:rPr>
+                <w:sz w:val="19"/>
+                <w:szCs w:val="19"/>
+              </w:rPr>
+              <w:t>Acta TSL-2627, TC-OP-CAL, NOR-02, NOR-07, Cláusula 4.1</w:t>
+            </w:r>
+            <w:r>
+              <w:rPr>
+                <w:sz w:val="19"/>
+                <w:szCs w:val="19"/>
+              </w:rPr>
+              <w:t>.</w:t>
+            </w:r>
+          </w:p>
+        </w:tc>
+      </w:tr>
+      <w:tr>
+        <w:trPr>
+          <w:cantSplit/>
+          <w:trHeight w:val="454"/>
+        </w:trPr>
+        <w:tc>
+          <w:tcPr>
+            <w:tcW w:w="765" w:type="pct"/>
+          </w:tcPr>
+          <w:p>
+            <w:pPr>
+              <w:rPr>
+                <w:sz w:val="19"/>
+                <w:szCs w:val="19"/>
+              </w:rPr>
+            </w:pPr>
+            <w:r>
+              <w:rPr>
+                <w:sz w:val="19"/>
+                <w:szCs w:val="19"/>
+              </w:rPr>
+              <w:t>Fase 1: Arquitectura, ERP y Núcleo</w:t>
+            </w:r>
+          </w:p>
+        </w:tc>
+        <w:tc>
+          <w:tcPr>
+            <w:tcW w:w="765" w:type="pct"/>
+          </w:tcPr>
           <w:p>
             <w:pPr>
               <w:rPr>
@@ -2547,123 +2823,31 @@
                 <w:sz w:val="19"/>
                 <w:szCs w:val="19"/>
               </w:rPr>
-              <w:t>Días laborables:</w:t>
-            </w:r>
-            <w:r>
-              <w:rPr>
-                <w:sz w:val="19"/>
-                <w:szCs w:val="19"/>
-              </w:rPr>
-              <w:t xml:space="preserve"> 14 días </w:t>
-            </w:r>
-            <w:r>
-              <w:rPr>
-                <w:sz w:val="19"/>
-                <w:szCs w:val="19"/>
-              </w:rPr>
-              <w:t>hábiles</w:t>
-            </w:r>
-          </w:p>
-        </w:tc>
-        <w:tc>
-          <w:tcPr>
-            <w:tcW w:w="1117" w:type="pct"/>
-          </w:tcPr>
-          <w:p>
-            <w:pPr>
-              <w:rPr>
-                <w:sz w:val="19"/>
-                <w:szCs w:val="19"/>
-              </w:rPr>
-            </w:pPr>
-            <w:r>
-              <w:rPr>
-                <w:sz w:val="19"/>
-                <w:szCs w:val="19"/>
-              </w:rPr>
-              <w:t>Plan de dirección del proyecto aprobado y Certificación sin obra (aceptación del calendario y alcance detallado).</w:t>
-            </w:r>
-          </w:p>
-        </w:tc>
-        <w:tc>
-          <w:tcPr>
-            <w:tcW w:w="1058" w:type="pct"/>
-          </w:tcPr>
-          <w:p>
-            <w:pPr>
-              <w:rPr>
-                <w:sz w:val="19"/>
-                <w:szCs w:val="19"/>
-              </w:rPr>
-            </w:pPr>
-            <w:r>
-              <w:rPr>
-                <w:sz w:val="19"/>
-                <w:szCs w:val="19"/>
-              </w:rPr>
-              <w:t xml:space="preserve">Aprobación del plan por el Patrocinador y aceptación del calendario y alcance firmada por </w:t>
-            </w:r>
-            <w:proofErr w:type="spellStart"/>
-            <w:r>
-              <w:rPr>
-                <w:sz w:val="19"/>
-                <w:szCs w:val="19"/>
-              </w:rPr>
-              <w:t>TuSuper</w:t>
-            </w:r>
-            <w:proofErr w:type="spellEnd"/>
-          </w:p>
-        </w:tc>
-        <w:tc>
-          <w:tcPr>
-            <w:tcW w:w="1295" w:type="pct"/>
-          </w:tcPr>
-          <w:p>
-            <w:pPr>
-              <w:rPr>
-                <w:sz w:val="19"/>
-                <w:szCs w:val="19"/>
-              </w:rPr>
-            </w:pPr>
-            <w:r>
-              <w:rPr>
-                <w:sz w:val="19"/>
-                <w:szCs w:val="19"/>
-              </w:rPr>
-              <w:t>Acta de constitución TSL-2627 (Pág. 1 y 4) y Calendario laboral TC-OP-CAL 2026.</w:t>
-            </w:r>
-          </w:p>
-        </w:tc>
-      </w:tr>
-      <w:tr>
-        <w:trPr>
-          <w:cantSplit/>
-          <w:trHeight w:val="454"/>
-        </w:trPr>
-        <w:tc>
-          <w:tcPr>
-            <w:tcW w:w="765" w:type="pct"/>
-          </w:tcPr>
-          <w:p>
-            <w:pPr>
-              <w:rPr>
-                <w:sz w:val="19"/>
-                <w:szCs w:val="19"/>
-              </w:rPr>
-            </w:pPr>
-            <w:r>
-              <w:rPr>
-                <w:sz w:val="19"/>
-                <w:szCs w:val="19"/>
-              </w:rPr>
-              <w:t>Fase 1: Desarrollo del Canal de Compra</w:t>
-            </w:r>
-          </w:p>
-        </w:tc>
-        <w:tc>
-          <w:tcPr>
-            <w:tcW w:w="765" w:type="pct"/>
-          </w:tcPr>
+              <w:t>Sprint 1:</w:t>
+            </w:r>
+            <w:r>
+              <w:rPr>
+                <w:sz w:val="19"/>
+                <w:szCs w:val="19"/>
+              </w:rPr>
+              <w:t xml:space="preserve"> 09/11–20/11/2026</w:t>
+            </w:r>
+          </w:p>
+          <w:p>
+            <w:pPr>
+              <w:rPr>
+                <w:sz w:val="19"/>
+                <w:szCs w:val="19"/>
+              </w:rPr>
+            </w:pPr>
+            <w:r>
+              <w:rPr>
+                <w:sz w:val="19"/>
+                <w:szCs w:val="19"/>
+              </w:rPr>
+              <w:br/>
+            </w:r>
+          </w:p>
           <w:p>
             <w:pPr>
               <w:rPr>
@@ -2678,30 +2862,65 @@
                 <w:sz w:val="19"/>
                 <w:szCs w:val="19"/>
               </w:rPr>
-              <w:t>Fecha inicio:</w:t>
-            </w:r>
-            <w:r>
-              <w:rPr>
-                <w:sz w:val="19"/>
-                <w:szCs w:val="19"/>
-              </w:rPr>
-              <w:t xml:space="preserve"> </w:t>
-            </w:r>
-            <w:r>
-              <w:rPr>
-                <w:sz w:val="19"/>
-                <w:szCs w:val="19"/>
-              </w:rPr>
-              <w:t>21/10/2026</w:t>
-            </w:r>
-          </w:p>
-          <w:p>
-            <w:pPr>
-              <w:rPr>
-                <w:sz w:val="19"/>
-                <w:szCs w:val="19"/>
-              </w:rPr>
-            </w:pPr>
+              <w:t>Sprint 2:</w:t>
+            </w:r>
+            <w:r>
+              <w:rPr>
+                <w:sz w:val="19"/>
+                <w:szCs w:val="19"/>
+              </w:rPr>
+              <w:t xml:space="preserve"> 23/11–04/12/2026</w:t>
+            </w:r>
+          </w:p>
+          <w:p>
+            <w:pPr>
+              <w:rPr>
+                <w:sz w:val="19"/>
+                <w:szCs w:val="19"/>
+              </w:rPr>
+            </w:pPr>
+            <w:r>
+              <w:rPr>
+                <w:sz w:val="19"/>
+                <w:szCs w:val="19"/>
+              </w:rPr>
+              <w:br/>
+            </w:r>
+          </w:p>
+          <w:p>
+            <w:pPr>
+              <w:rPr>
+                <w:sz w:val="19"/>
+                <w:szCs w:val="19"/>
+              </w:rPr>
+            </w:pPr>
+            <w:r>
+              <w:rPr>
+                <w:sz w:val="19"/>
+                <w:szCs w:val="19"/>
+              </w:rPr>
+              <w:t>(20 días laborables)</w:t>
+            </w:r>
+          </w:p>
+        </w:tc>
+        <w:tc>
+          <w:tcPr>
+            <w:tcW w:w="1117" w:type="pct"/>
+          </w:tcPr>
+          <w:p>
+            <w:pPr>
+              <w:rPr>
+                <w:sz w:val="19"/>
+                <w:szCs w:val="19"/>
+              </w:rPr>
+            </w:pPr>
+            <w:r>
+              <w:rPr>
+                <w:sz w:val="19"/>
+                <w:szCs w:val="19"/>
+              </w:rPr>
+              <w:t xml:space="preserve">- </w:t>
+            </w:r>
             <w:r>
               <w:rPr>
                 <w:b/>
@@ -2709,30 +2928,75 @@
                 <w:sz w:val="19"/>
                 <w:szCs w:val="19"/>
               </w:rPr>
-              <w:t>Fecha fin:</w:t>
-            </w:r>
-            <w:r>
-              <w:rPr>
-                <w:sz w:val="19"/>
-                <w:szCs w:val="19"/>
-              </w:rPr>
-              <w:t xml:space="preserve"> </w:t>
-            </w:r>
-            <w:r>
-              <w:rPr>
-                <w:sz w:val="19"/>
-                <w:szCs w:val="19"/>
-              </w:rPr>
-              <w:t>17/11/2026</w:t>
-            </w:r>
-          </w:p>
-          <w:p>
-            <w:pPr>
-              <w:rPr>
-                <w:sz w:val="19"/>
-                <w:szCs w:val="19"/>
-              </w:rPr>
-            </w:pPr>
+              <w:t>Equipo 1 y Equipo 2:</w:t>
+            </w:r>
+            <w:r>
+              <w:rPr>
+                <w:sz w:val="19"/>
+                <w:szCs w:val="19"/>
+              </w:rPr>
+              <w:t xml:space="preserve"> Montaje de arquitectura base e infraestructura de la plataforma. </w:t>
+            </w:r>
+          </w:p>
+          <w:p>
+            <w:pPr>
+              <w:rPr>
+                <w:sz w:val="19"/>
+                <w:szCs w:val="19"/>
+              </w:rPr>
+            </w:pPr>
+            <w:r>
+              <w:rPr>
+                <w:sz w:val="19"/>
+                <w:szCs w:val="19"/>
+              </w:rPr>
+              <w:br/>
+            </w:r>
+          </w:p>
+          <w:p>
+            <w:pPr>
+              <w:rPr>
+                <w:sz w:val="19"/>
+                <w:szCs w:val="19"/>
+              </w:rPr>
+            </w:pPr>
+            <w:r>
+              <w:rPr>
+                <w:sz w:val="19"/>
+                <w:szCs w:val="19"/>
+              </w:rPr>
+              <w:t xml:space="preserve">- Emisión del pedido formal del conector ERP homologado (RT-03) tras la aceptación del plan (NOR-07). </w:t>
+            </w:r>
+          </w:p>
+          <w:p>
+            <w:pPr>
+              <w:rPr>
+                <w:sz w:val="19"/>
+                <w:szCs w:val="19"/>
+              </w:rPr>
+            </w:pPr>
+            <w:r>
+              <w:rPr>
+                <w:sz w:val="19"/>
+                <w:szCs w:val="19"/>
+              </w:rPr>
+              <w:br/>
+            </w:r>
+          </w:p>
+          <w:p>
+            <w:pPr>
+              <w:rPr>
+                <w:sz w:val="19"/>
+                <w:szCs w:val="19"/>
+              </w:rPr>
+            </w:pPr>
+            <w:r>
+              <w:rPr>
+                <w:sz w:val="19"/>
+                <w:szCs w:val="19"/>
+              </w:rPr>
+              <w:t xml:space="preserve">- </w:t>
+            </w:r>
             <w:r>
               <w:rPr>
                 <w:b/>
@@ -2740,29 +3004,23 @@
                 <w:sz w:val="19"/>
                 <w:szCs w:val="19"/>
               </w:rPr>
-              <w:t>Días laborables:</w:t>
-            </w:r>
-            <w:r>
-              <w:rPr>
-                <w:sz w:val="19"/>
-                <w:szCs w:val="19"/>
-              </w:rPr>
-              <w:t xml:space="preserve"> </w:t>
-            </w:r>
-            <w:r>
-              <w:rPr>
-                <w:sz w:val="19"/>
-                <w:szCs w:val="19"/>
-              </w:rPr>
-              <w:t>19</w:t>
-            </w:r>
-            <w:r>
-              <w:rPr>
-                <w:sz w:val="19"/>
-                <w:szCs w:val="19"/>
-              </w:rPr>
-              <w:t xml:space="preserve"> días hábiles</w:t>
-            </w:r>
+              <w:t>Reserva de cronograma R-ERP (3 días):</w:t>
+            </w:r>
+            <w:r>
+              <w:rPr>
+                <w:sz w:val="19"/>
+                <w:szCs w:val="19"/>
+              </w:rPr>
+              <w:t xml:space="preserve"> Dimensionada analíticamente frente a posibles demoras del proveedor externo del conector e integrada junto al paquete de integración (NOR-01). </w:t>
+            </w:r>
+          </w:p>
+          <w:p>
+            <w:pPr>
+              <w:rPr>
+                <w:sz w:val="19"/>
+                <w:szCs w:val="19"/>
+              </w:rPr>
+            </w:pPr>
             <w:r>
               <w:rPr>
                 <w:sz w:val="19"/>
@@ -2778,6 +3036,33 @@
                 <w:szCs w:val="19"/>
               </w:rPr>
             </w:pPr>
+            <w:r>
+              <w:rPr>
+                <w:sz w:val="19"/>
+                <w:szCs w:val="19"/>
+              </w:rPr>
+              <w:t>- Pruebas iterativas en el entorno de verificación de TuSuper (RT-01).</w:t>
+            </w:r>
+          </w:p>
+        </w:tc>
+        <w:tc>
+          <w:tcPr>
+            <w:tcW w:w="1058" w:type="pct"/>
+          </w:tcPr>
+          <w:p>
+            <w:pPr>
+              <w:rPr>
+                <w:sz w:val="19"/>
+                <w:szCs w:val="19"/>
+              </w:rPr>
+            </w:pPr>
+            <w:r>
+              <w:rPr>
+                <w:sz w:val="19"/>
+                <w:szCs w:val="19"/>
+              </w:rPr>
+              <w:t>Conector ERP operativo, canalización validada y conformidad de TuSuper (</w:t>
+            </w:r>
             <w:r>
               <w:rPr>
                 <w:i/>
@@ -2785,9 +3070,382 @@
                 <w:sz w:val="19"/>
                 <w:szCs w:val="19"/>
               </w:rPr>
-              <w:t>(</w:t>
-            </w:r>
-            <w:proofErr w:type="spellStart"/>
+              <w:t>Supuesto pendiente de validación con la fecha real de la reunión de cierre comercial de periodo</w:t>
+            </w:r>
+            <w:r>
+              <w:rPr>
+                <w:sz w:val="19"/>
+                <w:szCs w:val="19"/>
+              </w:rPr>
+              <w:t>).</w:t>
+            </w:r>
+          </w:p>
+        </w:tc>
+        <w:tc>
+          <w:tcPr>
+            <w:tcW w:w="1295" w:type="pct"/>
+          </w:tcPr>
+          <w:p>
+            <w:pPr>
+              <w:rPr>
+                <w:sz w:val="19"/>
+                <w:szCs w:val="19"/>
+              </w:rPr>
+            </w:pPr>
+            <w:r>
+              <w:rPr>
+                <w:sz w:val="19"/>
+                <w:szCs w:val="19"/>
+              </w:rPr>
+              <w:t>Informe TSL-2627-REQ-01, NOR-01, NOR-07, RT-01, RT-03</w:t>
+            </w:r>
+            <w:r>
+              <w:rPr>
+                <w:sz w:val="19"/>
+                <w:szCs w:val="19"/>
+              </w:rPr>
+              <w:t>.</w:t>
+            </w:r>
+          </w:p>
+        </w:tc>
+      </w:tr>
+      <w:tr>
+        <w:trPr>
+          <w:cantSplit/>
+          <w:trHeight w:val="454"/>
+        </w:trPr>
+        <w:tc>
+          <w:tcPr>
+            <w:tcW w:w="765" w:type="pct"/>
+          </w:tcPr>
+          <w:p>
+            <w:pPr>
+              <w:rPr>
+                <w:sz w:val="19"/>
+                <w:szCs w:val="19"/>
+              </w:rPr>
+            </w:pPr>
+            <w:r>
+              <w:rPr>
+                <w:sz w:val="19"/>
+                <w:szCs w:val="19"/>
+              </w:rPr>
+              <w:lastRenderedPageBreak/>
+              <w:t>Fase 2: Canal de Compra y Pasarela</w:t>
+            </w:r>
+          </w:p>
+        </w:tc>
+        <w:tc>
+          <w:tcPr>
+            <w:tcW w:w="765" w:type="pct"/>
+          </w:tcPr>
+          <w:p>
+            <w:pPr>
+              <w:rPr>
+                <w:sz w:val="19"/>
+                <w:szCs w:val="19"/>
+              </w:rPr>
+            </w:pPr>
+            <w:r>
+              <w:rPr>
+                <w:b/>
+                <w:bCs/>
+                <w:sz w:val="19"/>
+                <w:szCs w:val="19"/>
+              </w:rPr>
+              <w:t>Sprint 3:</w:t>
+            </w:r>
+            <w:r>
+              <w:rPr>
+                <w:sz w:val="19"/>
+                <w:szCs w:val="19"/>
+              </w:rPr>
+              <w:t xml:space="preserve"> 07/12–18/12/2026</w:t>
+            </w:r>
+          </w:p>
+          <w:p>
+            <w:pPr>
+              <w:rPr>
+                <w:sz w:val="19"/>
+                <w:szCs w:val="19"/>
+              </w:rPr>
+            </w:pPr>
+            <w:r>
+              <w:rPr>
+                <w:sz w:val="19"/>
+                <w:szCs w:val="19"/>
+              </w:rPr>
+              <w:br/>
+            </w:r>
+          </w:p>
+          <w:p>
+            <w:pPr>
+              <w:rPr>
+                <w:sz w:val="19"/>
+                <w:szCs w:val="19"/>
+              </w:rPr>
+            </w:pPr>
+            <w:r>
+              <w:rPr>
+                <w:b/>
+                <w:bCs/>
+                <w:sz w:val="19"/>
+                <w:szCs w:val="19"/>
+              </w:rPr>
+              <w:t>Sprint 4:</w:t>
+            </w:r>
+            <w:r>
+              <w:rPr>
+                <w:sz w:val="19"/>
+                <w:szCs w:val="19"/>
+              </w:rPr>
+              <w:t xml:space="preserve"> 21/12/2026–08/01/2027</w:t>
+            </w:r>
+          </w:p>
+          <w:p>
+            <w:pPr>
+              <w:rPr>
+                <w:sz w:val="19"/>
+                <w:szCs w:val="19"/>
+              </w:rPr>
+            </w:pPr>
+            <w:r>
+              <w:rPr>
+                <w:sz w:val="19"/>
+                <w:szCs w:val="19"/>
+              </w:rPr>
+              <w:br/>
+            </w:r>
+          </w:p>
+          <w:p>
+            <w:pPr>
+              <w:rPr>
+                <w:sz w:val="19"/>
+                <w:szCs w:val="19"/>
+              </w:rPr>
+            </w:pPr>
+            <w:r>
+              <w:rPr>
+                <w:sz w:val="19"/>
+                <w:szCs w:val="19"/>
+              </w:rPr>
+              <w:t>(Incluye cierre de la consultora del 24/12 al 01/01 y festivo del 06/01)</w:t>
+            </w:r>
+          </w:p>
+        </w:tc>
+        <w:tc>
+          <w:tcPr>
+            <w:tcW w:w="1117" w:type="pct"/>
+          </w:tcPr>
+          <w:p>
+            <w:pPr>
+              <w:rPr>
+                <w:sz w:val="19"/>
+                <w:szCs w:val="19"/>
+              </w:rPr>
+            </w:pPr>
+            <w:r>
+              <w:rPr>
+                <w:sz w:val="19"/>
+                <w:szCs w:val="19"/>
+              </w:rPr>
+              <w:t xml:space="preserve">- </w:t>
+            </w:r>
+            <w:r>
+              <w:rPr>
+                <w:b/>
+                <w:bCs/>
+                <w:sz w:val="19"/>
+                <w:szCs w:val="19"/>
+              </w:rPr>
+              <w:t>Equipo 1 (Expansión Digital):</w:t>
+            </w:r>
+            <w:r>
+              <w:rPr>
+                <w:sz w:val="19"/>
+                <w:szCs w:val="19"/>
+              </w:rPr>
+              <w:t xml:space="preserve"> Desarrollo de RF-01 a RF-04. </w:t>
+            </w:r>
+          </w:p>
+          <w:p>
+            <w:pPr>
+              <w:rPr>
+                <w:sz w:val="19"/>
+                <w:szCs w:val="19"/>
+              </w:rPr>
+            </w:pPr>
+            <w:r>
+              <w:rPr>
+                <w:sz w:val="19"/>
+                <w:szCs w:val="19"/>
+              </w:rPr>
+              <w:br/>
+            </w:r>
+          </w:p>
+          <w:p>
+            <w:pPr>
+              <w:rPr>
+                <w:sz w:val="19"/>
+                <w:szCs w:val="19"/>
+              </w:rPr>
+            </w:pPr>
+            <w:r>
+              <w:rPr>
+                <w:sz w:val="19"/>
+                <w:szCs w:val="19"/>
+              </w:rPr>
+              <w:t xml:space="preserve">- Integración de la pasarela en preproducción con transacciones de prueba. </w:t>
+            </w:r>
+          </w:p>
+          <w:p>
+            <w:pPr>
+              <w:rPr>
+                <w:sz w:val="19"/>
+                <w:szCs w:val="19"/>
+              </w:rPr>
+            </w:pPr>
+            <w:r>
+              <w:rPr>
+                <w:sz w:val="19"/>
+                <w:szCs w:val="19"/>
+              </w:rPr>
+              <w:br/>
+            </w:r>
+          </w:p>
+          <w:p>
+            <w:pPr>
+              <w:rPr>
+                <w:sz w:val="19"/>
+                <w:szCs w:val="19"/>
+              </w:rPr>
+            </w:pPr>
+            <w:r>
+              <w:rPr>
+                <w:sz w:val="19"/>
+                <w:szCs w:val="19"/>
+              </w:rPr>
+              <w:t xml:space="preserve">- </w:t>
+            </w:r>
+            <w:r>
+              <w:rPr>
+                <w:b/>
+                <w:bCs/>
+                <w:sz w:val="19"/>
+                <w:szCs w:val="19"/>
+              </w:rPr>
+              <w:t>Reserva de cronograma R-PAGO (2 días):</w:t>
+            </w:r>
+            <w:r>
+              <w:rPr>
+                <w:sz w:val="19"/>
+                <w:szCs w:val="19"/>
+              </w:rPr>
+              <w:t xml:space="preserve"> Asignada al paquete de pasarela para cubrir desvíos de homologación (NOR-01). </w:t>
+            </w:r>
+          </w:p>
+          <w:p>
+            <w:pPr>
+              <w:rPr>
+                <w:sz w:val="19"/>
+                <w:szCs w:val="19"/>
+              </w:rPr>
+            </w:pPr>
+            <w:r>
+              <w:rPr>
+                <w:sz w:val="19"/>
+                <w:szCs w:val="19"/>
+              </w:rPr>
+              <w:br/>
+            </w:r>
+          </w:p>
+          <w:p>
+            <w:pPr>
+              <w:rPr>
+                <w:sz w:val="19"/>
+                <w:szCs w:val="19"/>
+              </w:rPr>
+            </w:pPr>
+            <w:r>
+              <w:rPr>
+                <w:sz w:val="19"/>
+                <w:szCs w:val="19"/>
+              </w:rPr>
+              <w:t xml:space="preserve">- Solicitud formal de la auditoría externa de 15 días hábiles al proveedor de pago (el cual no para en Navidad) (C-03). </w:t>
+            </w:r>
+          </w:p>
+          <w:p>
+            <w:pPr>
+              <w:rPr>
+                <w:sz w:val="19"/>
+                <w:szCs w:val="19"/>
+              </w:rPr>
+            </w:pPr>
+            <w:r>
+              <w:rPr>
+                <w:sz w:val="19"/>
+                <w:szCs w:val="19"/>
+              </w:rPr>
+              <w:br/>
+            </w:r>
+          </w:p>
+          <w:p>
+            <w:pPr>
+              <w:rPr>
+                <w:sz w:val="19"/>
+                <w:szCs w:val="19"/>
+              </w:rPr>
+            </w:pPr>
+            <w:r>
+              <w:rPr>
+                <w:sz w:val="19"/>
+                <w:szCs w:val="19"/>
+              </w:rPr>
+              <w:t xml:space="preserve">- </w:t>
+            </w:r>
+            <w:r>
+              <w:rPr>
+                <w:b/>
+                <w:bCs/>
+                <w:sz w:val="19"/>
+                <w:szCs w:val="19"/>
+              </w:rPr>
+              <w:t>Equipo 2:</w:t>
+            </w:r>
+            <w:r>
+              <w:rPr>
+                <w:sz w:val="19"/>
+                <w:szCs w:val="19"/>
+              </w:rPr>
+              <w:t xml:space="preserve"> Inicio anticipado en paralelo de la especificación y construcción de RF-05 y RF-06.</w:t>
+            </w:r>
+          </w:p>
+        </w:tc>
+        <w:tc>
+          <w:tcPr>
+            <w:tcW w:w="1058" w:type="pct"/>
+          </w:tcPr>
+          <w:p>
+            <w:pPr>
+              <w:rPr>
+                <w:sz w:val="19"/>
+                <w:szCs w:val="19"/>
+              </w:rPr>
+            </w:pPr>
+            <w:r>
+              <w:rPr>
+                <w:sz w:val="19"/>
+                <w:szCs w:val="19"/>
+              </w:rPr>
+              <w:t xml:space="preserve">Requisitos RF-01 a RF-04 verificados en estado V, obtención de credenciales de producción tras superar la auditoría de 15 días, y </w:t>
+            </w:r>
+            <w:r>
+              <w:rPr>
+                <w:sz w:val="19"/>
+                <w:szCs w:val="19"/>
+              </w:rPr>
+              <w:t>Certificación de obra CO-1 (</w:t>
+            </w:r>
             <w:r>
               <w:rPr>
                 <w:i/>
@@ -2795,9 +3453,450 @@
                 <w:sz w:val="19"/>
                 <w:szCs w:val="19"/>
               </w:rPr>
-              <w:t>Sprints</w:t>
-            </w:r>
-            <w:proofErr w:type="spellEnd"/>
+              <w:t>Sujeta a confirmación del cierre comercial</w:t>
+            </w:r>
+            <w:r>
+              <w:rPr>
+                <w:sz w:val="19"/>
+                <w:szCs w:val="19"/>
+              </w:rPr>
+              <w:t>).</w:t>
+            </w:r>
+          </w:p>
+        </w:tc>
+        <w:tc>
+          <w:tcPr>
+            <w:tcW w:w="1295" w:type="pct"/>
+          </w:tcPr>
+          <w:p>
+            <w:pPr>
+              <w:rPr>
+                <w:sz w:val="19"/>
+                <w:szCs w:val="19"/>
+              </w:rPr>
+            </w:pPr>
+            <w:r>
+              <w:rPr>
+                <w:sz w:val="19"/>
+                <w:szCs w:val="19"/>
+              </w:rPr>
+              <w:t>NOR-01, NOR-04, NOR-25, C-03, Cláusula 7.</w:t>
+            </w:r>
+          </w:p>
+        </w:tc>
+      </w:tr>
+      <w:tr>
+        <w:trPr>
+          <w:cantSplit/>
+          <w:trHeight w:val="454"/>
+        </w:trPr>
+        <w:tc>
+          <w:tcPr>
+            <w:tcW w:w="765" w:type="pct"/>
+          </w:tcPr>
+          <w:p>
+            <w:pPr>
+              <w:rPr>
+                <w:sz w:val="19"/>
+                <w:szCs w:val="19"/>
+              </w:rPr>
+            </w:pPr>
+            <w:r>
+              <w:rPr>
+                <w:sz w:val="19"/>
+                <w:szCs w:val="19"/>
+              </w:rPr>
+              <w:lastRenderedPageBreak/>
+              <w:t>Fase 3: Tienda, Logística, Informes y Piloto</w:t>
+            </w:r>
+          </w:p>
+        </w:tc>
+        <w:tc>
+          <w:tcPr>
+            <w:tcW w:w="765" w:type="pct"/>
+          </w:tcPr>
+          <w:p>
+            <w:pPr>
+              <w:rPr>
+                <w:sz w:val="19"/>
+                <w:szCs w:val="19"/>
+              </w:rPr>
+            </w:pPr>
+            <w:r>
+              <w:rPr>
+                <w:b/>
+                <w:bCs/>
+                <w:sz w:val="19"/>
+                <w:szCs w:val="19"/>
+              </w:rPr>
+              <w:t>Sprint 5:</w:t>
+            </w:r>
+            <w:r>
+              <w:rPr>
+                <w:sz w:val="19"/>
+                <w:szCs w:val="19"/>
+              </w:rPr>
+              <w:t xml:space="preserve"> 11/01–22/01/2027</w:t>
+            </w:r>
+          </w:p>
+          <w:p>
+            <w:pPr>
+              <w:rPr>
+                <w:sz w:val="19"/>
+                <w:szCs w:val="19"/>
+              </w:rPr>
+            </w:pPr>
+            <w:r>
+              <w:rPr>
+                <w:sz w:val="19"/>
+                <w:szCs w:val="19"/>
+              </w:rPr>
+              <w:br/>
+            </w:r>
+          </w:p>
+          <w:p>
+            <w:pPr>
+              <w:rPr>
+                <w:sz w:val="19"/>
+                <w:szCs w:val="19"/>
+              </w:rPr>
+            </w:pPr>
+            <w:r>
+              <w:rPr>
+                <w:b/>
+                <w:bCs/>
+                <w:sz w:val="19"/>
+                <w:szCs w:val="19"/>
+              </w:rPr>
+              <w:t>Sprint 6:</w:t>
+            </w:r>
+            <w:r>
+              <w:rPr>
+                <w:sz w:val="19"/>
+                <w:szCs w:val="19"/>
+              </w:rPr>
+              <w:t xml:space="preserve"> 25/01–05/02/2027</w:t>
+            </w:r>
+          </w:p>
+          <w:p>
+            <w:pPr>
+              <w:rPr>
+                <w:sz w:val="19"/>
+                <w:szCs w:val="19"/>
+              </w:rPr>
+            </w:pPr>
+            <w:r>
+              <w:rPr>
+                <w:sz w:val="19"/>
+                <w:szCs w:val="19"/>
+              </w:rPr>
+              <w:br/>
+            </w:r>
+          </w:p>
+          <w:p>
+            <w:pPr>
+              <w:rPr>
+                <w:sz w:val="19"/>
+                <w:szCs w:val="19"/>
+              </w:rPr>
+            </w:pPr>
+            <w:r>
+              <w:rPr>
+                <w:b/>
+                <w:bCs/>
+                <w:sz w:val="19"/>
+                <w:szCs w:val="19"/>
+              </w:rPr>
+              <w:t>Sprint 7:</w:t>
+            </w:r>
+            <w:r>
+              <w:rPr>
+                <w:sz w:val="19"/>
+                <w:szCs w:val="19"/>
+              </w:rPr>
+              <w:t xml:space="preserve"> 08/02–19/02/2027</w:t>
+            </w:r>
+          </w:p>
+          <w:p>
+            <w:pPr>
+              <w:rPr>
+                <w:sz w:val="19"/>
+                <w:szCs w:val="19"/>
+              </w:rPr>
+            </w:pPr>
+            <w:r>
+              <w:rPr>
+                <w:sz w:val="19"/>
+                <w:szCs w:val="19"/>
+              </w:rPr>
+              <w:br/>
+            </w:r>
+          </w:p>
+          <w:p>
+            <w:pPr>
+              <w:rPr>
+                <w:sz w:val="19"/>
+                <w:szCs w:val="19"/>
+              </w:rPr>
+            </w:pPr>
+            <w:r>
+              <w:rPr>
+                <w:sz w:val="19"/>
+                <w:szCs w:val="19"/>
+              </w:rPr>
+              <w:t>(30 días laborables)</w:t>
+            </w:r>
+          </w:p>
+        </w:tc>
+        <w:tc>
+          <w:tcPr>
+            <w:tcW w:w="1117" w:type="pct"/>
+          </w:tcPr>
+          <w:p>
+            <w:pPr>
+              <w:rPr>
+                <w:sz w:val="19"/>
+                <w:szCs w:val="19"/>
+              </w:rPr>
+            </w:pPr>
+            <w:r>
+              <w:rPr>
+                <w:sz w:val="19"/>
+                <w:szCs w:val="19"/>
+              </w:rPr>
+              <w:t xml:space="preserve">- </w:t>
+            </w:r>
+            <w:r>
+              <w:rPr>
+                <w:b/>
+                <w:bCs/>
+                <w:sz w:val="19"/>
+                <w:szCs w:val="19"/>
+              </w:rPr>
+              <w:t>Equipo 2 (Tiendas/Sistemas):</w:t>
+            </w:r>
+            <w:r>
+              <w:rPr>
+                <w:sz w:val="19"/>
+                <w:szCs w:val="19"/>
+              </w:rPr>
+              <w:t xml:space="preserve"> Conclusión definitiva de la construcción y verificación de RF-05 y RF-06 en el Sprint 5, asegurando su disponibilidad antes de que finalice el recuento navideño (primer cierre de periodo del año). </w:t>
+            </w:r>
+          </w:p>
+          <w:p>
+            <w:pPr>
+              <w:rPr>
+                <w:sz w:val="19"/>
+                <w:szCs w:val="19"/>
+              </w:rPr>
+            </w:pPr>
+            <w:r>
+              <w:rPr>
+                <w:sz w:val="19"/>
+                <w:szCs w:val="19"/>
+              </w:rPr>
+              <w:t>PDF</w:t>
+            </w:r>
+          </w:p>
+          <w:p>
+            <w:pPr>
+              <w:rPr>
+                <w:sz w:val="19"/>
+                <w:szCs w:val="19"/>
+              </w:rPr>
+            </w:pPr>
+            <w:r>
+              <w:rPr>
+                <w:sz w:val="19"/>
+                <w:szCs w:val="19"/>
+              </w:rPr>
+              <w:br/>
+            </w:r>
+          </w:p>
+          <w:p>
+            <w:pPr>
+              <w:rPr>
+                <w:sz w:val="19"/>
+                <w:szCs w:val="19"/>
+              </w:rPr>
+            </w:pPr>
+            <w:r>
+              <w:rPr>
+                <w:sz w:val="19"/>
+                <w:szCs w:val="19"/>
+              </w:rPr>
+              <w:t xml:space="preserve">- Desarrollo de RF-07 y RF-08. </w:t>
+            </w:r>
+          </w:p>
+          <w:p>
+            <w:pPr>
+              <w:rPr>
+                <w:sz w:val="19"/>
+                <w:szCs w:val="19"/>
+              </w:rPr>
+            </w:pPr>
+            <w:r>
+              <w:rPr>
+                <w:sz w:val="19"/>
+                <w:szCs w:val="19"/>
+              </w:rPr>
+              <w:br/>
+            </w:r>
+          </w:p>
+          <w:p>
+            <w:pPr>
+              <w:rPr>
+                <w:sz w:val="19"/>
+                <w:szCs w:val="19"/>
+              </w:rPr>
+            </w:pPr>
+            <w:r>
+              <w:rPr>
+                <w:sz w:val="19"/>
+                <w:szCs w:val="19"/>
+              </w:rPr>
+              <w:t xml:space="preserve">- Ejecución de las dos cargas de datos diferenciadas exigidas por RT-02. </w:t>
+            </w:r>
+          </w:p>
+          <w:p>
+            <w:pPr>
+              <w:rPr>
+                <w:sz w:val="19"/>
+                <w:szCs w:val="19"/>
+              </w:rPr>
+            </w:pPr>
+            <w:r>
+              <w:rPr>
+                <w:sz w:val="19"/>
+                <w:szCs w:val="19"/>
+              </w:rPr>
+              <w:br/>
+            </w:r>
+          </w:p>
+          <w:p>
+            <w:pPr>
+              <w:rPr>
+                <w:sz w:val="19"/>
+                <w:szCs w:val="19"/>
+              </w:rPr>
+            </w:pPr>
+            <w:r>
+              <w:rPr>
+                <w:sz w:val="19"/>
+                <w:szCs w:val="19"/>
+              </w:rPr>
+              <w:t xml:space="preserve">- </w:t>
+            </w:r>
+            <w:r>
+              <w:rPr>
+                <w:b/>
+                <w:bCs/>
+                <w:sz w:val="19"/>
+                <w:szCs w:val="19"/>
+              </w:rPr>
+              <w:t>Reserva de cronograma R-PILOTO (2 días):</w:t>
+            </w:r>
+            <w:r>
+              <w:rPr>
+                <w:sz w:val="19"/>
+                <w:szCs w:val="19"/>
+              </w:rPr>
+              <w:t xml:space="preserve"> Situada en el paquete de pruebas de campo (NOR-01). </w:t>
+            </w:r>
+          </w:p>
+          <w:p>
+            <w:pPr>
+              <w:rPr>
+                <w:sz w:val="19"/>
+                <w:szCs w:val="19"/>
+              </w:rPr>
+            </w:pPr>
+            <w:r>
+              <w:rPr>
+                <w:sz w:val="19"/>
+                <w:szCs w:val="19"/>
+              </w:rPr>
+              <w:br/>
+            </w:r>
+          </w:p>
+          <w:p>
+            <w:pPr>
+              <w:rPr>
+                <w:sz w:val="19"/>
+                <w:szCs w:val="19"/>
+              </w:rPr>
+            </w:pPr>
+            <w:r>
+              <w:rPr>
+                <w:sz w:val="19"/>
+                <w:szCs w:val="19"/>
+              </w:rPr>
+              <w:t xml:space="preserve">- Contratación anticipada de la formación como adquisición (NOR-26) y preparación de materiales. </w:t>
+            </w:r>
+          </w:p>
+          <w:p>
+            <w:pPr>
+              <w:rPr>
+                <w:sz w:val="19"/>
+                <w:szCs w:val="19"/>
+              </w:rPr>
+            </w:pPr>
+            <w:r>
+              <w:rPr>
+                <w:sz w:val="19"/>
+                <w:szCs w:val="19"/>
+              </w:rPr>
+              <w:br/>
+            </w:r>
+          </w:p>
+          <w:p>
+            <w:pPr>
+              <w:rPr>
+                <w:sz w:val="19"/>
+                <w:szCs w:val="19"/>
+              </w:rPr>
+            </w:pPr>
+            <w:r>
+              <w:rPr>
+                <w:sz w:val="19"/>
+                <w:szCs w:val="19"/>
+              </w:rPr>
+              <w:t>- Ejecución del piloto en 3 tiendas cubriendo al menos dos ciclos completos de reposición (adaptado a los martes de reposición de TuSuper) desde el cierre del recuento (CA-03)</w:t>
+            </w:r>
+          </w:p>
+        </w:tc>
+        <w:tc>
+          <w:tcPr>
+            <w:tcW w:w="1058" w:type="pct"/>
+          </w:tcPr>
+          <w:p>
+            <w:pPr>
+              <w:rPr>
+                <w:sz w:val="19"/>
+                <w:szCs w:val="19"/>
+              </w:rPr>
+            </w:pPr>
+            <w:r>
+              <w:rPr>
+                <w:sz w:val="19"/>
+                <w:szCs w:val="19"/>
+              </w:rPr>
+              <w:t xml:space="preserve">Piloto superado sin incidencias que impidan cursar pedidos (CA-03), personal formado y </w:t>
+            </w:r>
+            <w:r>
+              <w:rPr>
+                <w:sz w:val="19"/>
+                <w:szCs w:val="19"/>
+              </w:rPr>
+              <w:t>Certificación de obra CO-3</w:t>
+            </w:r>
+            <w:r>
+              <w:rPr>
+                <w:sz w:val="19"/>
+                <w:szCs w:val="19"/>
+              </w:rPr>
+              <w:t xml:space="preserve"> (</w:t>
+            </w:r>
             <w:r>
               <w:rPr>
                 <w:i/>
@@ -2805,146 +3904,83 @@
                 <w:sz w:val="19"/>
                 <w:szCs w:val="19"/>
               </w:rPr>
-              <w:t xml:space="preserve"> 1 y 2)</w:t>
-            </w:r>
-          </w:p>
-          <w:p>
-            <w:pPr>
-              <w:rPr>
-                <w:sz w:val="19"/>
-                <w:szCs w:val="19"/>
-              </w:rPr>
-            </w:pPr>
-          </w:p>
-        </w:tc>
-        <w:tc>
-          <w:tcPr>
-            <w:tcW w:w="1117" w:type="pct"/>
-          </w:tcPr>
-          <w:p>
-            <w:pPr>
-              <w:rPr>
-                <w:sz w:val="19"/>
-                <w:szCs w:val="19"/>
-              </w:rPr>
-            </w:pPr>
-            <w:r>
-              <w:rPr>
-                <w:sz w:val="19"/>
-                <w:szCs w:val="19"/>
-              </w:rPr>
-              <w:t xml:space="preserve">Especificación funcional, diseño de interacción y construcción/integración de los requisitos RF-01 a RF-04 (ENT-01). Cierra con la </w:t>
-            </w:r>
-            <w:r>
+              <w:t>Sujeta a confirmación del cierre comercial; CO-2 se documentará según el acuerdo de entregas del Director de Cuenta</w:t>
+            </w:r>
+            <w:r>
+              <w:rPr>
+                <w:sz w:val="19"/>
+                <w:szCs w:val="19"/>
+              </w:rPr>
+              <w:t>)</w:t>
+            </w:r>
+            <w:r>
+              <w:rPr>
+                <w:sz w:val="19"/>
+                <w:szCs w:val="19"/>
+              </w:rPr>
+              <w:t>.</w:t>
+            </w:r>
+          </w:p>
+        </w:tc>
+        <w:tc>
+          <w:tcPr>
+            <w:tcW w:w="1295" w:type="pct"/>
+          </w:tcPr>
+          <w:p>
+            <w:pPr>
+              <w:rPr>
+                <w:sz w:val="19"/>
+                <w:szCs w:val="19"/>
+              </w:rPr>
+            </w:pPr>
+            <w:r>
+              <w:rPr>
+                <w:sz w:val="19"/>
+                <w:szCs w:val="19"/>
+              </w:rPr>
+              <w:t>NOR-01, NOR-04, NOR-26, RT-02, CA-03, C-02.</w:t>
+            </w:r>
+          </w:p>
+        </w:tc>
+      </w:tr>
+      <w:tr>
+        <w:trPr>
+          <w:cantSplit/>
+          <w:trHeight w:val="454"/>
+        </w:trPr>
+        <w:tc>
+          <w:tcPr>
+            <w:tcW w:w="765" w:type="pct"/>
+          </w:tcPr>
+          <w:p>
+            <w:pPr>
+              <w:rPr>
+                <w:sz w:val="19"/>
+                <w:szCs w:val="19"/>
+              </w:rPr>
+            </w:pPr>
+            <w:r>
+              <w:rPr>
+                <w:sz w:val="19"/>
+                <w:szCs w:val="19"/>
+              </w:rPr>
+              <w:lastRenderedPageBreak/>
+              <w:t>Fase 4: Despliegue General y Explotación</w:t>
+            </w:r>
+          </w:p>
+        </w:tc>
+        <w:tc>
+          <w:tcPr>
+            <w:tcW w:w="765" w:type="pct"/>
+          </w:tcPr>
+          <w:p>
+            <w:pPr>
               <w:rPr>
                 <w:b/>
                 <w:bCs/>
                 <w:sz w:val="19"/>
                 <w:szCs w:val="19"/>
               </w:rPr>
-              <w:t>Certificación de obra CO-1</w:t>
-            </w:r>
-            <w:r>
-              <w:rPr>
-                <w:sz w:val="19"/>
-                <w:szCs w:val="19"/>
-              </w:rPr>
-              <w:t>.</w:t>
-            </w:r>
-          </w:p>
-        </w:tc>
-        <w:tc>
-          <w:tcPr>
-            <w:tcW w:w="1058" w:type="pct"/>
-          </w:tcPr>
-          <w:p>
-            <w:pPr>
-              <w:rPr>
-                <w:sz w:val="19"/>
-                <w:szCs w:val="19"/>
-              </w:rPr>
-            </w:pPr>
-            <w:r>
-              <w:rPr>
-                <w:sz w:val="19"/>
-                <w:szCs w:val="19"/>
-              </w:rPr>
-              <w:t xml:space="preserve">Requisitos RF-01 a RF-04 en estado V (Verificado) y certificación firmada en la reunión de cierre por </w:t>
-            </w:r>
-            <w:proofErr w:type="spellStart"/>
-            <w:r>
-              <w:rPr>
-                <w:sz w:val="19"/>
-                <w:szCs w:val="19"/>
-              </w:rPr>
-              <w:t>TuSuper</w:t>
-            </w:r>
-            <w:proofErr w:type="spellEnd"/>
-            <w:r>
-              <w:rPr>
-                <w:sz w:val="19"/>
-                <w:szCs w:val="19"/>
-              </w:rPr>
-              <w:t>.</w:t>
-            </w:r>
-          </w:p>
-        </w:tc>
-        <w:tc>
-          <w:tcPr>
-            <w:tcW w:w="1295" w:type="pct"/>
-          </w:tcPr>
-          <w:p>
-            <w:pPr>
-              <w:rPr>
-                <w:sz w:val="19"/>
-                <w:szCs w:val="19"/>
-              </w:rPr>
-            </w:pPr>
-            <w:r>
-              <w:rPr>
-                <w:sz w:val="19"/>
-                <w:szCs w:val="19"/>
-              </w:rPr>
-              <w:t>Acta TSL-2627 (Pág. 2, ENT-01), MS Project TSL-2627 y NOR-25</w:t>
-            </w:r>
-          </w:p>
-        </w:tc>
-      </w:tr>
-      <w:tr>
-        <w:trPr>
-          <w:cantSplit/>
-          <w:trHeight w:val="454"/>
-        </w:trPr>
-        <w:tc>
-          <w:tcPr>
-            <w:tcW w:w="765" w:type="pct"/>
-          </w:tcPr>
-          <w:p>
-            <w:pPr>
-              <w:rPr>
-                <w:sz w:val="19"/>
-                <w:szCs w:val="19"/>
-              </w:rPr>
-            </w:pPr>
-            <w:r>
-              <w:rPr>
-                <w:sz w:val="19"/>
-                <w:szCs w:val="19"/>
-              </w:rPr>
-              <w:t>Fase 2: Integración con el ERP</w:t>
-            </w:r>
-          </w:p>
-        </w:tc>
-        <w:tc>
-          <w:tcPr>
-            <w:tcW w:w="765" w:type="pct"/>
-          </w:tcPr>
-          <w:p>
-            <w:pPr>
-              <w:rPr>
-                <w:sz w:val="19"/>
-                <w:szCs w:val="19"/>
-              </w:rPr>
             </w:pPr>
             <w:r>
               <w:rPr>
@@ -2953,60 +3989,17 @@
                 <w:sz w:val="19"/>
                 <w:szCs w:val="19"/>
               </w:rPr>
-              <w:t>Fecha inicio:</w:t>
-            </w:r>
-            <w:r>
-              <w:rPr>
-                <w:sz w:val="19"/>
-                <w:szCs w:val="19"/>
-              </w:rPr>
-              <w:t xml:space="preserve"> </w:t>
-            </w:r>
-            <w:r>
-              <w:rPr>
-                <w:sz w:val="19"/>
-                <w:szCs w:val="19"/>
-              </w:rPr>
-              <w:t>18/11/2026</w:t>
-            </w:r>
-          </w:p>
-          <w:p>
-            <w:pPr>
-              <w:rPr>
-                <w:sz w:val="19"/>
-                <w:szCs w:val="19"/>
-              </w:rPr>
-            </w:pPr>
-            <w:r>
+              <w:t>Sprint 8: 22/02–05/03/2027</w:t>
+            </w:r>
+          </w:p>
+          <w:p>
+            <w:pPr>
               <w:rPr>
                 <w:b/>
                 <w:bCs/>
                 <w:sz w:val="19"/>
                 <w:szCs w:val="19"/>
               </w:rPr>
-              <w:t>Fecha fin:</w:t>
-            </w:r>
-            <w:r>
-              <w:rPr>
-                <w:sz w:val="19"/>
-                <w:szCs w:val="19"/>
-              </w:rPr>
-              <w:t xml:space="preserve"> </w:t>
-            </w:r>
-            <w:r>
-              <w:rPr>
-                <w:sz w:val="19"/>
-                <w:szCs w:val="19"/>
-              </w:rPr>
-              <w:t>15/12/2026</w:t>
-            </w:r>
-          </w:p>
-          <w:p>
-            <w:pPr>
-              <w:rPr>
-                <w:sz w:val="19"/>
-                <w:szCs w:val="19"/>
-              </w:rPr>
             </w:pPr>
             <w:r>
               <w:rPr>
@@ -3015,247 +4008,17 @@
                 <w:sz w:val="19"/>
                 <w:szCs w:val="19"/>
               </w:rPr>
-              <w:t>Días laborables:</w:t>
-            </w:r>
-            <w:r>
-              <w:rPr>
-                <w:sz w:val="19"/>
-                <w:szCs w:val="19"/>
-              </w:rPr>
-              <w:t xml:space="preserve"> </w:t>
-            </w:r>
-            <w:r>
-              <w:rPr>
-                <w:sz w:val="19"/>
-                <w:szCs w:val="19"/>
-              </w:rPr>
-              <w:t>18</w:t>
-            </w:r>
-            <w:r>
-              <w:rPr>
-                <w:sz w:val="19"/>
-                <w:szCs w:val="19"/>
-              </w:rPr>
-              <w:t xml:space="preserve"> días hábiles</w:t>
-            </w:r>
-            <w:r>
-              <w:rPr>
-                <w:sz w:val="19"/>
-                <w:szCs w:val="19"/>
-              </w:rPr>
               <w:br/>
             </w:r>
           </w:p>
           <w:p>
             <w:pPr>
-              <w:rPr>
-                <w:sz w:val="19"/>
-                <w:szCs w:val="19"/>
-              </w:rPr>
-            </w:pPr>
-            <w:r>
-              <w:rPr>
-                <w:i/>
-                <w:iCs/>
-                <w:sz w:val="19"/>
-                <w:szCs w:val="19"/>
-              </w:rPr>
-              <w:t>(</w:t>
-            </w:r>
-            <w:proofErr w:type="spellStart"/>
-            <w:r>
-              <w:rPr>
-                <w:i/>
-                <w:iCs/>
-                <w:sz w:val="19"/>
-                <w:szCs w:val="19"/>
-              </w:rPr>
-              <w:t>Sprints</w:t>
-            </w:r>
-            <w:proofErr w:type="spellEnd"/>
-            <w:r>
-              <w:rPr>
-                <w:i/>
-                <w:iCs/>
-                <w:sz w:val="19"/>
-                <w:szCs w:val="19"/>
-              </w:rPr>
-              <w:t xml:space="preserve"> </w:t>
-            </w:r>
-            <w:r>
-              <w:rPr>
-                <w:i/>
-                <w:iCs/>
-                <w:sz w:val="19"/>
-                <w:szCs w:val="19"/>
-              </w:rPr>
-              <w:t>3</w:t>
-            </w:r>
-            <w:r>
-              <w:rPr>
-                <w:i/>
-                <w:iCs/>
-                <w:sz w:val="19"/>
-                <w:szCs w:val="19"/>
-              </w:rPr>
-              <w:t xml:space="preserve"> y </w:t>
-            </w:r>
-            <w:r>
-              <w:rPr>
-                <w:i/>
-                <w:iCs/>
-                <w:sz w:val="19"/>
-                <w:szCs w:val="19"/>
-              </w:rPr>
-              <w:t>4</w:t>
-            </w:r>
-            <w:r>
-              <w:rPr>
-                <w:i/>
-                <w:iCs/>
-                <w:sz w:val="19"/>
-                <w:szCs w:val="19"/>
-              </w:rPr>
-              <w:t>)</w:t>
-            </w:r>
-          </w:p>
-          <w:p>
-            <w:pPr>
-              <w:rPr>
-                <w:sz w:val="19"/>
-                <w:szCs w:val="19"/>
-              </w:rPr>
-            </w:pPr>
-          </w:p>
-        </w:tc>
-        <w:tc>
-          <w:tcPr>
-            <w:tcW w:w="1117" w:type="pct"/>
-          </w:tcPr>
-          <w:p>
-            <w:pPr>
-              <w:rPr>
-                <w:sz w:val="19"/>
-                <w:szCs w:val="19"/>
-              </w:rPr>
-            </w:pPr>
-            <w:r>
-              <w:rPr>
-                <w:sz w:val="19"/>
-                <w:szCs w:val="19"/>
-              </w:rPr>
-              <w:t xml:space="preserve">Conector con el ERP funcionando (ENT-02), sincronización de catálogo, precios y existencias (RF-02). Cierra con la </w:t>
-            </w:r>
-            <w:r>
               <w:rPr>
                 <w:b/>
                 <w:bCs/>
                 <w:sz w:val="19"/>
                 <w:szCs w:val="19"/>
               </w:rPr>
-              <w:t>Certificación de obra CO-2</w:t>
-            </w:r>
-            <w:r>
-              <w:rPr>
-                <w:sz w:val="19"/>
-                <w:szCs w:val="19"/>
-              </w:rPr>
-              <w:t>.</w:t>
-            </w:r>
-          </w:p>
-        </w:tc>
-        <w:tc>
-          <w:tcPr>
-            <w:tcW w:w="1058" w:type="pct"/>
-          </w:tcPr>
-          <w:p>
-            <w:pPr>
-              <w:rPr>
-                <w:sz w:val="19"/>
-                <w:szCs w:val="19"/>
-              </w:rPr>
-            </w:pPr>
-            <w:r>
-              <w:rPr>
-                <w:sz w:val="19"/>
-                <w:szCs w:val="19"/>
-              </w:rPr>
-              <w:t xml:space="preserve">Pruebas de integración sincrónica ERP-Plataforma superadas sin intervención manual y conformidad de </w:t>
-            </w:r>
-            <w:proofErr w:type="spellStart"/>
-            <w:r>
-              <w:rPr>
-                <w:sz w:val="19"/>
-                <w:szCs w:val="19"/>
-              </w:rPr>
-              <w:t>TuSuper</w:t>
-            </w:r>
-            <w:proofErr w:type="spellEnd"/>
-            <w:r>
-              <w:rPr>
-                <w:sz w:val="19"/>
-                <w:szCs w:val="19"/>
-              </w:rPr>
-              <w:t>.</w:t>
-            </w:r>
-          </w:p>
-        </w:tc>
-        <w:tc>
-          <w:tcPr>
-            <w:tcW w:w="1295" w:type="pct"/>
-          </w:tcPr>
-          <w:p>
-            <w:pPr>
-              <w:rPr>
-                <w:sz w:val="19"/>
-                <w:szCs w:val="19"/>
-              </w:rPr>
-            </w:pPr>
-            <w:r>
-              <w:rPr>
-                <w:sz w:val="19"/>
-                <w:szCs w:val="19"/>
-              </w:rPr>
-              <w:t>Acta TSL-2627 (Pág. 2, ENT-02), MS Project TSL-2627 y NOR-25</w:t>
-            </w:r>
-          </w:p>
-        </w:tc>
-      </w:tr>
-      <w:tr>
-        <w:trPr>
-          <w:cantSplit/>
-          <w:trHeight w:val="454"/>
-        </w:trPr>
-        <w:tc>
-          <w:tcPr>
-            <w:tcW w:w="765" w:type="pct"/>
-          </w:tcPr>
-          <w:p>
-            <w:pPr>
-              <w:rPr>
-                <w:sz w:val="19"/>
-                <w:szCs w:val="19"/>
-              </w:rPr>
-            </w:pPr>
-            <w:r>
-              <w:rPr>
-                <w:sz w:val="19"/>
-                <w:szCs w:val="19"/>
-              </w:rPr>
-              <w:t>Fase 3: Tienda, Logística, Informes y Piloto</w:t>
-            </w:r>
-          </w:p>
-        </w:tc>
-        <w:tc>
-          <w:tcPr>
-            <w:tcW w:w="765" w:type="pct"/>
-          </w:tcPr>
-          <w:p>
-            <w:pPr>
-              <w:rPr>
-                <w:sz w:val="19"/>
-                <w:szCs w:val="19"/>
-              </w:rPr>
             </w:pPr>
             <w:r>
               <w:rPr>
@@ -3264,67 +4027,183 @@
                 <w:sz w:val="19"/>
                 <w:szCs w:val="19"/>
               </w:rPr>
-              <w:t>Fecha inicio:</w:t>
-            </w:r>
-            <w:r>
-              <w:rPr>
-                <w:sz w:val="19"/>
-                <w:szCs w:val="19"/>
-              </w:rPr>
-              <w:t xml:space="preserve"> </w:t>
-            </w:r>
-            <w:r>
-              <w:rPr>
-                <w:sz w:val="19"/>
-                <w:szCs w:val="19"/>
-              </w:rPr>
-              <w:t>16/12/2026</w:t>
-            </w:r>
-          </w:p>
-          <w:p>
-            <w:pPr>
-              <w:rPr>
-                <w:sz w:val="19"/>
-                <w:szCs w:val="19"/>
-              </w:rPr>
-            </w:pPr>
-            <w:r>
+              <w:t>(10 días laborables)</w:t>
+            </w:r>
+          </w:p>
+        </w:tc>
+        <w:tc>
+          <w:tcPr>
+            <w:tcW w:w="1117" w:type="pct"/>
+          </w:tcPr>
+          <w:p>
+            <w:pPr>
+              <w:rPr>
+                <w:sz w:val="19"/>
+                <w:szCs w:val="19"/>
+              </w:rPr>
+            </w:pPr>
+            <w:r>
+              <w:rPr>
+                <w:sz w:val="19"/>
+                <w:szCs w:val="19"/>
+              </w:rPr>
+              <w:t xml:space="preserve">- Configuración de preproducción/producción y despliegue general de la plataforma en las 32 tiendas de la cadena. </w:t>
+            </w:r>
+          </w:p>
+          <w:p>
+            <w:pPr>
+              <w:rPr>
+                <w:sz w:val="19"/>
+                <w:szCs w:val="19"/>
+              </w:rPr>
+            </w:pPr>
+            <w:r>
+              <w:rPr>
+                <w:sz w:val="19"/>
+                <w:szCs w:val="19"/>
+              </w:rPr>
+              <w:t>PDF</w:t>
+            </w:r>
+          </w:p>
+          <w:p>
+            <w:pPr>
+              <w:rPr>
+                <w:sz w:val="19"/>
+                <w:szCs w:val="19"/>
+              </w:rPr>
+            </w:pPr>
+            <w:r>
+              <w:rPr>
+                <w:sz w:val="19"/>
+                <w:szCs w:val="19"/>
+              </w:rPr>
+              <w:br/>
+            </w:r>
+          </w:p>
+          <w:p>
+            <w:pPr>
+              <w:rPr>
+                <w:sz w:val="19"/>
+                <w:szCs w:val="19"/>
+              </w:rPr>
+            </w:pPr>
+            <w:r>
+              <w:rPr>
+                <w:sz w:val="19"/>
+                <w:szCs w:val="19"/>
+              </w:rPr>
+              <w:t xml:space="preserve">- Verificación de no regresión y control de la incorporación del refuerzo de personal de campaña contratado por TuSuper una semana antes de la explotación (C-02). </w:t>
+            </w:r>
+          </w:p>
+          <w:p>
+            <w:pPr>
+              <w:rPr>
+                <w:sz w:val="19"/>
+                <w:szCs w:val="19"/>
+              </w:rPr>
+            </w:pPr>
+            <w:r>
+              <w:rPr>
+                <w:sz w:val="19"/>
+                <w:szCs w:val="19"/>
+              </w:rPr>
+              <w:br/>
+            </w:r>
+          </w:p>
+          <w:p>
+            <w:pPr>
+              <w:rPr>
+                <w:sz w:val="19"/>
+                <w:szCs w:val="19"/>
+              </w:rPr>
+            </w:pPr>
+            <w:r>
+              <w:rPr>
+                <w:sz w:val="19"/>
+                <w:szCs w:val="19"/>
+              </w:rPr>
+              <w:t>- Conclusión del despliegue completada el 05/03/2027, dejando un margen robusto de estabilización antes del límite estricto de la campaña de Semana Santa.</w:t>
+            </w:r>
+          </w:p>
+        </w:tc>
+        <w:tc>
+          <w:tcPr>
+            <w:tcW w:w="1058" w:type="pct"/>
+          </w:tcPr>
+          <w:p>
+            <w:pPr>
+              <w:rPr>
+                <w:sz w:val="19"/>
+                <w:szCs w:val="19"/>
+              </w:rPr>
+            </w:pPr>
+            <w:r>
+              <w:rPr>
+                <w:sz w:val="19"/>
+                <w:szCs w:val="19"/>
+              </w:rPr>
+              <w:t>Plataforma operando en producción para toda la cadena antes del lunes 15 de marzo de 2027, acta de puesta en explotación firmada y última certificación de obra obtenida.</w:t>
+            </w:r>
+          </w:p>
+        </w:tc>
+        <w:tc>
+          <w:tcPr>
+            <w:tcW w:w="1295" w:type="pct"/>
+          </w:tcPr>
+          <w:p>
+            <w:pPr>
+              <w:rPr>
+                <w:sz w:val="19"/>
+                <w:szCs w:val="19"/>
+              </w:rPr>
+            </w:pPr>
+            <w:r>
+              <w:rPr>
+                <w:sz w:val="19"/>
+                <w:szCs w:val="19"/>
+              </w:rPr>
+              <w:t>Restricciones contractuales, C-02</w:t>
+            </w:r>
+          </w:p>
+        </w:tc>
+      </w:tr>
+      <w:tr>
+        <w:trPr>
+          <w:cantSplit/>
+          <w:trHeight w:val="454"/>
+        </w:trPr>
+        <w:tc>
+          <w:tcPr>
+            <w:tcW w:w="765" w:type="pct"/>
+          </w:tcPr>
+          <w:p>
+            <w:pPr>
+              <w:rPr>
+                <w:sz w:val="19"/>
+                <w:szCs w:val="19"/>
+              </w:rPr>
+            </w:pPr>
+            <w:r>
+              <w:rPr>
+                <w:sz w:val="19"/>
+                <w:szCs w:val="19"/>
+              </w:rPr>
+              <w:t>Cierre Formal del Proyecto</w:t>
+            </w:r>
+          </w:p>
+        </w:tc>
+        <w:tc>
+          <w:tcPr>
+            <w:tcW w:w="765" w:type="pct"/>
+          </w:tcPr>
+          <w:p>
+            <w:pPr>
               <w:rPr>
                 <w:b/>
                 <w:bCs/>
                 <w:sz w:val="19"/>
                 <w:szCs w:val="19"/>
               </w:rPr>
-              <w:t>Fecha fin:</w:t>
-            </w:r>
-            <w:r>
-              <w:rPr>
-                <w:sz w:val="19"/>
-                <w:szCs w:val="19"/>
-              </w:rPr>
-              <w:t xml:space="preserve"> </w:t>
-            </w:r>
-            <w:r>
-              <w:rPr>
-                <w:sz w:val="19"/>
-                <w:szCs w:val="19"/>
-              </w:rPr>
-              <w:t>11</w:t>
-            </w:r>
-            <w:r>
-              <w:rPr>
-                <w:sz w:val="19"/>
-                <w:szCs w:val="19"/>
-              </w:rPr>
-              <w:t>/02/2027</w:t>
-            </w:r>
-          </w:p>
-          <w:p>
-            <w:pPr>
-              <w:rPr>
-                <w:sz w:val="19"/>
-                <w:szCs w:val="19"/>
-              </w:rPr>
             </w:pPr>
             <w:r>
               <w:rPr>
@@ -3333,106 +4212,8 @@
                 <w:sz w:val="19"/>
                 <w:szCs w:val="19"/>
               </w:rPr>
-              <w:t>Días laborables:</w:t>
-            </w:r>
-            <w:r>
-              <w:rPr>
-                <w:sz w:val="19"/>
-                <w:szCs w:val="19"/>
-              </w:rPr>
-              <w:t xml:space="preserve"> </w:t>
-            </w:r>
-            <w:r>
-              <w:rPr>
-                <w:sz w:val="19"/>
-                <w:szCs w:val="19"/>
-              </w:rPr>
-              <w:t>3</w:t>
-            </w:r>
-            <w:r>
-              <w:rPr>
-                <w:sz w:val="19"/>
-                <w:szCs w:val="19"/>
-              </w:rPr>
-              <w:t>0</w:t>
-            </w:r>
-            <w:r>
-              <w:rPr>
-                <w:sz w:val="19"/>
-                <w:szCs w:val="19"/>
-              </w:rPr>
-              <w:t xml:space="preserve"> días hábiles</w:t>
-            </w:r>
-            <w:r>
-              <w:rPr>
-                <w:sz w:val="19"/>
-                <w:szCs w:val="19"/>
-              </w:rPr>
-              <w:br/>
-            </w:r>
-          </w:p>
-          <w:p>
-            <w:pPr>
-              <w:rPr>
-                <w:sz w:val="19"/>
-                <w:szCs w:val="19"/>
-              </w:rPr>
-            </w:pPr>
-            <w:r>
-              <w:rPr>
-                <w:i/>
-                <w:iCs/>
-                <w:sz w:val="19"/>
-                <w:szCs w:val="19"/>
-              </w:rPr>
-              <w:t>(</w:t>
-            </w:r>
-            <w:proofErr w:type="spellStart"/>
-            <w:r>
-              <w:rPr>
-                <w:i/>
-                <w:iCs/>
-                <w:sz w:val="19"/>
-                <w:szCs w:val="19"/>
-              </w:rPr>
-              <w:t>Sprints</w:t>
-            </w:r>
-            <w:proofErr w:type="spellEnd"/>
-            <w:r>
-              <w:rPr>
-                <w:i/>
-                <w:iCs/>
-                <w:sz w:val="19"/>
-                <w:szCs w:val="19"/>
-              </w:rPr>
-              <w:t xml:space="preserve"> </w:t>
-            </w:r>
-            <w:r>
-              <w:rPr>
-                <w:i/>
-                <w:iCs/>
-                <w:sz w:val="19"/>
-                <w:szCs w:val="19"/>
-              </w:rPr>
-              <w:t>5, 6 y 7</w:t>
-            </w:r>
-            <w:r>
-              <w:rPr>
-                <w:i/>
-                <w:iCs/>
-                <w:sz w:val="19"/>
-                <w:szCs w:val="19"/>
-              </w:rPr>
-              <w:t>)</w:t>
-            </w:r>
-          </w:p>
-          <w:p>
-            <w:pPr>
-              <w:rPr>
-                <w:sz w:val="19"/>
-                <w:szCs w:val="19"/>
-              </w:rPr>
-            </w:pPr>
+              <w:t>Posterior a la última certificación</w:t>
+            </w:r>
           </w:p>
         </w:tc>
         <w:tc>
@@ -3451,43 +4232,27 @@
                 <w:sz w:val="19"/>
                 <w:szCs w:val="19"/>
               </w:rPr>
-              <w:t xml:space="preserve">Panel de tienda (RF-06), logística (RF-05), notificaciones (RF-07) e informes (RF-08). </w:t>
-            </w:r>
-            <w:r>
-              <w:rPr>
-                <w:b/>
-                <w:bCs/>
-                <w:sz w:val="19"/>
-                <w:szCs w:val="19"/>
-              </w:rPr>
-              <w:t>Ejecución de Piloto de 2 semanas en 3 tiendas (</w:t>
-            </w:r>
-            <w:proofErr w:type="spellStart"/>
-            <w:r>
-              <w:rPr>
-                <w:b/>
-                <w:bCs/>
-                <w:sz w:val="19"/>
-                <w:szCs w:val="19"/>
-              </w:rPr>
-              <w:t>post-recuento</w:t>
-            </w:r>
-            <w:proofErr w:type="spellEnd"/>
-            <w:r>
-              <w:rPr>
-                <w:b/>
-                <w:bCs/>
-                <w:sz w:val="19"/>
-                <w:szCs w:val="19"/>
-              </w:rPr>
-              <w:t xml:space="preserve"> navideño)</w:t>
-            </w:r>
-            <w:r>
-              <w:rPr>
-                <w:sz w:val="19"/>
-                <w:szCs w:val="19"/>
-              </w:rPr>
-              <w:t xml:space="preserve"> y manuales (ENT-04). Certificación CO-3</w:t>
+              <w:t>- Traspaso formal del producto, configuraciones, documentación, relación de defectos abiertos y provisión de garantía (con cargo a la línea base de costes) al servicio de mantenimiento (NOR-19).</w:t>
+            </w:r>
+          </w:p>
+        </w:tc>
+        <w:tc>
+          <w:tcPr>
+            <w:tcW w:w="1058" w:type="pct"/>
+          </w:tcPr>
+          <w:p>
+            <w:pPr>
+              <w:rPr>
+                <w:sz w:val="19"/>
+                <w:szCs w:val="19"/>
+              </w:rPr>
+            </w:pPr>
+            <w:r>
+              <w:rPr>
+                <w:sz w:val="19"/>
+                <w:szCs w:val="19"/>
+              </w:rPr>
+              <w:t>Aprobación final y cierre formal del proyecto emitido por el Patrocinador de Taracea</w:t>
             </w:r>
             <w:r>
               <w:rPr>
@@ -3500,42 +4265,6 @@
         </w:tc>
         <w:tc>
           <w:tcPr>
-            <w:tcW w:w="1058" w:type="pct"/>
-          </w:tcPr>
-          <w:p>
-            <w:pPr>
-              <w:rPr>
-                <w:sz w:val="19"/>
-                <w:szCs w:val="19"/>
-              </w:rPr>
-            </w:pPr>
-            <w:r>
-              <w:rPr>
-                <w:sz w:val="19"/>
-                <w:szCs w:val="19"/>
-              </w:rPr>
-              <w:t xml:space="preserve">Piloto superado durante 2 ciclos de reposición continuos en las 3 tiendas sin incidencias críticas, personal formado y acta firmada por </w:t>
-            </w:r>
-            <w:proofErr w:type="spellStart"/>
-            <w:r>
-              <w:rPr>
-                <w:sz w:val="19"/>
-                <w:szCs w:val="19"/>
-              </w:rPr>
-              <w:t>TuSuper</w:t>
-            </w:r>
-            <w:proofErr w:type="spellEnd"/>
-            <w:r>
-              <w:rPr>
-                <w:sz w:val="19"/>
-                <w:szCs w:val="19"/>
-              </w:rPr>
-              <w:t>.</w:t>
-            </w:r>
-          </w:p>
-        </w:tc>
-        <w:tc>
-          <w:tcPr>
             <w:tcW w:w="1295" w:type="pct"/>
           </w:tcPr>
           <w:p>
@@ -3550,313 +4279,7 @@
                 <w:sz w:val="19"/>
                 <w:szCs w:val="19"/>
               </w:rPr>
-              <w:t>Acta TSL-2627 (Pág. 2, ENT-04), Restricción C-02 (Cierre comercial 15/01), NOR-01 y NOR-20</w:t>
-            </w:r>
-            <w:r>
-              <w:rPr>
-                <w:sz w:val="19"/>
-                <w:szCs w:val="19"/>
-              </w:rPr>
-              <w:t>.</w:t>
-            </w:r>
-          </w:p>
-        </w:tc>
-      </w:tr>
-      <w:tr>
-        <w:trPr>
-          <w:cantSplit/>
-          <w:trHeight w:val="454"/>
-        </w:trPr>
-        <w:tc>
-          <w:tcPr>
-            <w:tcW w:w="765" w:type="pct"/>
-          </w:tcPr>
-          <w:p>
-            <w:pPr>
-              <w:rPr>
-                <w:sz w:val="19"/>
-                <w:szCs w:val="19"/>
-              </w:rPr>
-            </w:pPr>
-            <w:r>
-              <w:rPr>
-                <w:sz w:val="19"/>
-                <w:szCs w:val="19"/>
-              </w:rPr>
-              <w:t>Fase 4: Despliegue General y Entrada en Explotación</w:t>
-            </w:r>
-          </w:p>
-        </w:tc>
-        <w:tc>
-          <w:tcPr>
-            <w:tcW w:w="765" w:type="pct"/>
-          </w:tcPr>
-          <w:p>
-            <w:pPr>
-              <w:rPr>
-                <w:sz w:val="19"/>
-                <w:szCs w:val="19"/>
-              </w:rPr>
-            </w:pPr>
-            <w:r>
-              <w:rPr>
-                <w:b/>
-                <w:bCs/>
-                <w:sz w:val="19"/>
-                <w:szCs w:val="19"/>
-              </w:rPr>
-              <w:t>Fecha inicio:</w:t>
-            </w:r>
-            <w:r>
-              <w:rPr>
-                <w:sz w:val="19"/>
-                <w:szCs w:val="19"/>
-              </w:rPr>
-              <w:t xml:space="preserve"> </w:t>
-            </w:r>
-            <w:r>
-              <w:rPr>
-                <w:sz w:val="19"/>
-                <w:szCs w:val="19"/>
-              </w:rPr>
-              <w:t>1</w:t>
-            </w:r>
-            <w:r>
-              <w:rPr>
-                <w:sz w:val="19"/>
-                <w:szCs w:val="19"/>
-              </w:rPr>
-              <w:t>2</w:t>
-            </w:r>
-            <w:r>
-              <w:rPr>
-                <w:sz w:val="19"/>
-                <w:szCs w:val="19"/>
-              </w:rPr>
-              <w:t>/02/2027</w:t>
-            </w:r>
-          </w:p>
-          <w:p>
-            <w:pPr>
-              <w:rPr>
-                <w:sz w:val="19"/>
-                <w:szCs w:val="19"/>
-              </w:rPr>
-            </w:pPr>
-            <w:r>
-              <w:rPr>
-                <w:b/>
-                <w:bCs/>
-                <w:sz w:val="19"/>
-                <w:szCs w:val="19"/>
-              </w:rPr>
-              <w:t>Fecha fin:</w:t>
-            </w:r>
-            <w:r>
-              <w:rPr>
-                <w:sz w:val="19"/>
-                <w:szCs w:val="19"/>
-              </w:rPr>
-              <w:t xml:space="preserve"> </w:t>
-            </w:r>
-            <w:r>
-              <w:rPr>
-                <w:sz w:val="19"/>
-                <w:szCs w:val="19"/>
-              </w:rPr>
-              <w:t>09</w:t>
-            </w:r>
-            <w:r>
-              <w:rPr>
-                <w:sz w:val="19"/>
-                <w:szCs w:val="19"/>
-              </w:rPr>
-              <w:t>/03/2027</w:t>
-            </w:r>
-          </w:p>
-          <w:p>
-            <w:pPr>
-              <w:rPr>
-                <w:sz w:val="19"/>
-                <w:szCs w:val="19"/>
-              </w:rPr>
-            </w:pPr>
-            <w:r>
-              <w:rPr>
-                <w:b/>
-                <w:bCs/>
-                <w:sz w:val="19"/>
-                <w:szCs w:val="19"/>
-              </w:rPr>
-              <w:t>Días laborables:</w:t>
-            </w:r>
-            <w:r>
-              <w:rPr>
-                <w:sz w:val="19"/>
-                <w:szCs w:val="19"/>
-              </w:rPr>
-              <w:t xml:space="preserve"> </w:t>
-            </w:r>
-            <w:r>
-              <w:rPr>
-                <w:sz w:val="19"/>
-                <w:szCs w:val="19"/>
-              </w:rPr>
-              <w:t>18</w:t>
-            </w:r>
-            <w:r>
-              <w:rPr>
-                <w:sz w:val="19"/>
-                <w:szCs w:val="19"/>
-              </w:rPr>
-              <w:t xml:space="preserve"> días hábiles</w:t>
-            </w:r>
-            <w:r>
-              <w:rPr>
-                <w:sz w:val="19"/>
-                <w:szCs w:val="19"/>
-              </w:rPr>
-              <w:br/>
-            </w:r>
-          </w:p>
-          <w:p>
-            <w:pPr>
-              <w:rPr>
-                <w:b/>
-                <w:bCs/>
-                <w:sz w:val="19"/>
-                <w:szCs w:val="19"/>
-              </w:rPr>
-            </w:pPr>
-            <w:r>
-              <w:rPr>
-                <w:i/>
-                <w:iCs/>
-                <w:sz w:val="19"/>
-                <w:szCs w:val="19"/>
-              </w:rPr>
-              <w:t>(</w:t>
-            </w:r>
-            <w:proofErr w:type="spellStart"/>
-            <w:r>
-              <w:rPr>
-                <w:i/>
-                <w:iCs/>
-                <w:sz w:val="19"/>
-                <w:szCs w:val="19"/>
-              </w:rPr>
-              <w:t>Sprints</w:t>
-            </w:r>
-            <w:proofErr w:type="spellEnd"/>
-            <w:r>
-              <w:rPr>
-                <w:i/>
-                <w:iCs/>
-                <w:sz w:val="19"/>
-                <w:szCs w:val="19"/>
-              </w:rPr>
-              <w:t xml:space="preserve"> </w:t>
-            </w:r>
-            <w:r>
-              <w:rPr>
-                <w:i/>
-                <w:iCs/>
-                <w:sz w:val="19"/>
-                <w:szCs w:val="19"/>
-              </w:rPr>
-              <w:t>8 y 9)</w:t>
-            </w:r>
-          </w:p>
-        </w:tc>
-        <w:tc>
-          <w:tcPr>
-            <w:tcW w:w="1117" w:type="pct"/>
-          </w:tcPr>
-          <w:p>
-            <w:pPr>
-              <w:rPr>
-                <w:sz w:val="19"/>
-                <w:szCs w:val="19"/>
-              </w:rPr>
-            </w:pPr>
-            <w:r>
-              <w:rPr>
-                <w:sz w:val="19"/>
-                <w:szCs w:val="19"/>
-              </w:rPr>
-              <w:t xml:space="preserve">Plataforma desplegada en entorno de producción para las 32 tiendas de la cadena (ENT-03). Cierra con </w:t>
-            </w:r>
-            <w:r>
-              <w:rPr>
-                <w:b/>
-                <w:bCs/>
-                <w:sz w:val="19"/>
-                <w:szCs w:val="19"/>
-              </w:rPr>
-              <w:t>Certificación de obra CO-4</w:t>
-            </w:r>
-            <w:r>
-              <w:rPr>
-                <w:sz w:val="19"/>
-                <w:szCs w:val="19"/>
-              </w:rPr>
-              <w:t>.</w:t>
-            </w:r>
-          </w:p>
-        </w:tc>
-        <w:tc>
-          <w:tcPr>
-            <w:tcW w:w="1058" w:type="pct"/>
-          </w:tcPr>
-          <w:p>
-            <w:pPr>
-              <w:rPr>
-                <w:sz w:val="19"/>
-                <w:szCs w:val="19"/>
-              </w:rPr>
-            </w:pPr>
-            <w:r>
-              <w:rPr>
-                <w:sz w:val="19"/>
-                <w:szCs w:val="19"/>
-              </w:rPr>
-              <w:t xml:space="preserve">Plataforma abierta al público en toda la cadena y acta de recepción/puesta en explotación firmada por </w:t>
-            </w:r>
-            <w:proofErr w:type="spellStart"/>
-            <w:r>
-              <w:rPr>
-                <w:sz w:val="19"/>
-                <w:szCs w:val="19"/>
-              </w:rPr>
-              <w:t>TuSuper</w:t>
-            </w:r>
-            <w:proofErr w:type="spellEnd"/>
-            <w:r>
-              <w:rPr>
-                <w:sz w:val="19"/>
-                <w:szCs w:val="19"/>
-              </w:rPr>
-              <w:t>.</w:t>
-            </w:r>
-          </w:p>
-        </w:tc>
-        <w:tc>
-          <w:tcPr>
-            <w:tcW w:w="1295" w:type="pct"/>
-          </w:tcPr>
-          <w:p>
-            <w:pPr>
-              <w:rPr>
-                <w:sz w:val="19"/>
-                <w:szCs w:val="19"/>
-              </w:rPr>
-            </w:pPr>
-            <w:r>
-              <w:rPr>
-                <w:sz w:val="19"/>
-                <w:szCs w:val="19"/>
-              </w:rPr>
-              <w:t>Acta TSL-2627 (Pág. 2, ENT-03) y Restricción de fecha pre-Semana Santa.</w:t>
+              <w:t>NOR-19.</w:t>
             </w:r>
           </w:p>
         </w:tc>
@@ -3870,366 +4293,6 @@
           <w:szCs w:val="12"/>
         </w:rPr>
       </w:pPr>
-    </w:p>
-    <w:p>
-      <w:pPr>
-        <w:ind w:left="1416" w:hanging="1416"/>
-        <w:jc w:val="center"/>
-        <w:rPr>
-          <w:b/>
-          <w:bCs/>
-          <w:sz w:val="12"/>
-          <w:szCs w:val="12"/>
-        </w:rPr>
-      </w:pPr>
-      <w:r>
-        <w:rPr>
-          <w:b/>
-          <w:bCs/>
-          <w:sz w:val="12"/>
-          <w:szCs w:val="12"/>
-        </w:rPr>
-        <w:t>Nota sobre la Reserva de Cronograma (NOR-01)</w:t>
-      </w:r>
-    </w:p>
-    <w:p>
-      <w:pPr>
-        <w:ind w:left="1416" w:hanging="1416"/>
-        <w:rPr>
-          <w:sz w:val="12"/>
-          <w:szCs w:val="12"/>
-        </w:rPr>
-      </w:pPr>
-      <w:r>
-        <w:rPr>
-          <w:sz w:val="12"/>
-          <w:szCs w:val="12"/>
-        </w:rPr>
-        <w:t>La reserva de contingencia de tiempo no figura acumulada al final de la ejecución, sino que está distribuida e integrada internamente en la duración de las tareas críticas de la EDT que soportan los riesgos R-01 (Integración ERP), R-02 (Pasarela de pago) y R-03 (Infraestructura), garantizando el cumplimiento del hito pre-Semana Santa (</w:t>
-      </w:r>
-      <m:oMath>
-        <m:r>
-          <w:rPr>
-            <w:rFonts w:ascii="Cambria Math" w:hAnsi="Cambria Math"/>
-            <w:sz w:val="12"/>
-            <w:szCs w:val="12"/>
-          </w:rPr>
-          <m:t>09/03/2027</m:t>
-        </m:r>
-      </m:oMath>
-      <w:r>
-        <w:rPr>
-          <w:sz w:val="12"/>
-          <w:szCs w:val="12"/>
-        </w:rPr>
-        <w:t>).</w:t>
-      </w:r>
-    </w:p>
-    <w:p>
-      <w:pPr>
-        <w:ind w:left="1416" w:hanging="1416"/>
-        <w:rPr>
-          <w:sz w:val="12"/>
-          <w:szCs w:val="12"/>
-        </w:rPr>
-      </w:pPr>
-    </w:p>
-    <w:p>
-      <w:pPr>
-        <w:ind w:left="1416" w:hanging="1416"/>
-        <w:jc w:val="center"/>
-        <w:rPr>
-          <w:b/>
-          <w:bCs/>
-          <w:sz w:val="12"/>
-          <w:szCs w:val="12"/>
-        </w:rPr>
-      </w:pPr>
-      <w:r>
-        <w:rPr>
-          <w:b/>
-          <w:bCs/>
-          <w:sz w:val="12"/>
-          <w:szCs w:val="12"/>
-        </w:rPr>
-        <w:t>Servicios Post-Proyecto y Período de Garantía (Fuera de la Línea Base del Proyecto)</w:t>
-      </w:r>
-    </w:p>
-    <w:p>
-      <w:pPr>
-        <w:ind w:left="1416" w:hanging="1416"/>
-        <w:rPr>
-          <w:sz w:val="12"/>
-          <w:szCs w:val="12"/>
-        </w:rPr>
-      </w:pPr>
-      <w:r>
-        <w:rPr>
-          <w:sz w:val="12"/>
-          <w:szCs w:val="12"/>
-        </w:rPr>
-        <w:t>Tras la entrada en explotación y recepción final de la plataforma (</w:t>
-      </w:r>
-      <m:oMath>
-        <m:r>
-          <w:rPr>
-            <w:rFonts w:ascii="Cambria Math" w:hAnsi="Cambria Math"/>
-            <w:sz w:val="12"/>
-            <w:szCs w:val="12"/>
-          </w:rPr>
-          <m:t>09/03/2027</m:t>
-        </m:r>
-      </m:oMath>
-      <w:r>
-        <w:rPr>
-          <w:sz w:val="12"/>
-          <w:szCs w:val="12"/>
-        </w:rPr>
-        <w:t xml:space="preserve">), entra en vigor el periodo de soporte en garantía acordado comercialmente, el cual </w:t>
-      </w:r>
-      <w:r>
-        <w:rPr>
-          <w:b/>
-          <w:bCs/>
-          <w:sz w:val="12"/>
-          <w:szCs w:val="12"/>
-        </w:rPr>
-        <w:t>no forma parte de la línea base del proyecto ni computa como fase de ejecución de la EDT</w:t>
-      </w:r>
-      <w:r>
-        <w:rPr>
-          <w:sz w:val="12"/>
-          <w:szCs w:val="12"/>
-        </w:rPr>
-        <w:t xml:space="preserve"> (NOR-01):</w:t>
-      </w:r>
-    </w:p>
-    <w:p>
-      <w:pPr>
-        <w:numPr>
-          <w:ilvl w:val="0"/>
-          <w:numId w:val="7"/>
-        </w:numPr>
-        <w:rPr>
-          <w:sz w:val="12"/>
-          <w:szCs w:val="12"/>
-        </w:rPr>
-      </w:pPr>
-      <w:r>
-        <w:rPr>
-          <w:b/>
-          <w:bCs/>
-          <w:sz w:val="12"/>
-          <w:szCs w:val="12"/>
-        </w:rPr>
-        <w:t>Periodo:</w:t>
-      </w:r>
-      <w:r>
-        <w:rPr>
-          <w:sz w:val="12"/>
-          <w:szCs w:val="12"/>
-        </w:rPr>
-        <w:t xml:space="preserve"> Del </w:t>
-      </w:r>
-      <w:r>
-        <w:rPr>
-          <w:b/>
-          <w:bCs/>
-          <w:sz w:val="12"/>
-          <w:szCs w:val="12"/>
-        </w:rPr>
-        <w:t>15/03/2027</w:t>
-      </w:r>
-      <w:r>
-        <w:rPr>
-          <w:sz w:val="12"/>
-          <w:szCs w:val="12"/>
-        </w:rPr>
-        <w:t xml:space="preserve"> al </w:t>
-      </w:r>
-      <w:r>
-        <w:rPr>
-          <w:b/>
-          <w:bCs/>
-          <w:sz w:val="12"/>
-          <w:szCs w:val="12"/>
-        </w:rPr>
-        <w:t>15/09/2027</w:t>
-      </w:r>
-      <w:r>
-        <w:rPr>
-          <w:sz w:val="12"/>
-          <w:szCs w:val="12"/>
-        </w:rPr>
-        <w:t xml:space="preserve"> (</w:t>
-      </w:r>
-      <w:r>
-        <w:rPr>
-          <w:b/>
-          <w:bCs/>
-          <w:sz w:val="12"/>
-          <w:szCs w:val="12"/>
-        </w:rPr>
-        <w:t>6 meses</w:t>
-      </w:r>
-      <w:r>
-        <w:rPr>
-          <w:sz w:val="12"/>
-          <w:szCs w:val="12"/>
-        </w:rPr>
-        <w:t xml:space="preserve"> desde la entrada en explotación).</w:t>
-      </w:r>
-    </w:p>
-    <w:p>
-      <w:pPr>
-        <w:numPr>
-          <w:ilvl w:val="0"/>
-          <w:numId w:val="7"/>
-        </w:numPr>
-        <w:rPr>
-          <w:sz w:val="12"/>
-          <w:szCs w:val="12"/>
-        </w:rPr>
-      </w:pPr>
-      <w:r>
-        <w:rPr>
-          <w:b/>
-          <w:bCs/>
-          <w:sz w:val="12"/>
-          <w:szCs w:val="12"/>
-        </w:rPr>
-        <w:t>Alcance:</w:t>
-      </w:r>
-      <w:r>
-        <w:rPr>
-          <w:sz w:val="12"/>
-          <w:szCs w:val="12"/>
-        </w:rPr>
-        <w:t xml:space="preserve"> Soporte técnico intensivo en producción, resolución de incidencias menores y monitorización del rendimiento del sistema con tráfico real de campaña.</w:t>
-      </w:r>
-    </w:p>
-    <w:p>
-      <w:pPr>
-        <w:numPr>
-          <w:ilvl w:val="0"/>
-          <w:numId w:val="7"/>
-        </w:numPr>
-        <w:rPr>
-          <w:sz w:val="12"/>
-          <w:szCs w:val="12"/>
-        </w:rPr>
-      </w:pPr>
-      <w:r>
-        <w:rPr>
-          <w:b/>
-          <w:bCs/>
-          <w:sz w:val="12"/>
-          <w:szCs w:val="12"/>
-        </w:rPr>
-        <w:lastRenderedPageBreak/>
-        <w:t>Criterio de Cierre y Cumplimiento:</w:t>
-      </w:r>
-      <w:r>
-        <w:rPr>
-          <w:sz w:val="12"/>
-          <w:szCs w:val="12"/>
-        </w:rPr>
-        <w:t xml:space="preserve"> Operatividad continua con un SLA de disponibilidad del </w:t>
-      </w:r>
-      <m:oMath>
-        <m:r>
-          <w:rPr>
-            <w:rFonts w:ascii="Cambria Math" w:hAnsi="Cambria Math"/>
-            <w:sz w:val="12"/>
-            <w:szCs w:val="12"/>
-          </w:rPr>
-          <m:t>99,5%</m:t>
-        </m:r>
-      </m:oMath>
-      <w:r>
-        <w:rPr>
-          <w:sz w:val="12"/>
-          <w:szCs w:val="12"/>
-        </w:rPr>
-        <w:t xml:space="preserve">, cero incidencias de Severidad 1 (bloqueantes) abiertas y firma del </w:t>
-      </w:r>
-      <w:r>
-        <w:rPr>
-          <w:b/>
-          <w:bCs/>
-          <w:sz w:val="12"/>
-          <w:szCs w:val="12"/>
-        </w:rPr>
-        <w:t>Acta de Cierre de Estabilización y Traspaso a Mantenimiento (CO-5)</w:t>
-      </w:r>
-      <w:r>
-        <w:rPr>
-          <w:sz w:val="12"/>
-          <w:szCs w:val="12"/>
-        </w:rPr>
-        <w:t xml:space="preserve"> por parte de </w:t>
-      </w:r>
-      <w:proofErr w:type="spellStart"/>
-      <w:r>
-        <w:rPr>
-          <w:sz w:val="12"/>
-          <w:szCs w:val="12"/>
-        </w:rPr>
-        <w:t>TuSuper</w:t>
-      </w:r>
-      <w:proofErr w:type="spellEnd"/>
-      <w:r>
-        <w:rPr>
-          <w:sz w:val="12"/>
-          <w:szCs w:val="12"/>
-        </w:rPr>
-        <w:t xml:space="preserve"> antes del </w:t>
-      </w:r>
-      <m:oMath>
-        <m:r>
-          <w:rPr>
-            <w:rFonts w:ascii="Cambria Math" w:hAnsi="Cambria Math"/>
-            <w:sz w:val="12"/>
-            <w:szCs w:val="12"/>
-          </w:rPr>
-          <m:t>26/03/2027</m:t>
-        </m:r>
-      </m:oMath>
-      <w:r>
-        <w:rPr>
-          <w:sz w:val="12"/>
-          <w:szCs w:val="12"/>
-        </w:rPr>
-        <w:t>.</w:t>
-      </w:r>
-    </w:p>
-    <w:p>
-      <w:pPr>
-        <w:numPr>
-          <w:ilvl w:val="0"/>
-          <w:numId w:val="7"/>
-        </w:numPr>
-        <w:rPr>
-          <w:sz w:val="12"/>
-          <w:szCs w:val="12"/>
-        </w:rPr>
-      </w:pPr>
-      <w:r>
-        <w:rPr>
-          <w:b/>
-          <w:bCs/>
-          <w:sz w:val="12"/>
-          <w:szCs w:val="12"/>
-        </w:rPr>
-        <w:t>Referencia:</w:t>
-      </w:r>
-      <w:r>
-        <w:rPr>
-          <w:sz w:val="12"/>
-          <w:szCs w:val="12"/>
-        </w:rPr>
-        <w:t xml:space="preserve"> Contrato TS-CTR-0112 (Cláusula de Garantía y SLA), Procedimiento TC-OP-INC y NOR-20.</w:t>
-      </w:r>
     </w:p>
     <w:p>
       <w:pPr>
@@ -4573,70 +4636,74 @@
             <w:r>
               <w:rPr>
                 <w:rFonts w:asciiTheme="minorHAnsi" w:hAnsiTheme="minorHAnsi" w:cstheme="minorHAnsi"/>
-                <w:sz w:val="19"/>
-                <w:szCs w:val="19"/>
-              </w:rPr>
-              <w:t>Fase 1: Desarrollo del Canal de Compra</w:t>
-            </w:r>
-          </w:p>
-          <w:p>
-            <w:pPr>
+                <w:b/>
+                <w:bCs/>
+                <w:sz w:val="19"/>
+                <w:szCs w:val="19"/>
+              </w:rPr>
+              <w:t>Fase de Inicio y Planificación:</w:t>
+            </w:r>
+            <w:r>
               <w:rPr>
                 <w:rFonts w:asciiTheme="minorHAnsi" w:hAnsiTheme="minorHAnsi" w:cstheme="minorHAnsi"/>
                 <w:sz w:val="19"/>
                 <w:szCs w:val="19"/>
               </w:rPr>
-            </w:pPr>
-            <w:r>
+              <w:t xml:space="preserve"> 05/10/2026 – 06/11/2026 (24 días laborables).</w:t>
+            </w:r>
+          </w:p>
+          <w:p>
+            <w:pPr>
               <w:rPr>
                 <w:rFonts w:asciiTheme="minorHAnsi" w:hAnsiTheme="minorHAnsi" w:cstheme="minorHAnsi"/>
                 <w:sz w:val="19"/>
                 <w:szCs w:val="19"/>
               </w:rPr>
-              <w:t>Sprint 1 y Sprint 2 (21/10/2026 – 17/11/2026)</w:t>
-            </w:r>
-          </w:p>
-          <w:p>
-            <w:pPr>
+            </w:pPr>
+            <w:r>
               <w:rPr>
                 <w:rFonts w:asciiTheme="minorHAnsi" w:hAnsiTheme="minorHAnsi" w:cstheme="minorHAnsi"/>
-                <w:sz w:val="19"/>
-                <w:szCs w:val="19"/>
-              </w:rPr>
-            </w:pPr>
-          </w:p>
-          <w:p>
-            <w:pPr>
+                <w:b/>
+                <w:bCs/>
+                <w:sz w:val="19"/>
+                <w:szCs w:val="19"/>
+              </w:rPr>
+              <w:t>Fase 1: Arquitectura, ERP y Núcleo:</w:t>
+            </w:r>
+            <w:r>
               <w:rPr>
                 <w:rFonts w:asciiTheme="minorHAnsi" w:hAnsiTheme="minorHAnsi" w:cstheme="minorHAnsi"/>
                 <w:sz w:val="19"/>
                 <w:szCs w:val="19"/>
               </w:rPr>
-            </w:pPr>
-            <w:r>
+              <w:t xml:space="preserve"> Sprints 1 y 2 (09/11/2026 – 04/12/2026).</w:t>
+            </w:r>
+          </w:p>
+          <w:p>
+            <w:pPr>
               <w:rPr>
                 <w:rFonts w:asciiTheme="minorHAnsi" w:hAnsiTheme="minorHAnsi" w:cstheme="minorHAnsi"/>
                 <w:sz w:val="19"/>
                 <w:szCs w:val="19"/>
               </w:rPr>
-              <w:t>Fase 2: Integración con el ERP</w:t>
-            </w:r>
-          </w:p>
-          <w:p>
-            <w:pPr>
+            </w:pPr>
+            <w:r>
               <w:rPr>
                 <w:rFonts w:asciiTheme="minorHAnsi" w:hAnsiTheme="minorHAnsi" w:cstheme="minorHAnsi"/>
-                <w:sz w:val="19"/>
-                <w:szCs w:val="19"/>
-              </w:rPr>
-            </w:pPr>
+                <w:b/>
+                <w:bCs/>
+                <w:sz w:val="19"/>
+                <w:szCs w:val="19"/>
+              </w:rPr>
+              <w:t>Fase 2: Canal de Compra y Pasarela:</w:t>
+            </w:r>
             <w:r>
               <w:rPr>
                 <w:rFonts w:asciiTheme="minorHAnsi" w:hAnsiTheme="minorHAnsi" w:cstheme="minorHAnsi"/>
                 <w:sz w:val="19"/>
                 <w:szCs w:val="19"/>
               </w:rPr>
-              <w:t>Sprint 3 y Sprint 4 (18/11/2026 – 15/12/2026)</w:t>
+              <w:t xml:space="preserve"> Sprints 3 y 4 (07/12/2026 – 08/01/2027, contemplando el cierre navideño de la consultora del 24/12 al 01/01). </w:t>
             </w:r>
           </w:p>
           <w:p>
@@ -4647,22 +4714,23 @@
                 <w:szCs w:val="19"/>
               </w:rPr>
             </w:pPr>
-          </w:p>
-          <w:p>
-            <w:pPr>
+            <w:r>
               <w:rPr>
                 <w:rFonts w:asciiTheme="minorHAnsi" w:hAnsiTheme="minorHAnsi" w:cstheme="minorHAnsi"/>
-                <w:sz w:val="19"/>
-                <w:szCs w:val="19"/>
-              </w:rPr>
-            </w:pPr>
+                <w:b/>
+                <w:bCs/>
+                <w:sz w:val="19"/>
+                <w:szCs w:val="19"/>
+              </w:rPr>
+              <w:t>Fase 3: Tienda, Logística, Informes y Piloto:</w:t>
+            </w:r>
             <w:r>
               <w:rPr>
                 <w:rFonts w:asciiTheme="minorHAnsi" w:hAnsiTheme="minorHAnsi" w:cstheme="minorHAnsi"/>
                 <w:sz w:val="19"/>
                 <w:szCs w:val="19"/>
               </w:rPr>
-              <w:t>Fase 3: Tienda, Logística, Informes y Piloto</w:t>
+              <w:t xml:space="preserve"> Sprints 5, 6 y 7 (11/01/2027 – 19/02/2027).</w:t>
             </w:r>
           </w:p>
           <w:p>
@@ -4676,20 +4744,21 @@
             <w:r>
               <w:rPr>
                 <w:rFonts w:asciiTheme="minorHAnsi" w:hAnsiTheme="minorHAnsi" w:cstheme="minorHAnsi"/>
-                <w:sz w:val="19"/>
-                <w:szCs w:val="19"/>
-              </w:rPr>
-              <w:t>Sprint 5, Sprint 6 y Sprint 7 (16/12/2026 – 11/02/2027)</w:t>
-            </w:r>
-          </w:p>
-          <w:p>
-            <w:pPr>
+                <w:b/>
+                <w:bCs/>
+                <w:sz w:val="19"/>
+                <w:szCs w:val="19"/>
+              </w:rPr>
+              <w:t>Fase 4: Despliegue General y Entrada en Explotación:</w:t>
+            </w:r>
+            <w:r>
               <w:rPr>
                 <w:rFonts w:asciiTheme="minorHAnsi" w:hAnsiTheme="minorHAnsi" w:cstheme="minorHAnsi"/>
                 <w:sz w:val="19"/>
                 <w:szCs w:val="19"/>
               </w:rPr>
-            </w:pPr>
+              <w:t xml:space="preserve"> Sprint 8 (22/02/2027 – 05/03/2027, con margen de estabilización posterior hasta el 12/03/2027, respetando el límite contractual de la campaña de Semana Santa del 15/03).</w:t>
+            </w:r>
           </w:p>
           <w:p>
             <w:pPr>
@@ -4702,70 +4771,20 @@
             <w:r>
               <w:rPr>
                 <w:rFonts w:asciiTheme="minorHAnsi" w:hAnsiTheme="minorHAnsi" w:cstheme="minorHAnsi"/>
-                <w:sz w:val="19"/>
-                <w:szCs w:val="19"/>
-              </w:rPr>
-              <w:t>Fase 4: Despliegue General y Entrada en Explotación</w:t>
-            </w:r>
-          </w:p>
-          <w:p>
-            <w:pPr>
+                <w:b/>
+                <w:bCs/>
+                <w:sz w:val="19"/>
+                <w:szCs w:val="19"/>
+              </w:rPr>
+              <w:t>Cierre Formal del Proyecto y Período de Garantía</w:t>
+            </w:r>
+            <w:r>
               <w:rPr>
                 <w:rFonts w:asciiTheme="minorHAnsi" w:hAnsiTheme="minorHAnsi" w:cstheme="minorHAnsi"/>
                 <w:sz w:val="19"/>
                 <w:szCs w:val="19"/>
               </w:rPr>
-            </w:pPr>
-            <w:r>
-              <w:rPr>
-                <w:rFonts w:asciiTheme="minorHAnsi" w:hAnsiTheme="minorHAnsi" w:cstheme="minorHAnsi"/>
-                <w:sz w:val="19"/>
-                <w:szCs w:val="19"/>
-              </w:rPr>
-              <w:t>Sprint 8 y Sprint 9 (12/02/2027 – 14/03/2027)</w:t>
-            </w:r>
-          </w:p>
-          <w:p>
-            <w:pPr>
-              <w:rPr>
-                <w:rFonts w:asciiTheme="minorHAnsi" w:hAnsiTheme="minorHAnsi" w:cstheme="minorHAnsi"/>
-                <w:sz w:val="19"/>
-                <w:szCs w:val="19"/>
-              </w:rPr>
-            </w:pPr>
-          </w:p>
-          <w:p>
-            <w:pPr>
-              <w:rPr>
-                <w:rFonts w:asciiTheme="minorHAnsi" w:hAnsiTheme="minorHAnsi" w:cstheme="minorHAnsi"/>
-                <w:sz w:val="19"/>
-                <w:szCs w:val="19"/>
-              </w:rPr>
-            </w:pPr>
-            <w:r>
-              <w:rPr>
-                <w:rFonts w:asciiTheme="minorHAnsi" w:hAnsiTheme="minorHAnsi" w:cstheme="minorHAnsi"/>
-                <w:sz w:val="19"/>
-                <w:szCs w:val="19"/>
-              </w:rPr>
-              <w:t>Fase 5: Servicios Post-Proyecto y Período de Garantía (NOR-01 / Cláusula 15ª)</w:t>
-            </w:r>
-          </w:p>
-          <w:p>
-            <w:pPr>
-              <w:rPr>
-                <w:rFonts w:asciiTheme="minorHAnsi" w:hAnsiTheme="minorHAnsi" w:cstheme="minorHAnsi"/>
-                <w:sz w:val="19"/>
-                <w:szCs w:val="19"/>
-              </w:rPr>
-            </w:pPr>
-            <w:r>
-              <w:rPr>
-                <w:rFonts w:asciiTheme="minorHAnsi" w:hAnsiTheme="minorHAnsi" w:cstheme="minorHAnsi"/>
-                <w:sz w:val="19"/>
-                <w:szCs w:val="19"/>
-              </w:rPr>
-              <w:t>Garantía contractual de 6 meses (15/03/2027 – 15/09/2027)</w:t>
+              <w:t xml:space="preserve"> (NOR-19 / Cláusula 15.ª): Garantía contractual de 6 meses posterior a la entrada en explotación (15/03/2027 – 15/09/2027). </w:t>
             </w:r>
           </w:p>
         </w:tc>
@@ -5299,23 +5318,7 @@
                 <w:sz w:val="19"/>
                 <w:szCs w:val="19"/>
               </w:rPr>
-              <w:t xml:space="preserve">Horas asignadas para el perfil de </w:t>
-            </w:r>
-            <w:proofErr w:type="gramStart"/>
-            <w:r>
-              <w:rPr>
-                <w:sz w:val="19"/>
-                <w:szCs w:val="19"/>
-              </w:rPr>
-              <w:t>Jefe</w:t>
-            </w:r>
-            <w:proofErr w:type="gramEnd"/>
-            <w:r>
-              <w:rPr>
-                <w:sz w:val="19"/>
-                <w:szCs w:val="19"/>
-              </w:rPr>
-              <w:t xml:space="preserve"> de</w:t>
+              <w:t>Horas asignadas para el perfil de Jefe de</w:t>
             </w:r>
             <w:r>
               <w:rPr>
@@ -5978,23 +5981,7 @@
                 <w:sz w:val="19"/>
                 <w:szCs w:val="19"/>
               </w:rPr>
-              <w:t>RF-</w:t>
-            </w:r>
-            <w:proofErr w:type="gramStart"/>
-            <w:r>
-              <w:rPr>
-                <w:sz w:val="19"/>
-                <w:szCs w:val="19"/>
-              </w:rPr>
-              <w:t>01.E</w:t>
-            </w:r>
-            <w:proofErr w:type="gramEnd"/>
-            <w:r>
-              <w:rPr>
-                <w:sz w:val="19"/>
-                <w:szCs w:val="19"/>
-              </w:rPr>
-              <w:t xml:space="preserve"> Especificación y diseño de Autenticación</w:t>
+              <w:t>RF-01.E Especificación y diseño de Autenticación</w:t>
             </w:r>
           </w:p>
         </w:tc>
@@ -6173,23 +6160,7 @@
                 <w:sz w:val="19"/>
                 <w:szCs w:val="19"/>
               </w:rPr>
-              <w:t>RF-</w:t>
-            </w:r>
-            <w:proofErr w:type="gramStart"/>
-            <w:r>
-              <w:rPr>
-                <w:sz w:val="19"/>
-                <w:szCs w:val="19"/>
-              </w:rPr>
-              <w:t>01.V</w:t>
-            </w:r>
-            <w:proofErr w:type="gramEnd"/>
-            <w:r>
-              <w:rPr>
-                <w:sz w:val="19"/>
-                <w:szCs w:val="19"/>
-              </w:rPr>
-              <w:t xml:space="preserve"> Verificación de Autenticación</w:t>
+              <w:t>RF-01.V Verificación de Autenticación</w:t>
             </w:r>
           </w:p>
         </w:tc>
@@ -6275,23 +6246,7 @@
                 <w:sz w:val="19"/>
                 <w:szCs w:val="19"/>
               </w:rPr>
-              <w:t>RF-</w:t>
-            </w:r>
-            <w:proofErr w:type="gramStart"/>
-            <w:r>
-              <w:rPr>
-                <w:sz w:val="19"/>
-                <w:szCs w:val="19"/>
-              </w:rPr>
-              <w:t>02.E</w:t>
-            </w:r>
-            <w:proofErr w:type="gramEnd"/>
-            <w:r>
-              <w:rPr>
-                <w:sz w:val="19"/>
-                <w:szCs w:val="19"/>
-              </w:rPr>
-              <w:t xml:space="preserve"> Especificación y diseño de Catálogo</w:t>
+              <w:t>RF-02.E Especificación y diseño de Catálogo</w:t>
             </w:r>
           </w:p>
         </w:tc>
@@ -6464,23 +6419,7 @@
                 <w:sz w:val="19"/>
                 <w:szCs w:val="19"/>
               </w:rPr>
-              <w:t>RF-</w:t>
-            </w:r>
-            <w:proofErr w:type="gramStart"/>
-            <w:r>
-              <w:rPr>
-                <w:sz w:val="19"/>
-                <w:szCs w:val="19"/>
-              </w:rPr>
-              <w:t>02.V</w:t>
-            </w:r>
-            <w:proofErr w:type="gramEnd"/>
-            <w:r>
-              <w:rPr>
-                <w:sz w:val="19"/>
-                <w:szCs w:val="19"/>
-              </w:rPr>
-              <w:t xml:space="preserve"> Verificación de Catálogo</w:t>
+              <w:t>RF-02.V Verificación de Catálogo</w:t>
             </w:r>
           </w:p>
         </w:tc>
@@ -6566,23 +6505,7 @@
                 <w:sz w:val="19"/>
                 <w:szCs w:val="19"/>
               </w:rPr>
-              <w:t>RF-</w:t>
-            </w:r>
-            <w:proofErr w:type="gramStart"/>
-            <w:r>
-              <w:rPr>
-                <w:sz w:val="19"/>
-                <w:szCs w:val="19"/>
-              </w:rPr>
-              <w:t>03.E</w:t>
-            </w:r>
-            <w:proofErr w:type="gramEnd"/>
-            <w:r>
-              <w:rPr>
-                <w:sz w:val="19"/>
-                <w:szCs w:val="19"/>
-              </w:rPr>
-              <w:t xml:space="preserve"> Especificación y diseño de Carrito</w:t>
+              <w:t>RF-03.E Especificación y diseño de Carrito</w:t>
             </w:r>
           </w:p>
         </w:tc>
@@ -6754,23 +6677,7 @@
                 <w:sz w:val="19"/>
                 <w:szCs w:val="19"/>
               </w:rPr>
-              <w:t>RF-</w:t>
-            </w:r>
-            <w:proofErr w:type="gramStart"/>
-            <w:r>
-              <w:rPr>
-                <w:sz w:val="19"/>
-                <w:szCs w:val="19"/>
-              </w:rPr>
-              <w:t>03.V</w:t>
-            </w:r>
-            <w:proofErr w:type="gramEnd"/>
-            <w:r>
-              <w:rPr>
-                <w:sz w:val="19"/>
-                <w:szCs w:val="19"/>
-              </w:rPr>
-              <w:t xml:space="preserve"> Verificación de Carrito</w:t>
+              <w:t>RF-03.V Verificación de Carrito</w:t>
             </w:r>
           </w:p>
         </w:tc>
@@ -6856,23 +6763,7 @@
                 <w:sz w:val="19"/>
                 <w:szCs w:val="19"/>
               </w:rPr>
-              <w:t>RF-</w:t>
-            </w:r>
-            <w:proofErr w:type="gramStart"/>
-            <w:r>
-              <w:rPr>
-                <w:sz w:val="19"/>
-                <w:szCs w:val="19"/>
-              </w:rPr>
-              <w:t>04.E</w:t>
-            </w:r>
-            <w:proofErr w:type="gramEnd"/>
-            <w:r>
-              <w:rPr>
-                <w:sz w:val="19"/>
-                <w:szCs w:val="19"/>
-              </w:rPr>
-              <w:t xml:space="preserve"> Especificación y diseño de Pasarela de Pago</w:t>
+              <w:t>RF-04.E Especificación y diseño de Pasarela de Pago</w:t>
             </w:r>
           </w:p>
         </w:tc>
@@ -7044,23 +6935,7 @@
                 <w:sz w:val="19"/>
                 <w:szCs w:val="19"/>
               </w:rPr>
-              <w:t>RF-</w:t>
-            </w:r>
-            <w:proofErr w:type="gramStart"/>
-            <w:r>
-              <w:rPr>
-                <w:sz w:val="19"/>
-                <w:szCs w:val="19"/>
-              </w:rPr>
-              <w:t>04.V</w:t>
-            </w:r>
-            <w:proofErr w:type="gramEnd"/>
-            <w:r>
-              <w:rPr>
-                <w:sz w:val="19"/>
-                <w:szCs w:val="19"/>
-              </w:rPr>
-              <w:t xml:space="preserve"> Verificación de Pasarela de Pago</w:t>
+              <w:t>RF-04.V Verificación de Pasarela de Pago</w:t>
             </w:r>
           </w:p>
         </w:tc>
@@ -7147,23 +7022,7 @@
                 <w:sz w:val="19"/>
                 <w:szCs w:val="19"/>
               </w:rPr>
-              <w:t>RF-</w:t>
-            </w:r>
-            <w:proofErr w:type="gramStart"/>
-            <w:r>
-              <w:rPr>
-                <w:sz w:val="19"/>
-                <w:szCs w:val="19"/>
-              </w:rPr>
-              <w:t>05.E</w:t>
-            </w:r>
-            <w:proofErr w:type="gramEnd"/>
-            <w:r>
-              <w:rPr>
-                <w:sz w:val="19"/>
-                <w:szCs w:val="19"/>
-              </w:rPr>
-              <w:t xml:space="preserve"> Especificación y diseño de Logística</w:t>
+              <w:t>RF-05.E Especificación y diseño de Logística</w:t>
             </w:r>
           </w:p>
         </w:tc>
@@ -7335,23 +7194,7 @@
                 <w:sz w:val="19"/>
                 <w:szCs w:val="19"/>
               </w:rPr>
-              <w:t>RF-</w:t>
-            </w:r>
-            <w:proofErr w:type="gramStart"/>
-            <w:r>
-              <w:rPr>
-                <w:sz w:val="19"/>
-                <w:szCs w:val="19"/>
-              </w:rPr>
-              <w:t>05.V</w:t>
-            </w:r>
-            <w:proofErr w:type="gramEnd"/>
-            <w:r>
-              <w:rPr>
-                <w:sz w:val="19"/>
-                <w:szCs w:val="19"/>
-              </w:rPr>
-              <w:t xml:space="preserve"> Verificación de Logística</w:t>
+              <w:t>RF-05.V Verificación de Logística</w:t>
             </w:r>
           </w:p>
         </w:tc>
@@ -7437,23 +7280,7 @@
                 <w:sz w:val="19"/>
                 <w:szCs w:val="19"/>
               </w:rPr>
-              <w:t>RF-</w:t>
-            </w:r>
-            <w:proofErr w:type="gramStart"/>
-            <w:r>
-              <w:rPr>
-                <w:sz w:val="19"/>
-                <w:szCs w:val="19"/>
-              </w:rPr>
-              <w:t>06.E</w:t>
-            </w:r>
-            <w:proofErr w:type="gramEnd"/>
-            <w:r>
-              <w:rPr>
-                <w:sz w:val="19"/>
-                <w:szCs w:val="19"/>
-              </w:rPr>
-              <w:t xml:space="preserve"> Especificación y diseño del Panel de tiendas</w:t>
+              <w:t>RF-06.E Especificación y diseño del Panel de tiendas</w:t>
             </w:r>
           </w:p>
         </w:tc>
@@ -7625,23 +7452,7 @@
                 <w:sz w:val="19"/>
                 <w:szCs w:val="19"/>
               </w:rPr>
-              <w:t>RF-</w:t>
-            </w:r>
-            <w:proofErr w:type="gramStart"/>
-            <w:r>
-              <w:rPr>
-                <w:sz w:val="19"/>
-                <w:szCs w:val="19"/>
-              </w:rPr>
-              <w:t>06.V</w:t>
-            </w:r>
-            <w:proofErr w:type="gramEnd"/>
-            <w:r>
-              <w:rPr>
-                <w:sz w:val="19"/>
-                <w:szCs w:val="19"/>
-              </w:rPr>
-              <w:t xml:space="preserve"> Verificación del Panel de tiendas</w:t>
+              <w:t>RF-06.V Verificación del Panel de tiendas</w:t>
             </w:r>
           </w:p>
         </w:tc>
@@ -7727,23 +7538,7 @@
                 <w:sz w:val="19"/>
                 <w:szCs w:val="19"/>
               </w:rPr>
-              <w:t>RF-</w:t>
-            </w:r>
-            <w:proofErr w:type="gramStart"/>
-            <w:r>
-              <w:rPr>
-                <w:sz w:val="19"/>
-                <w:szCs w:val="19"/>
-              </w:rPr>
-              <w:t>07.E</w:t>
-            </w:r>
-            <w:proofErr w:type="gramEnd"/>
-            <w:r>
-              <w:rPr>
-                <w:sz w:val="19"/>
-                <w:szCs w:val="19"/>
-              </w:rPr>
-              <w:t xml:space="preserve"> Especificación y diseño de Notificaciones</w:t>
+              <w:t>RF-07.E Especificación y diseño de Notificaciones</w:t>
             </w:r>
           </w:p>
         </w:tc>
@@ -7915,23 +7710,7 @@
                 <w:sz w:val="19"/>
                 <w:szCs w:val="19"/>
               </w:rPr>
-              <w:t>RF-</w:t>
-            </w:r>
-            <w:proofErr w:type="gramStart"/>
-            <w:r>
-              <w:rPr>
-                <w:sz w:val="19"/>
-                <w:szCs w:val="19"/>
-              </w:rPr>
-              <w:t>07.V</w:t>
-            </w:r>
-            <w:proofErr w:type="gramEnd"/>
-            <w:r>
-              <w:rPr>
-                <w:sz w:val="19"/>
-                <w:szCs w:val="19"/>
-              </w:rPr>
-              <w:t xml:space="preserve"> Verificación de Notificaciones</w:t>
+              <w:t>RF-07.V Verificación de Notificaciones</w:t>
             </w:r>
           </w:p>
         </w:tc>
@@ -8017,23 +7796,7 @@
                 <w:sz w:val="19"/>
                 <w:szCs w:val="19"/>
               </w:rPr>
-              <w:t>RF-</w:t>
-            </w:r>
-            <w:proofErr w:type="gramStart"/>
-            <w:r>
-              <w:rPr>
-                <w:sz w:val="19"/>
-                <w:szCs w:val="19"/>
-              </w:rPr>
-              <w:t>08.E</w:t>
-            </w:r>
-            <w:proofErr w:type="gramEnd"/>
-            <w:r>
-              <w:rPr>
-                <w:sz w:val="19"/>
-                <w:szCs w:val="19"/>
-              </w:rPr>
-              <w:t xml:space="preserve"> Especificación y diseño de Informes</w:t>
+              <w:t>RF-08.E Especificación y diseño de Informes</w:t>
             </w:r>
           </w:p>
         </w:tc>
@@ -8205,23 +7968,7 @@
                 <w:sz w:val="19"/>
                 <w:szCs w:val="19"/>
               </w:rPr>
-              <w:t>RF-</w:t>
-            </w:r>
-            <w:proofErr w:type="gramStart"/>
-            <w:r>
-              <w:rPr>
-                <w:sz w:val="19"/>
-                <w:szCs w:val="19"/>
-              </w:rPr>
-              <w:t>08.V</w:t>
-            </w:r>
-            <w:proofErr w:type="gramEnd"/>
-            <w:r>
-              <w:rPr>
-                <w:sz w:val="19"/>
-                <w:szCs w:val="19"/>
-              </w:rPr>
-              <w:t xml:space="preserve"> Verificación de Informes</w:t>
+              <w:t>RF-08.V Verificación de Informes</w:t>
             </w:r>
           </w:p>
         </w:tc>
@@ -11138,23 +10885,7 @@
                 <w:sz w:val="19"/>
                 <w:szCs w:val="19"/>
               </w:rPr>
-              <w:t xml:space="preserve">Si el ERP heredado no se comporta según la documentación técnica, obligará a ajustar la arquitectura de integración y el flujo de datos. Para no vulnerar la restricción RT-03, los trabajos de adaptación se realizarán en coordinación con el proveedor homologado del ERP, sin alterar ni desarrollar software no homologado sobre el ERP de </w:t>
-            </w:r>
-            <w:proofErr w:type="spellStart"/>
-            <w:r>
-              <w:rPr>
-                <w:sz w:val="19"/>
-                <w:szCs w:val="19"/>
-              </w:rPr>
-              <w:t>TuSuper</w:t>
-            </w:r>
-            <w:proofErr w:type="spellEnd"/>
-            <w:r>
-              <w:rPr>
-                <w:sz w:val="19"/>
-                <w:szCs w:val="19"/>
-              </w:rPr>
-              <w:t>.</w:t>
+              <w:t>Si el ERP heredado no se comporta según la documentación técnica, obligará a ajustar la arquitectura de integración y el flujo de datos. Para no vulnerar la restricción RT-03, los trabajos de adaptación se realizarán en coordinación con el proveedor homologado del ERP, sin alterar ni desarrollar software no homologado sobre el ERP de TuSuper.</w:t>
             </w:r>
           </w:p>
         </w:tc>
@@ -12088,7 +11819,7 @@
                 <w:sz w:val="19"/>
                 <w:szCs w:val="19"/>
               </w:rPr>
-              <w:t>100%</w:t>
+              <w:t>20%</w:t>
             </w:r>
           </w:p>
         </w:tc>
@@ -12208,7 +11939,14 @@
                 <w:sz w:val="19"/>
                 <w:szCs w:val="19"/>
               </w:rPr>
-              <w:t>100%</w:t>
+              <w:t>60</w:t>
+            </w:r>
+            <w:r>
+              <w:rPr>
+                <w:sz w:val="19"/>
+                <w:szCs w:val="19"/>
+              </w:rPr>
+              <w:t>%</w:t>
             </w:r>
           </w:p>
         </w:tc>
@@ -12342,7 +12080,14 @@
                 <w:sz w:val="19"/>
                 <w:szCs w:val="19"/>
               </w:rPr>
-              <w:t>100%</w:t>
+              <w:t>20</w:t>
+            </w:r>
+            <w:r>
+              <w:rPr>
+                <w:sz w:val="19"/>
+                <w:szCs w:val="19"/>
+              </w:rPr>
+              <w:t>%</w:t>
             </w:r>
           </w:p>
         </w:tc>
@@ -12462,7 +12207,7 @@
                 <w:sz w:val="19"/>
                 <w:szCs w:val="19"/>
               </w:rPr>
-              <w:t>100%</w:t>
+              <w:t>20%</w:t>
             </w:r>
           </w:p>
         </w:tc>
@@ -12582,7 +12327,14 @@
                 <w:sz w:val="19"/>
                 <w:szCs w:val="19"/>
               </w:rPr>
-              <w:t>100%</w:t>
+              <w:t>60</w:t>
+            </w:r>
+            <w:r>
+              <w:rPr>
+                <w:sz w:val="19"/>
+                <w:szCs w:val="19"/>
+              </w:rPr>
+              <w:t>%</w:t>
             </w:r>
           </w:p>
         </w:tc>
@@ -12716,7 +12468,14 @@
                 <w:sz w:val="19"/>
                 <w:szCs w:val="19"/>
               </w:rPr>
-              <w:t>100%</w:t>
+              <w:t>20</w:t>
+            </w:r>
+            <w:r>
+              <w:rPr>
+                <w:sz w:val="19"/>
+                <w:szCs w:val="19"/>
+              </w:rPr>
+              <w:t>%</w:t>
             </w:r>
           </w:p>
         </w:tc>
@@ -12850,7 +12609,7 @@
                 <w:sz w:val="19"/>
                 <w:szCs w:val="19"/>
               </w:rPr>
-              <w:t>100%</w:t>
+              <w:t>20%</w:t>
             </w:r>
           </w:p>
         </w:tc>
@@ -13012,7 +12771,14 @@
                 <w:sz w:val="19"/>
                 <w:szCs w:val="19"/>
               </w:rPr>
-              <w:t>100%</w:t>
+              <w:t>60</w:t>
+            </w:r>
+            <w:r>
+              <w:rPr>
+                <w:sz w:val="19"/>
+                <w:szCs w:val="19"/>
+              </w:rPr>
+              <w:t>%</w:t>
             </w:r>
           </w:p>
         </w:tc>
@@ -13174,7 +12940,14 @@
                 <w:sz w:val="19"/>
                 <w:szCs w:val="19"/>
               </w:rPr>
-              <w:t>100%</w:t>
+              <w:t>20</w:t>
+            </w:r>
+            <w:r>
+              <w:rPr>
+                <w:sz w:val="19"/>
+                <w:szCs w:val="19"/>
+              </w:rPr>
+              <w:t>%</w:t>
             </w:r>
           </w:p>
         </w:tc>
@@ -13287,7 +13060,7 @@
                 <w:sz w:val="19"/>
                 <w:szCs w:val="19"/>
               </w:rPr>
-              <w:t>100%</w:t>
+              <w:t>20%</w:t>
             </w:r>
           </w:p>
         </w:tc>
@@ -13400,7 +13173,14 @@
                 <w:sz w:val="19"/>
                 <w:szCs w:val="19"/>
               </w:rPr>
-              <w:t>100%</w:t>
+              <w:t>60</w:t>
+            </w:r>
+            <w:r>
+              <w:rPr>
+                <w:sz w:val="19"/>
+                <w:szCs w:val="19"/>
+              </w:rPr>
+              <w:t>%</w:t>
             </w:r>
           </w:p>
         </w:tc>
@@ -13513,7 +13293,14 @@
                 <w:sz w:val="19"/>
                 <w:szCs w:val="19"/>
               </w:rPr>
-              <w:t>100%</w:t>
+              <w:t>20</w:t>
+            </w:r>
+            <w:r>
+              <w:rPr>
+                <w:sz w:val="19"/>
+                <w:szCs w:val="19"/>
+              </w:rPr>
+              <w:t>%</w:t>
             </w:r>
           </w:p>
         </w:tc>
@@ -13633,7 +13420,7 @@
                 <w:sz w:val="19"/>
                 <w:szCs w:val="19"/>
               </w:rPr>
-              <w:t>100%</w:t>
+              <w:t>20%</w:t>
             </w:r>
           </w:p>
         </w:tc>
@@ -13753,7 +13540,14 @@
                 <w:sz w:val="19"/>
                 <w:szCs w:val="19"/>
               </w:rPr>
-              <w:t>100%</w:t>
+              <w:t>60</w:t>
+            </w:r>
+            <w:r>
+              <w:rPr>
+                <w:sz w:val="19"/>
+                <w:szCs w:val="19"/>
+              </w:rPr>
+              <w:t>%</w:t>
             </w:r>
           </w:p>
         </w:tc>
@@ -13873,7 +13667,14 @@
                 <w:sz w:val="19"/>
                 <w:szCs w:val="19"/>
               </w:rPr>
-              <w:t>100%</w:t>
+              <w:t>20</w:t>
+            </w:r>
+            <w:r>
+              <w:rPr>
+                <w:sz w:val="19"/>
+                <w:szCs w:val="19"/>
+              </w:rPr>
+              <w:t>%</w:t>
             </w:r>
           </w:p>
         </w:tc>
@@ -13986,7 +13787,7 @@
                 <w:sz w:val="19"/>
                 <w:szCs w:val="19"/>
               </w:rPr>
-              <w:t>100%</w:t>
+              <w:t>20%</w:t>
             </w:r>
           </w:p>
         </w:tc>
@@ -14100,6 +13901,966 @@
                 <w:sz w:val="19"/>
                 <w:szCs w:val="19"/>
               </w:rPr>
+              <w:t>60</w:t>
+            </w:r>
+            <w:r>
+              <w:rPr>
+                <w:sz w:val="19"/>
+                <w:szCs w:val="19"/>
+              </w:rPr>
+              <w:t>%</w:t>
+            </w:r>
+          </w:p>
+        </w:tc>
+        <w:tc>
+          <w:tcPr>
+            <w:tcW w:w="1735" w:type="pct"/>
+          </w:tcPr>
+          <w:p>
+            <w:pPr>
+              <w:rPr>
+                <w:sz w:val="19"/>
+                <w:szCs w:val="19"/>
+              </w:rPr>
+            </w:pPr>
+            <w:r>
+              <w:rPr>
+                <w:sz w:val="19"/>
+                <w:szCs w:val="19"/>
+              </w:rPr>
+              <w:t>Porcentaje completado de su parte del estado</w:t>
+            </w:r>
+          </w:p>
+        </w:tc>
+      </w:tr>
+      <w:tr>
+        <w:trPr>
+          <w:cantSplit/>
+          <w:trHeight w:val="340"/>
+        </w:trPr>
+        <w:tc>
+          <w:tcPr>
+            <w:tcW w:w="647" w:type="pct"/>
+          </w:tcPr>
+          <w:p>
+            <w:pPr>
+              <w:rPr>
+                <w:sz w:val="19"/>
+                <w:szCs w:val="19"/>
+              </w:rPr>
+            </w:pPr>
+            <w:r>
+              <w:rPr>
+                <w:sz w:val="19"/>
+                <w:szCs w:val="19"/>
+              </w:rPr>
+              <w:t>RF-06</w:t>
+            </w:r>
+          </w:p>
+        </w:tc>
+        <w:tc>
+          <w:tcPr>
+            <w:tcW w:w="500" w:type="pct"/>
+          </w:tcPr>
+          <w:p>
+            <w:pPr>
+              <w:rPr>
+                <w:sz w:val="19"/>
+                <w:szCs w:val="19"/>
+              </w:rPr>
+            </w:pPr>
+            <w:r>
+              <w:rPr>
+                <w:sz w:val="19"/>
+                <w:szCs w:val="19"/>
+              </w:rPr>
+              <w:t>V</w:t>
+            </w:r>
+          </w:p>
+        </w:tc>
+        <w:tc>
+          <w:tcPr>
+            <w:tcW w:w="1647" w:type="pct"/>
+          </w:tcPr>
+          <w:p>
+            <w:pPr>
+              <w:rPr>
+                <w:sz w:val="19"/>
+                <w:szCs w:val="19"/>
+              </w:rPr>
+            </w:pPr>
+            <w:r>
+              <w:rPr>
+                <w:sz w:val="19"/>
+                <w:szCs w:val="19"/>
+              </w:rPr>
+              <w:t xml:space="preserve">3.6.3 Pruebas. </w:t>
+            </w:r>
+            <w:r>
+              <w:rPr>
+                <w:sz w:val="19"/>
+                <w:szCs w:val="19"/>
+              </w:rPr>
+              <w:t>Panel de gestión de pedidos para cada tienda</w:t>
+            </w:r>
+          </w:p>
+        </w:tc>
+        <w:tc>
+          <w:tcPr>
+            <w:tcW w:w="471" w:type="pct"/>
+          </w:tcPr>
+          <w:p>
+            <w:pPr>
+              <w:rPr>
+                <w:sz w:val="19"/>
+                <w:szCs w:val="19"/>
+              </w:rPr>
+            </w:pPr>
+            <w:r>
+              <w:rPr>
+                <w:sz w:val="19"/>
+                <w:szCs w:val="19"/>
+              </w:rPr>
+              <w:t>20</w:t>
+            </w:r>
+            <w:r>
+              <w:rPr>
+                <w:sz w:val="19"/>
+                <w:szCs w:val="19"/>
+              </w:rPr>
+              <w:t>%</w:t>
+            </w:r>
+          </w:p>
+        </w:tc>
+        <w:tc>
+          <w:tcPr>
+            <w:tcW w:w="1735" w:type="pct"/>
+          </w:tcPr>
+          <w:p>
+            <w:pPr>
+              <w:rPr>
+                <w:sz w:val="19"/>
+                <w:szCs w:val="19"/>
+              </w:rPr>
+            </w:pPr>
+            <w:r>
+              <w:rPr>
+                <w:sz w:val="19"/>
+                <w:szCs w:val="19"/>
+              </w:rPr>
+              <w:t>Porcentaje completado de su parte del estado</w:t>
+            </w:r>
+          </w:p>
+        </w:tc>
+      </w:tr>
+      <w:tr>
+        <w:trPr>
+          <w:cantSplit/>
+          <w:trHeight w:val="340"/>
+        </w:trPr>
+        <w:tc>
+          <w:tcPr>
+            <w:tcW w:w="647" w:type="pct"/>
+          </w:tcPr>
+          <w:p>
+            <w:pPr>
+              <w:rPr>
+                <w:sz w:val="19"/>
+                <w:szCs w:val="19"/>
+              </w:rPr>
+            </w:pPr>
+            <w:r>
+              <w:rPr>
+                <w:sz w:val="19"/>
+                <w:szCs w:val="19"/>
+              </w:rPr>
+              <w:t>RF-07</w:t>
+            </w:r>
+          </w:p>
+        </w:tc>
+        <w:tc>
+          <w:tcPr>
+            <w:tcW w:w="500" w:type="pct"/>
+          </w:tcPr>
+          <w:p>
+            <w:pPr>
+              <w:rPr>
+                <w:sz w:val="19"/>
+                <w:szCs w:val="19"/>
+              </w:rPr>
+            </w:pPr>
+            <w:r>
+              <w:rPr>
+                <w:sz w:val="19"/>
+                <w:szCs w:val="19"/>
+              </w:rPr>
+              <w:t>E</w:t>
+            </w:r>
+          </w:p>
+        </w:tc>
+        <w:tc>
+          <w:tcPr>
+            <w:tcW w:w="1647" w:type="pct"/>
+          </w:tcPr>
+          <w:p>
+            <w:pPr>
+              <w:rPr>
+                <w:sz w:val="19"/>
+                <w:szCs w:val="19"/>
+              </w:rPr>
+            </w:pPr>
+            <w:r>
+              <w:rPr>
+                <w:sz w:val="19"/>
+                <w:szCs w:val="19"/>
+              </w:rPr>
+              <w:t xml:space="preserve">3.7.1 Esp. </w:t>
+            </w:r>
+            <w:r>
+              <w:rPr>
+                <w:sz w:val="19"/>
+                <w:szCs w:val="19"/>
+              </w:rPr>
+              <w:t>Notificaciones al cliente por correo electrónico y aviso móvil</w:t>
+            </w:r>
+          </w:p>
+        </w:tc>
+        <w:tc>
+          <w:tcPr>
+            <w:tcW w:w="471" w:type="pct"/>
+          </w:tcPr>
+          <w:p>
+            <w:pPr>
+              <w:rPr>
+                <w:sz w:val="19"/>
+                <w:szCs w:val="19"/>
+              </w:rPr>
+            </w:pPr>
+            <w:r>
+              <w:rPr>
+                <w:sz w:val="19"/>
+                <w:szCs w:val="19"/>
+              </w:rPr>
+              <w:t>20%</w:t>
+            </w:r>
+          </w:p>
+        </w:tc>
+        <w:tc>
+          <w:tcPr>
+            <w:tcW w:w="1735" w:type="pct"/>
+          </w:tcPr>
+          <w:p>
+            <w:pPr>
+              <w:rPr>
+                <w:sz w:val="19"/>
+                <w:szCs w:val="19"/>
+              </w:rPr>
+            </w:pPr>
+            <w:r>
+              <w:rPr>
+                <w:sz w:val="19"/>
+                <w:szCs w:val="19"/>
+              </w:rPr>
+              <w:t>Porcentaje completado de su parte del estado</w:t>
+            </w:r>
+          </w:p>
+        </w:tc>
+      </w:tr>
+      <w:tr>
+        <w:trPr>
+          <w:cantSplit/>
+          <w:trHeight w:val="340"/>
+        </w:trPr>
+        <w:tc>
+          <w:tcPr>
+            <w:tcW w:w="647" w:type="pct"/>
+          </w:tcPr>
+          <w:p>
+            <w:pPr>
+              <w:rPr>
+                <w:sz w:val="19"/>
+                <w:szCs w:val="19"/>
+              </w:rPr>
+            </w:pPr>
+            <w:r>
+              <w:rPr>
+                <w:sz w:val="19"/>
+                <w:szCs w:val="19"/>
+              </w:rPr>
+              <w:t>RF-07</w:t>
+            </w:r>
+          </w:p>
+        </w:tc>
+        <w:tc>
+          <w:tcPr>
+            <w:tcW w:w="500" w:type="pct"/>
+          </w:tcPr>
+          <w:p>
+            <w:pPr>
+              <w:rPr>
+                <w:sz w:val="19"/>
+                <w:szCs w:val="19"/>
+              </w:rPr>
+            </w:pPr>
+            <w:r>
+              <w:rPr>
+                <w:sz w:val="19"/>
+                <w:szCs w:val="19"/>
+              </w:rPr>
+              <w:t>C</w:t>
+            </w:r>
+          </w:p>
+        </w:tc>
+        <w:tc>
+          <w:tcPr>
+            <w:tcW w:w="1647" w:type="pct"/>
+          </w:tcPr>
+          <w:p>
+            <w:pPr>
+              <w:rPr>
+                <w:sz w:val="19"/>
+                <w:szCs w:val="19"/>
+              </w:rPr>
+            </w:pPr>
+            <w:r>
+              <w:rPr>
+                <w:sz w:val="19"/>
+                <w:szCs w:val="19"/>
+              </w:rPr>
+              <w:t xml:space="preserve">3.7.2 Dev. </w:t>
+            </w:r>
+            <w:r>
+              <w:rPr>
+                <w:sz w:val="19"/>
+                <w:szCs w:val="19"/>
+              </w:rPr>
+              <w:t>Notificaciones al cliente por correo electrónico y aviso móvil</w:t>
+            </w:r>
+          </w:p>
+        </w:tc>
+        <w:tc>
+          <w:tcPr>
+            <w:tcW w:w="471" w:type="pct"/>
+          </w:tcPr>
+          <w:p>
+            <w:pPr>
+              <w:rPr>
+                <w:sz w:val="19"/>
+                <w:szCs w:val="19"/>
+              </w:rPr>
+            </w:pPr>
+            <w:r>
+              <w:rPr>
+                <w:sz w:val="19"/>
+                <w:szCs w:val="19"/>
+              </w:rPr>
+              <w:t>60</w:t>
+            </w:r>
+            <w:r>
+              <w:rPr>
+                <w:sz w:val="19"/>
+                <w:szCs w:val="19"/>
+              </w:rPr>
+              <w:t>%</w:t>
+            </w:r>
+          </w:p>
+        </w:tc>
+        <w:tc>
+          <w:tcPr>
+            <w:tcW w:w="1735" w:type="pct"/>
+          </w:tcPr>
+          <w:p>
+            <w:pPr>
+              <w:rPr>
+                <w:sz w:val="19"/>
+                <w:szCs w:val="19"/>
+              </w:rPr>
+            </w:pPr>
+            <w:r>
+              <w:rPr>
+                <w:sz w:val="19"/>
+                <w:szCs w:val="19"/>
+              </w:rPr>
+              <w:t>Porcentaje completado de su parte del estado</w:t>
+            </w:r>
+          </w:p>
+        </w:tc>
+      </w:tr>
+      <w:tr>
+        <w:trPr>
+          <w:cantSplit/>
+          <w:trHeight w:val="340"/>
+        </w:trPr>
+        <w:tc>
+          <w:tcPr>
+            <w:tcW w:w="647" w:type="pct"/>
+          </w:tcPr>
+          <w:p>
+            <w:pPr>
+              <w:rPr>
+                <w:sz w:val="19"/>
+                <w:szCs w:val="19"/>
+              </w:rPr>
+            </w:pPr>
+            <w:r>
+              <w:rPr>
+                <w:sz w:val="19"/>
+                <w:szCs w:val="19"/>
+              </w:rPr>
+              <w:t>RF-07</w:t>
+            </w:r>
+          </w:p>
+        </w:tc>
+        <w:tc>
+          <w:tcPr>
+            <w:tcW w:w="500" w:type="pct"/>
+          </w:tcPr>
+          <w:p>
+            <w:pPr>
+              <w:rPr>
+                <w:sz w:val="19"/>
+                <w:szCs w:val="19"/>
+              </w:rPr>
+            </w:pPr>
+            <w:r>
+              <w:rPr>
+                <w:sz w:val="19"/>
+                <w:szCs w:val="19"/>
+              </w:rPr>
+              <w:t>V</w:t>
+            </w:r>
+          </w:p>
+        </w:tc>
+        <w:tc>
+          <w:tcPr>
+            <w:tcW w:w="1647" w:type="pct"/>
+          </w:tcPr>
+          <w:p>
+            <w:pPr>
+              <w:rPr>
+                <w:sz w:val="19"/>
+                <w:szCs w:val="19"/>
+              </w:rPr>
+            </w:pPr>
+            <w:r>
+              <w:rPr>
+                <w:sz w:val="19"/>
+                <w:szCs w:val="19"/>
+              </w:rPr>
+              <w:t xml:space="preserve">3.7.3 Pruebas. </w:t>
+            </w:r>
+            <w:r>
+              <w:rPr>
+                <w:sz w:val="19"/>
+                <w:szCs w:val="19"/>
+              </w:rPr>
+              <w:t>Notificaciones al cliente por correo electrónico y aviso móvil</w:t>
+            </w:r>
+          </w:p>
+        </w:tc>
+        <w:tc>
+          <w:tcPr>
+            <w:tcW w:w="471" w:type="pct"/>
+          </w:tcPr>
+          <w:p>
+            <w:pPr>
+              <w:rPr>
+                <w:sz w:val="19"/>
+                <w:szCs w:val="19"/>
+              </w:rPr>
+            </w:pPr>
+            <w:r>
+              <w:rPr>
+                <w:sz w:val="19"/>
+                <w:szCs w:val="19"/>
+              </w:rPr>
+              <w:t>20</w:t>
+            </w:r>
+            <w:r>
+              <w:rPr>
+                <w:sz w:val="19"/>
+                <w:szCs w:val="19"/>
+              </w:rPr>
+              <w:t>%</w:t>
+            </w:r>
+          </w:p>
+        </w:tc>
+        <w:tc>
+          <w:tcPr>
+            <w:tcW w:w="1735" w:type="pct"/>
+          </w:tcPr>
+          <w:p>
+            <w:pPr>
+              <w:rPr>
+                <w:sz w:val="19"/>
+                <w:szCs w:val="19"/>
+              </w:rPr>
+            </w:pPr>
+            <w:r>
+              <w:rPr>
+                <w:sz w:val="19"/>
+                <w:szCs w:val="19"/>
+              </w:rPr>
+              <w:t>Porcentaje completado de su parte del estado</w:t>
+            </w:r>
+          </w:p>
+        </w:tc>
+      </w:tr>
+      <w:tr>
+        <w:trPr>
+          <w:cantSplit/>
+          <w:trHeight w:val="340"/>
+        </w:trPr>
+        <w:tc>
+          <w:tcPr>
+            <w:tcW w:w="647" w:type="pct"/>
+          </w:tcPr>
+          <w:p>
+            <w:pPr>
+              <w:rPr>
+                <w:sz w:val="19"/>
+                <w:szCs w:val="19"/>
+              </w:rPr>
+            </w:pPr>
+            <w:r>
+              <w:rPr>
+                <w:sz w:val="19"/>
+                <w:szCs w:val="19"/>
+              </w:rPr>
+              <w:t>RF-08</w:t>
+            </w:r>
+          </w:p>
+        </w:tc>
+        <w:tc>
+          <w:tcPr>
+            <w:tcW w:w="500" w:type="pct"/>
+          </w:tcPr>
+          <w:p>
+            <w:pPr>
+              <w:rPr>
+                <w:sz w:val="19"/>
+                <w:szCs w:val="19"/>
+              </w:rPr>
+            </w:pPr>
+            <w:r>
+              <w:rPr>
+                <w:sz w:val="19"/>
+                <w:szCs w:val="19"/>
+              </w:rPr>
+              <w:t>E</w:t>
+            </w:r>
+          </w:p>
+        </w:tc>
+        <w:tc>
+          <w:tcPr>
+            <w:tcW w:w="1647" w:type="pct"/>
+          </w:tcPr>
+          <w:p>
+            <w:pPr>
+              <w:rPr>
+                <w:sz w:val="19"/>
+                <w:szCs w:val="19"/>
+              </w:rPr>
+            </w:pPr>
+            <w:r>
+              <w:rPr>
+                <w:sz w:val="19"/>
+                <w:szCs w:val="19"/>
+              </w:rPr>
+              <w:t xml:space="preserve">3.8.1 Esp. </w:t>
+            </w:r>
+            <w:r>
+              <w:rPr>
+                <w:sz w:val="19"/>
+                <w:szCs w:val="19"/>
+              </w:rPr>
+              <w:t>Informes básicos de ventas para la dirección</w:t>
+            </w:r>
+          </w:p>
+        </w:tc>
+        <w:tc>
+          <w:tcPr>
+            <w:tcW w:w="471" w:type="pct"/>
+          </w:tcPr>
+          <w:p>
+            <w:pPr>
+              <w:rPr>
+                <w:sz w:val="19"/>
+                <w:szCs w:val="19"/>
+              </w:rPr>
+            </w:pPr>
+            <w:r>
+              <w:rPr>
+                <w:sz w:val="19"/>
+                <w:szCs w:val="19"/>
+              </w:rPr>
+              <w:t>20%</w:t>
+            </w:r>
+          </w:p>
+        </w:tc>
+        <w:tc>
+          <w:tcPr>
+            <w:tcW w:w="1735" w:type="pct"/>
+          </w:tcPr>
+          <w:p>
+            <w:pPr>
+              <w:rPr>
+                <w:sz w:val="19"/>
+                <w:szCs w:val="19"/>
+              </w:rPr>
+            </w:pPr>
+            <w:r>
+              <w:rPr>
+                <w:sz w:val="19"/>
+                <w:szCs w:val="19"/>
+              </w:rPr>
+              <w:t>Porcentaje completado de su parte del estado</w:t>
+            </w:r>
+          </w:p>
+        </w:tc>
+      </w:tr>
+      <w:tr>
+        <w:trPr>
+          <w:cantSplit/>
+          <w:trHeight w:val="340"/>
+        </w:trPr>
+        <w:tc>
+          <w:tcPr>
+            <w:tcW w:w="647" w:type="pct"/>
+          </w:tcPr>
+          <w:p>
+            <w:pPr>
+              <w:rPr>
+                <w:sz w:val="19"/>
+                <w:szCs w:val="19"/>
+              </w:rPr>
+            </w:pPr>
+            <w:r>
+              <w:rPr>
+                <w:sz w:val="19"/>
+                <w:szCs w:val="19"/>
+              </w:rPr>
+              <w:t>RF-08</w:t>
+            </w:r>
+          </w:p>
+        </w:tc>
+        <w:tc>
+          <w:tcPr>
+            <w:tcW w:w="500" w:type="pct"/>
+          </w:tcPr>
+          <w:p>
+            <w:pPr>
+              <w:rPr>
+                <w:sz w:val="19"/>
+                <w:szCs w:val="19"/>
+              </w:rPr>
+            </w:pPr>
+            <w:r>
+              <w:rPr>
+                <w:sz w:val="19"/>
+                <w:szCs w:val="19"/>
+              </w:rPr>
+              <w:t>C</w:t>
+            </w:r>
+          </w:p>
+        </w:tc>
+        <w:tc>
+          <w:tcPr>
+            <w:tcW w:w="1647" w:type="pct"/>
+          </w:tcPr>
+          <w:p>
+            <w:pPr>
+              <w:rPr>
+                <w:sz w:val="19"/>
+                <w:szCs w:val="19"/>
+              </w:rPr>
+            </w:pPr>
+            <w:r>
+              <w:rPr>
+                <w:sz w:val="19"/>
+                <w:szCs w:val="19"/>
+              </w:rPr>
+              <w:t xml:space="preserve">3.8.2 Dev. </w:t>
+            </w:r>
+            <w:r>
+              <w:rPr>
+                <w:sz w:val="19"/>
+                <w:szCs w:val="19"/>
+              </w:rPr>
+              <w:t>Informes básicos de ventas para la dirección</w:t>
+            </w:r>
+          </w:p>
+        </w:tc>
+        <w:tc>
+          <w:tcPr>
+            <w:tcW w:w="471" w:type="pct"/>
+          </w:tcPr>
+          <w:p>
+            <w:pPr>
+              <w:rPr>
+                <w:sz w:val="19"/>
+                <w:szCs w:val="19"/>
+              </w:rPr>
+            </w:pPr>
+            <w:r>
+              <w:rPr>
+                <w:sz w:val="19"/>
+                <w:szCs w:val="19"/>
+              </w:rPr>
+              <w:t>60</w:t>
+            </w:r>
+            <w:r>
+              <w:rPr>
+                <w:sz w:val="19"/>
+                <w:szCs w:val="19"/>
+              </w:rPr>
+              <w:t>%</w:t>
+            </w:r>
+          </w:p>
+        </w:tc>
+        <w:tc>
+          <w:tcPr>
+            <w:tcW w:w="1735" w:type="pct"/>
+          </w:tcPr>
+          <w:p>
+            <w:pPr>
+              <w:rPr>
+                <w:sz w:val="19"/>
+                <w:szCs w:val="19"/>
+              </w:rPr>
+            </w:pPr>
+            <w:r>
+              <w:rPr>
+                <w:sz w:val="19"/>
+                <w:szCs w:val="19"/>
+              </w:rPr>
+              <w:t>Porcentaje completado de su parte del estado</w:t>
+            </w:r>
+          </w:p>
+        </w:tc>
+      </w:tr>
+      <w:tr>
+        <w:trPr>
+          <w:cantSplit/>
+          <w:trHeight w:val="340"/>
+        </w:trPr>
+        <w:tc>
+          <w:tcPr>
+            <w:tcW w:w="647" w:type="pct"/>
+          </w:tcPr>
+          <w:p>
+            <w:pPr>
+              <w:rPr>
+                <w:sz w:val="19"/>
+                <w:szCs w:val="19"/>
+              </w:rPr>
+            </w:pPr>
+            <w:r>
+              <w:rPr>
+                <w:sz w:val="19"/>
+                <w:szCs w:val="19"/>
+              </w:rPr>
+              <w:t>RF-08</w:t>
+            </w:r>
+          </w:p>
+        </w:tc>
+        <w:tc>
+          <w:tcPr>
+            <w:tcW w:w="500" w:type="pct"/>
+          </w:tcPr>
+          <w:p>
+            <w:pPr>
+              <w:rPr>
+                <w:sz w:val="19"/>
+                <w:szCs w:val="19"/>
+              </w:rPr>
+            </w:pPr>
+            <w:r>
+              <w:rPr>
+                <w:sz w:val="19"/>
+                <w:szCs w:val="19"/>
+              </w:rPr>
+              <w:t>V</w:t>
+            </w:r>
+          </w:p>
+        </w:tc>
+        <w:tc>
+          <w:tcPr>
+            <w:tcW w:w="1647" w:type="pct"/>
+          </w:tcPr>
+          <w:p>
+            <w:pPr>
+              <w:rPr>
+                <w:sz w:val="19"/>
+                <w:szCs w:val="19"/>
+              </w:rPr>
+            </w:pPr>
+            <w:r>
+              <w:rPr>
+                <w:sz w:val="19"/>
+                <w:szCs w:val="19"/>
+              </w:rPr>
+              <w:t xml:space="preserve">3.8.3 Pruebas. </w:t>
+            </w:r>
+            <w:r>
+              <w:rPr>
+                <w:sz w:val="19"/>
+                <w:szCs w:val="19"/>
+              </w:rPr>
+              <w:t>Informes básicos de ventas para la dirección</w:t>
+            </w:r>
+          </w:p>
+        </w:tc>
+        <w:tc>
+          <w:tcPr>
+            <w:tcW w:w="471" w:type="pct"/>
+          </w:tcPr>
+          <w:p>
+            <w:pPr>
+              <w:rPr>
+                <w:sz w:val="19"/>
+                <w:szCs w:val="19"/>
+              </w:rPr>
+            </w:pPr>
+            <w:r>
+              <w:rPr>
+                <w:sz w:val="19"/>
+                <w:szCs w:val="19"/>
+              </w:rPr>
+              <w:t>20</w:t>
+            </w:r>
+            <w:r>
+              <w:rPr>
+                <w:sz w:val="19"/>
+                <w:szCs w:val="19"/>
+              </w:rPr>
+              <w:t>%</w:t>
+            </w:r>
+          </w:p>
+        </w:tc>
+        <w:tc>
+          <w:tcPr>
+            <w:tcW w:w="1735" w:type="pct"/>
+          </w:tcPr>
+          <w:p>
+            <w:pPr>
+              <w:rPr>
+                <w:sz w:val="19"/>
+                <w:szCs w:val="19"/>
+              </w:rPr>
+            </w:pPr>
+            <w:r>
+              <w:rPr>
+                <w:sz w:val="19"/>
+                <w:szCs w:val="19"/>
+              </w:rPr>
+              <w:t>Porcentaje completado de su parte del estado</w:t>
+            </w:r>
+          </w:p>
+        </w:tc>
+      </w:tr>
+      <w:tr>
+        <w:trPr>
+          <w:cantSplit/>
+          <w:trHeight w:val="340"/>
+        </w:trPr>
+        <w:tc>
+          <w:tcPr>
+            <w:tcW w:w="647" w:type="pct"/>
+          </w:tcPr>
+          <w:p>
+            <w:pPr>
+              <w:rPr>
+                <w:sz w:val="19"/>
+                <w:szCs w:val="19"/>
+              </w:rPr>
+            </w:pPr>
+            <w:r>
+              <w:rPr>
+                <w:sz w:val="19"/>
+                <w:szCs w:val="19"/>
+              </w:rPr>
+              <w:t>EP-01</w:t>
+            </w:r>
+          </w:p>
+        </w:tc>
+        <w:tc>
+          <w:tcPr>
+            <w:tcW w:w="500" w:type="pct"/>
+          </w:tcPr>
+          <w:p>
+            <w:pPr>
+              <w:rPr>
+                <w:sz w:val="19"/>
+                <w:szCs w:val="19"/>
+              </w:rPr>
+            </w:pPr>
+            <w:r>
+              <w:rPr>
+                <w:sz w:val="19"/>
+                <w:szCs w:val="19"/>
+              </w:rPr>
+              <w:t>Único</w:t>
+            </w:r>
+          </w:p>
+        </w:tc>
+        <w:tc>
+          <w:tcPr>
+            <w:tcW w:w="1647" w:type="pct"/>
+          </w:tcPr>
+          <w:p>
+            <w:pPr>
+              <w:rPr>
+                <w:sz w:val="19"/>
+                <w:szCs w:val="19"/>
+              </w:rPr>
+            </w:pPr>
+            <w:r>
+              <w:rPr>
+                <w:sz w:val="19"/>
+                <w:szCs w:val="19"/>
+              </w:rPr>
+              <w:t>2</w:t>
+            </w:r>
+            <w:r>
+              <w:rPr>
+                <w:sz w:val="19"/>
+                <w:szCs w:val="19"/>
+              </w:rPr>
+              <w:t>.1</w:t>
+            </w:r>
+            <w:r>
+              <w:rPr>
+                <w:sz w:val="19"/>
+                <w:szCs w:val="19"/>
+              </w:rPr>
+              <w:t xml:space="preserve"> EP-01</w:t>
+            </w:r>
+            <w:r>
+              <w:rPr>
+                <w:sz w:val="19"/>
+                <w:szCs w:val="19"/>
+              </w:rPr>
+              <w:t xml:space="preserve"> Gestión Inicial y Arranque</w:t>
+            </w:r>
+          </w:p>
+        </w:tc>
+        <w:tc>
+          <w:tcPr>
+            <w:tcW w:w="471" w:type="pct"/>
+          </w:tcPr>
+          <w:p>
+            <w:pPr>
+              <w:rPr>
+                <w:sz w:val="19"/>
+                <w:szCs w:val="19"/>
+              </w:rPr>
+            </w:pPr>
+            <w:r>
+              <w:rPr>
+                <w:sz w:val="19"/>
+                <w:szCs w:val="19"/>
+              </w:rPr>
               <w:t>100%</w:t>
             </w:r>
           </w:p>
@@ -14146,7 +14907,7 @@
                 <w:sz w:val="19"/>
                 <w:szCs w:val="19"/>
               </w:rPr>
-              <w:t>RF-06</w:t>
+              <w:t>EP-02</w:t>
             </w:r>
           </w:p>
         </w:tc>
@@ -14166,7 +14927,7 @@
                 <w:sz w:val="19"/>
                 <w:szCs w:val="19"/>
               </w:rPr>
-              <w:t>V</w:t>
+              <w:t>Único</w:t>
             </w:r>
           </w:p>
         </w:tc>
@@ -14186,14 +14947,14 @@
                 <w:sz w:val="19"/>
                 <w:szCs w:val="19"/>
               </w:rPr>
-              <w:t xml:space="preserve">3.6.3 Pruebas. </w:t>
-            </w:r>
-            <w:r>
-              <w:rPr>
-                <w:sz w:val="19"/>
-                <w:szCs w:val="19"/>
-              </w:rPr>
-              <w:t>Panel de gestión de pedidos para cada tienda</w:t>
+              <w:t>2.2 EP-02</w:t>
+            </w:r>
+            <w:r>
+              <w:rPr>
+                <w:sz w:val="19"/>
+                <w:szCs w:val="19"/>
+              </w:rPr>
+              <w:t xml:space="preserve"> Arquitectura e Infraestructura Base</w:t>
             </w:r>
           </w:p>
         </w:tc>
@@ -14259,7 +15020,7 @@
                 <w:sz w:val="19"/>
                 <w:szCs w:val="19"/>
               </w:rPr>
-              <w:t>RF-07</w:t>
+              <w:t>EP-03</w:t>
             </w:r>
           </w:p>
         </w:tc>
@@ -14279,7 +15040,7 @@
                 <w:sz w:val="19"/>
                 <w:szCs w:val="19"/>
               </w:rPr>
-              <w:t>E</w:t>
+              <w:t>Único</w:t>
             </w:r>
           </w:p>
         </w:tc>
@@ -14299,14 +15060,35 @@
                 <w:sz w:val="19"/>
                 <w:szCs w:val="19"/>
               </w:rPr>
-              <w:t xml:space="preserve">3.7.1 Esp. </w:t>
-            </w:r>
-            <w:r>
-              <w:rPr>
-                <w:sz w:val="19"/>
-                <w:szCs w:val="19"/>
-              </w:rPr>
-              <w:t>Notificaciones al cliente por correo electrónico y aviso móvil</w:t>
+              <w:t>2.</w:t>
+            </w:r>
+            <w:r>
+              <w:rPr>
+                <w:sz w:val="19"/>
+                <w:szCs w:val="19"/>
+              </w:rPr>
+              <w:t>3</w:t>
+            </w:r>
+            <w:r>
+              <w:rPr>
+                <w:sz w:val="19"/>
+                <w:szCs w:val="19"/>
+              </w:rPr>
+              <w:t xml:space="preserve"> </w:t>
+            </w:r>
+            <w:r>
+              <w:rPr>
+                <w:sz w:val="19"/>
+                <w:szCs w:val="19"/>
+              </w:rPr>
+              <w:t>EP-03</w:t>
+            </w:r>
+            <w:r>
+              <w:rPr>
+                <w:sz w:val="19"/>
+                <w:szCs w:val="19"/>
+              </w:rPr>
+              <w:t xml:space="preserve"> Conector ERP e Integraciones</w:t>
             </w:r>
           </w:p>
         </w:tc>
@@ -14372,7 +15154,7 @@
                 <w:sz w:val="19"/>
                 <w:szCs w:val="19"/>
               </w:rPr>
-              <w:t>RF-07</w:t>
+              <w:t>EP-04</w:t>
             </w:r>
           </w:p>
         </w:tc>
@@ -14392,7 +15174,7 @@
                 <w:sz w:val="19"/>
                 <w:szCs w:val="19"/>
               </w:rPr>
-              <w:t>C</w:t>
+              <w:t>Único</w:t>
             </w:r>
           </w:p>
         </w:tc>
@@ -14412,14 +15194,28 @@
                 <w:sz w:val="19"/>
                 <w:szCs w:val="19"/>
               </w:rPr>
-              <w:t xml:space="preserve">3.7.2 Dev. </w:t>
-            </w:r>
-            <w:r>
-              <w:rPr>
-                <w:sz w:val="19"/>
-                <w:szCs w:val="19"/>
-              </w:rPr>
-              <w:t>Notificaciones al cliente por correo electrónico y aviso móvil</w:t>
+              <w:t>2.4</w:t>
+            </w:r>
+            <w:r>
+              <w:rPr>
+                <w:sz w:val="19"/>
+                <w:szCs w:val="19"/>
+              </w:rPr>
+              <w:t xml:space="preserve"> </w:t>
+            </w:r>
+            <w:r>
+              <w:rPr>
+                <w:sz w:val="19"/>
+                <w:szCs w:val="19"/>
+              </w:rPr>
+              <w:t>EP-04</w:t>
+            </w:r>
+            <w:r>
+              <w:rPr>
+                <w:sz w:val="19"/>
+                <w:szCs w:val="19"/>
+              </w:rPr>
+              <w:t xml:space="preserve"> Preparación de Entornos de Tienda</w:t>
             </w:r>
           </w:p>
         </w:tc>
@@ -14485,7 +15281,7 @@
                 <w:sz w:val="19"/>
                 <w:szCs w:val="19"/>
               </w:rPr>
-              <w:t>RF-07</w:t>
+              <w:t>EP-05</w:t>
             </w:r>
           </w:p>
         </w:tc>
@@ -14505,7 +15301,7 @@
                 <w:sz w:val="19"/>
                 <w:szCs w:val="19"/>
               </w:rPr>
-              <w:t>V</w:t>
+              <w:t>Único</w:t>
             </w:r>
           </w:p>
         </w:tc>
@@ -14525,14 +15321,28 @@
                 <w:sz w:val="19"/>
                 <w:szCs w:val="19"/>
               </w:rPr>
-              <w:t xml:space="preserve">3.7.3 Pruebas. </w:t>
-            </w:r>
-            <w:r>
-              <w:rPr>
-                <w:sz w:val="19"/>
-                <w:szCs w:val="19"/>
-              </w:rPr>
-              <w:t>Notificaciones al cliente por correo electrónico y aviso móvil</w:t>
+              <w:t>2.5</w:t>
+            </w:r>
+            <w:r>
+              <w:rPr>
+                <w:sz w:val="19"/>
+                <w:szCs w:val="19"/>
+              </w:rPr>
+              <w:t xml:space="preserve"> </w:t>
+            </w:r>
+            <w:r>
+              <w:rPr>
+                <w:sz w:val="19"/>
+                <w:szCs w:val="19"/>
+              </w:rPr>
+              <w:t>EP-05</w:t>
+            </w:r>
+            <w:r>
+              <w:rPr>
+                <w:sz w:val="19"/>
+                <w:szCs w:val="19"/>
+              </w:rPr>
+              <w:t xml:space="preserve"> Ejecución del Piloto (3 tiendas)</w:t>
             </w:r>
           </w:p>
         </w:tc>
@@ -14598,7 +15408,7 @@
                 <w:sz w:val="19"/>
                 <w:szCs w:val="19"/>
               </w:rPr>
-              <w:t>RF-08</w:t>
+              <w:t>EP-06</w:t>
             </w:r>
           </w:p>
         </w:tc>
@@ -14618,7 +15428,7 @@
                 <w:sz w:val="19"/>
                 <w:szCs w:val="19"/>
               </w:rPr>
-              <w:t>E</w:t>
+              <w:t>Único</w:t>
             </w:r>
           </w:p>
         </w:tc>
@@ -14638,14 +15448,28 @@
                 <w:sz w:val="19"/>
                 <w:szCs w:val="19"/>
               </w:rPr>
-              <w:t xml:space="preserve">3.8.1 Esp. </w:t>
-            </w:r>
-            <w:r>
-              <w:rPr>
-                <w:sz w:val="19"/>
-                <w:szCs w:val="19"/>
-              </w:rPr>
-              <w:t>Informes básicos de ventas para la dirección</w:t>
+              <w:t>2.6</w:t>
+            </w:r>
+            <w:r>
+              <w:rPr>
+                <w:sz w:val="19"/>
+                <w:szCs w:val="19"/>
+              </w:rPr>
+              <w:t xml:space="preserve"> </w:t>
+            </w:r>
+            <w:r>
+              <w:rPr>
+                <w:sz w:val="19"/>
+                <w:szCs w:val="19"/>
+              </w:rPr>
+              <w:t>EP-06</w:t>
+            </w:r>
+            <w:r>
+              <w:rPr>
+                <w:sz w:val="19"/>
+                <w:szCs w:val="19"/>
+              </w:rPr>
+              <w:t xml:space="preserve"> Despliegue General (32 tiendas)</w:t>
             </w:r>
           </w:p>
         </w:tc>
@@ -14711,7 +15535,7 @@
                 <w:sz w:val="19"/>
                 <w:szCs w:val="19"/>
               </w:rPr>
-              <w:t>RF-08</w:t>
+              <w:t>EP-07</w:t>
             </w:r>
           </w:p>
         </w:tc>
@@ -14731,7 +15555,7 @@
                 <w:sz w:val="19"/>
                 <w:szCs w:val="19"/>
               </w:rPr>
-              <w:t>C</w:t>
+              <w:t>Único</w:t>
             </w:r>
           </w:p>
         </w:tc>
@@ -14751,360 +15575,7 @@
                 <w:sz w:val="19"/>
                 <w:szCs w:val="19"/>
               </w:rPr>
-              <w:t xml:space="preserve">3.8.2 Dev. </w:t>
-            </w:r>
-            <w:r>
-              <w:rPr>
-                <w:sz w:val="19"/>
-                <w:szCs w:val="19"/>
-              </w:rPr>
-              <w:t>Informes básicos de ventas para la dirección</w:t>
-            </w:r>
-          </w:p>
-        </w:tc>
-        <w:tc>
-          <w:tcPr>
-            <w:tcW w:w="471" w:type="pct"/>
-          </w:tcPr>
-          <w:p>
-            <w:pPr>
-              <w:rPr>
-                <w:sz w:val="19"/>
-                <w:szCs w:val="19"/>
-              </w:rPr>
-            </w:pPr>
-            <w:r>
-              <w:rPr>
-                <w:sz w:val="19"/>
-                <w:szCs w:val="19"/>
-              </w:rPr>
-              <w:t>100%</w:t>
-            </w:r>
-          </w:p>
-        </w:tc>
-        <w:tc>
-          <w:tcPr>
-            <w:tcW w:w="1735" w:type="pct"/>
-          </w:tcPr>
-          <w:p>
-            <w:pPr>
-              <w:rPr>
-                <w:sz w:val="19"/>
-                <w:szCs w:val="19"/>
-              </w:rPr>
-            </w:pPr>
-            <w:r>
-              <w:rPr>
-                <w:sz w:val="19"/>
-                <w:szCs w:val="19"/>
-              </w:rPr>
-              <w:t>Porcentaje completado de su parte del estado</w:t>
-            </w:r>
-          </w:p>
-        </w:tc>
-      </w:tr>
-      <w:tr>
-        <w:trPr>
-          <w:cantSplit/>
-          <w:trHeight w:val="340"/>
-        </w:trPr>
-        <w:tc>
-          <w:tcPr>
-            <w:tcW w:w="647" w:type="pct"/>
-          </w:tcPr>
-          <w:p>
-            <w:pPr>
-              <w:rPr>
-                <w:sz w:val="19"/>
-                <w:szCs w:val="19"/>
-              </w:rPr>
-            </w:pPr>
-            <w:r>
-              <w:rPr>
-                <w:sz w:val="19"/>
-                <w:szCs w:val="19"/>
-              </w:rPr>
-              <w:t>RF-08</w:t>
-            </w:r>
-          </w:p>
-        </w:tc>
-        <w:tc>
-          <w:tcPr>
-            <w:tcW w:w="500" w:type="pct"/>
-          </w:tcPr>
-          <w:p>
-            <w:pPr>
-              <w:rPr>
-                <w:sz w:val="19"/>
-                <w:szCs w:val="19"/>
-              </w:rPr>
-            </w:pPr>
-            <w:r>
-              <w:rPr>
-                <w:sz w:val="19"/>
-                <w:szCs w:val="19"/>
-              </w:rPr>
-              <w:t>V</w:t>
-            </w:r>
-          </w:p>
-        </w:tc>
-        <w:tc>
-          <w:tcPr>
-            <w:tcW w:w="1647" w:type="pct"/>
-          </w:tcPr>
-          <w:p>
-            <w:pPr>
-              <w:rPr>
-                <w:sz w:val="19"/>
-                <w:szCs w:val="19"/>
-              </w:rPr>
-            </w:pPr>
-            <w:r>
-              <w:rPr>
-                <w:sz w:val="19"/>
-                <w:szCs w:val="19"/>
-              </w:rPr>
-              <w:t xml:space="preserve">3.8.3 Pruebas. </w:t>
-            </w:r>
-            <w:r>
-              <w:rPr>
-                <w:sz w:val="19"/>
-                <w:szCs w:val="19"/>
-              </w:rPr>
-              <w:t>Informes básicos de ventas para la dirección</w:t>
-            </w:r>
-          </w:p>
-        </w:tc>
-        <w:tc>
-          <w:tcPr>
-            <w:tcW w:w="471" w:type="pct"/>
-          </w:tcPr>
-          <w:p>
-            <w:pPr>
-              <w:rPr>
-                <w:sz w:val="19"/>
-                <w:szCs w:val="19"/>
-              </w:rPr>
-            </w:pPr>
-            <w:r>
-              <w:rPr>
-                <w:sz w:val="19"/>
-                <w:szCs w:val="19"/>
-              </w:rPr>
-              <w:t>100%</w:t>
-            </w:r>
-          </w:p>
-        </w:tc>
-        <w:tc>
-          <w:tcPr>
-            <w:tcW w:w="1735" w:type="pct"/>
-          </w:tcPr>
-          <w:p>
-            <w:pPr>
-              <w:rPr>
-                <w:sz w:val="19"/>
-                <w:szCs w:val="19"/>
-              </w:rPr>
-            </w:pPr>
-            <w:r>
-              <w:rPr>
-                <w:sz w:val="19"/>
-                <w:szCs w:val="19"/>
-              </w:rPr>
-              <w:t>Porcentaje completado de su parte del estado</w:t>
-            </w:r>
-          </w:p>
-        </w:tc>
-      </w:tr>
-      <w:tr>
-        <w:trPr>
-          <w:cantSplit/>
-          <w:trHeight w:val="340"/>
-        </w:trPr>
-        <w:tc>
-          <w:tcPr>
-            <w:tcW w:w="647" w:type="pct"/>
-          </w:tcPr>
-          <w:p>
-            <w:pPr>
-              <w:rPr>
-                <w:sz w:val="19"/>
-                <w:szCs w:val="19"/>
-              </w:rPr>
-            </w:pPr>
-            <w:r>
-              <w:rPr>
-                <w:sz w:val="19"/>
-                <w:szCs w:val="19"/>
-              </w:rPr>
-              <w:t>EP-01</w:t>
-            </w:r>
-          </w:p>
-        </w:tc>
-        <w:tc>
-          <w:tcPr>
-            <w:tcW w:w="500" w:type="pct"/>
-          </w:tcPr>
-          <w:p>
-            <w:pPr>
-              <w:rPr>
-                <w:sz w:val="19"/>
-                <w:szCs w:val="19"/>
-              </w:rPr>
-            </w:pPr>
-            <w:r>
-              <w:rPr>
-                <w:sz w:val="19"/>
-                <w:szCs w:val="19"/>
-              </w:rPr>
-              <w:t>Único</w:t>
-            </w:r>
-          </w:p>
-        </w:tc>
-        <w:tc>
-          <w:tcPr>
-            <w:tcW w:w="1647" w:type="pct"/>
-          </w:tcPr>
-          <w:p>
-            <w:pPr>
-              <w:rPr>
-                <w:sz w:val="19"/>
-                <w:szCs w:val="19"/>
-              </w:rPr>
-            </w:pPr>
-            <w:r>
-              <w:rPr>
-                <w:sz w:val="19"/>
-                <w:szCs w:val="19"/>
-              </w:rPr>
-              <w:t>2</w:t>
-            </w:r>
-            <w:r>
-              <w:rPr>
-                <w:sz w:val="19"/>
-                <w:szCs w:val="19"/>
-              </w:rPr>
-              <w:t>.1</w:t>
-            </w:r>
-            <w:r>
-              <w:rPr>
-                <w:sz w:val="19"/>
-                <w:szCs w:val="19"/>
-              </w:rPr>
-              <w:t xml:space="preserve"> EP-01</w:t>
-            </w:r>
-            <w:r>
-              <w:rPr>
-                <w:sz w:val="19"/>
-                <w:szCs w:val="19"/>
-              </w:rPr>
-              <w:t xml:space="preserve"> Gestión Inicial y Arranque</w:t>
-            </w:r>
-          </w:p>
-        </w:tc>
-        <w:tc>
-          <w:tcPr>
-            <w:tcW w:w="471" w:type="pct"/>
-          </w:tcPr>
-          <w:p>
-            <w:pPr>
-              <w:rPr>
-                <w:sz w:val="19"/>
-                <w:szCs w:val="19"/>
-              </w:rPr>
-            </w:pPr>
-            <w:r>
-              <w:rPr>
-                <w:sz w:val="19"/>
-                <w:szCs w:val="19"/>
-              </w:rPr>
-              <w:t>100%</w:t>
-            </w:r>
-          </w:p>
-        </w:tc>
-        <w:tc>
-          <w:tcPr>
-            <w:tcW w:w="1735" w:type="pct"/>
-          </w:tcPr>
-          <w:p>
-            <w:pPr>
-              <w:rPr>
-                <w:sz w:val="19"/>
-                <w:szCs w:val="19"/>
-              </w:rPr>
-            </w:pPr>
-            <w:r>
-              <w:rPr>
-                <w:sz w:val="19"/>
-                <w:szCs w:val="19"/>
-              </w:rPr>
-              <w:t>Porcentaje completado de su parte del estado</w:t>
-            </w:r>
-          </w:p>
-        </w:tc>
-      </w:tr>
-      <w:tr>
-        <w:trPr>
-          <w:cantSplit/>
-          <w:trHeight w:val="340"/>
-        </w:trPr>
-        <w:tc>
-          <w:tcPr>
-            <w:tcW w:w="647" w:type="pct"/>
-          </w:tcPr>
-          <w:p>
-            <w:pPr>
-              <w:rPr>
-                <w:sz w:val="19"/>
-                <w:szCs w:val="19"/>
-              </w:rPr>
-            </w:pPr>
-            <w:r>
-              <w:rPr>
-                <w:sz w:val="19"/>
-                <w:szCs w:val="19"/>
-              </w:rPr>
-              <w:t>EP-02</w:t>
-            </w:r>
-          </w:p>
-        </w:tc>
-        <w:tc>
-          <w:tcPr>
-            <w:tcW w:w="500" w:type="pct"/>
-          </w:tcPr>
-          <w:p>
-            <w:pPr>
-              <w:rPr>
-                <w:sz w:val="19"/>
-                <w:szCs w:val="19"/>
-              </w:rPr>
-            </w:pPr>
-            <w:r>
-              <w:rPr>
-                <w:sz w:val="19"/>
-                <w:szCs w:val="19"/>
-              </w:rPr>
-              <w:t>Único</w:t>
-            </w:r>
-          </w:p>
-        </w:tc>
-        <w:tc>
-          <w:tcPr>
-            <w:tcW w:w="1647" w:type="pct"/>
-          </w:tcPr>
-          <w:p>
-            <w:pPr>
-              <w:rPr>
-                <w:sz w:val="19"/>
-                <w:szCs w:val="19"/>
-              </w:rPr>
-            </w:pPr>
-            <w:r>
-              <w:rPr>
-                <w:sz w:val="19"/>
-                <w:szCs w:val="19"/>
-              </w:rPr>
-              <w:t>2.2</w:t>
+              <w:t>2.7</w:t>
             </w:r>
             <w:r>
               <w:rPr>
@@ -15118,740 +15589,14 @@
                 <w:sz w:val="19"/>
                 <w:szCs w:val="19"/>
               </w:rPr>
-              <w:t>EP-0</w:t>
-            </w:r>
-            <w:r>
-              <w:rPr>
-                <w:sz w:val="19"/>
-                <w:szCs w:val="19"/>
-              </w:rPr>
-              <w:t>2</w:t>
-            </w:r>
-            <w:r>
-              <w:rPr>
-                <w:sz w:val="19"/>
-                <w:szCs w:val="19"/>
-              </w:rPr>
-              <w:t xml:space="preserve"> </w:t>
-            </w:r>
-            <w:r>
-              <w:rPr>
-                <w:sz w:val="19"/>
-                <w:szCs w:val="19"/>
-              </w:rPr>
-              <w:t>Arquitectura e Infraestructura Base</w:t>
-            </w:r>
-          </w:p>
-        </w:tc>
-        <w:tc>
-          <w:tcPr>
-            <w:tcW w:w="471" w:type="pct"/>
-          </w:tcPr>
-          <w:p>
-            <w:pPr>
-              <w:rPr>
-                <w:sz w:val="19"/>
-                <w:szCs w:val="19"/>
-              </w:rPr>
-            </w:pPr>
-            <w:r>
-              <w:rPr>
-                <w:sz w:val="19"/>
-                <w:szCs w:val="19"/>
-              </w:rPr>
-              <w:t>100%</w:t>
-            </w:r>
-          </w:p>
-        </w:tc>
-        <w:tc>
-          <w:tcPr>
-            <w:tcW w:w="1735" w:type="pct"/>
-          </w:tcPr>
-          <w:p>
-            <w:pPr>
-              <w:rPr>
-                <w:sz w:val="19"/>
-                <w:szCs w:val="19"/>
-              </w:rPr>
-            </w:pPr>
-            <w:r>
-              <w:rPr>
-                <w:sz w:val="19"/>
-                <w:szCs w:val="19"/>
-              </w:rPr>
-              <w:t>Porcentaje completado de su parte del estado</w:t>
-            </w:r>
-          </w:p>
-        </w:tc>
-      </w:tr>
-      <w:tr>
-        <w:trPr>
-          <w:cantSplit/>
-          <w:trHeight w:val="340"/>
-        </w:trPr>
-        <w:tc>
-          <w:tcPr>
-            <w:tcW w:w="647" w:type="pct"/>
-          </w:tcPr>
-          <w:p>
-            <w:pPr>
-              <w:rPr>
-                <w:sz w:val="19"/>
-                <w:szCs w:val="19"/>
-              </w:rPr>
-            </w:pPr>
-            <w:r>
-              <w:rPr>
-                <w:sz w:val="19"/>
-                <w:szCs w:val="19"/>
-              </w:rPr>
-              <w:t>EP-03</w:t>
-            </w:r>
-          </w:p>
-        </w:tc>
-        <w:tc>
-          <w:tcPr>
-            <w:tcW w:w="500" w:type="pct"/>
-          </w:tcPr>
-          <w:p>
-            <w:pPr>
-              <w:rPr>
-                <w:sz w:val="19"/>
-                <w:szCs w:val="19"/>
-              </w:rPr>
-            </w:pPr>
-            <w:r>
-              <w:rPr>
-                <w:sz w:val="19"/>
-                <w:szCs w:val="19"/>
-              </w:rPr>
-              <w:t>Único</w:t>
-            </w:r>
-          </w:p>
-        </w:tc>
-        <w:tc>
-          <w:tcPr>
-            <w:tcW w:w="1647" w:type="pct"/>
-          </w:tcPr>
-          <w:p>
-            <w:pPr>
-              <w:rPr>
-                <w:sz w:val="19"/>
-                <w:szCs w:val="19"/>
-              </w:rPr>
-            </w:pPr>
-            <w:r>
-              <w:rPr>
-                <w:sz w:val="19"/>
-                <w:szCs w:val="19"/>
-              </w:rPr>
-              <w:t>2.</w:t>
-            </w:r>
-            <w:r>
-              <w:rPr>
-                <w:sz w:val="19"/>
-                <w:szCs w:val="19"/>
-              </w:rPr>
-              <w:t>3</w:t>
-            </w:r>
-            <w:r>
-              <w:rPr>
-                <w:sz w:val="19"/>
-                <w:szCs w:val="19"/>
-              </w:rPr>
-              <w:t xml:space="preserve"> </w:t>
-            </w:r>
-            <w:r>
-              <w:rPr>
-                <w:sz w:val="19"/>
-                <w:szCs w:val="19"/>
-              </w:rPr>
-              <w:t>EP-0</w:t>
-            </w:r>
-            <w:r>
-              <w:rPr>
-                <w:sz w:val="19"/>
-                <w:szCs w:val="19"/>
-              </w:rPr>
-              <w:t>3</w:t>
-            </w:r>
-            <w:r>
-              <w:rPr>
-                <w:sz w:val="19"/>
-                <w:szCs w:val="19"/>
-              </w:rPr>
-              <w:t xml:space="preserve"> </w:t>
-            </w:r>
-            <w:r>
-              <w:rPr>
-                <w:sz w:val="19"/>
-                <w:szCs w:val="19"/>
-              </w:rPr>
-              <w:t>Conector ERP e Integraciones</w:t>
-            </w:r>
-          </w:p>
-        </w:tc>
-        <w:tc>
-          <w:tcPr>
-            <w:tcW w:w="471" w:type="pct"/>
-          </w:tcPr>
-          <w:p>
-            <w:pPr>
-              <w:rPr>
-                <w:sz w:val="19"/>
-                <w:szCs w:val="19"/>
-              </w:rPr>
-            </w:pPr>
-            <w:r>
-              <w:rPr>
-                <w:sz w:val="19"/>
-                <w:szCs w:val="19"/>
-              </w:rPr>
-              <w:t>100%</w:t>
-            </w:r>
-          </w:p>
-        </w:tc>
-        <w:tc>
-          <w:tcPr>
-            <w:tcW w:w="1735" w:type="pct"/>
-          </w:tcPr>
-          <w:p>
-            <w:pPr>
-              <w:rPr>
-                <w:sz w:val="19"/>
-                <w:szCs w:val="19"/>
-              </w:rPr>
-            </w:pPr>
-            <w:r>
-              <w:rPr>
-                <w:sz w:val="19"/>
-                <w:szCs w:val="19"/>
-              </w:rPr>
-              <w:t>Porcentaje completado de su parte del estado</w:t>
-            </w:r>
-          </w:p>
-        </w:tc>
-      </w:tr>
-      <w:tr>
-        <w:trPr>
-          <w:cantSplit/>
-          <w:trHeight w:val="340"/>
-        </w:trPr>
-        <w:tc>
-          <w:tcPr>
-            <w:tcW w:w="647" w:type="pct"/>
-          </w:tcPr>
-          <w:p>
-            <w:pPr>
-              <w:rPr>
-                <w:sz w:val="19"/>
-                <w:szCs w:val="19"/>
-              </w:rPr>
-            </w:pPr>
-            <w:r>
-              <w:rPr>
-                <w:sz w:val="19"/>
-                <w:szCs w:val="19"/>
-              </w:rPr>
-              <w:t>EP-04</w:t>
-            </w:r>
-          </w:p>
-        </w:tc>
-        <w:tc>
-          <w:tcPr>
-            <w:tcW w:w="500" w:type="pct"/>
-          </w:tcPr>
-          <w:p>
-            <w:pPr>
-              <w:rPr>
-                <w:sz w:val="19"/>
-                <w:szCs w:val="19"/>
-              </w:rPr>
-            </w:pPr>
-            <w:r>
-              <w:rPr>
-                <w:sz w:val="19"/>
-                <w:szCs w:val="19"/>
-              </w:rPr>
-              <w:t>Único</w:t>
-            </w:r>
-          </w:p>
-        </w:tc>
-        <w:tc>
-          <w:tcPr>
-            <w:tcW w:w="1647" w:type="pct"/>
-          </w:tcPr>
-          <w:p>
-            <w:pPr>
-              <w:rPr>
-                <w:sz w:val="19"/>
-                <w:szCs w:val="19"/>
-              </w:rPr>
-            </w:pPr>
-            <w:r>
-              <w:rPr>
-                <w:sz w:val="19"/>
-                <w:szCs w:val="19"/>
-              </w:rPr>
-              <w:t>2.4</w:t>
-            </w:r>
-            <w:r>
-              <w:rPr>
-                <w:sz w:val="19"/>
-                <w:szCs w:val="19"/>
-              </w:rPr>
-              <w:t xml:space="preserve"> </w:t>
-            </w:r>
-            <w:r>
-              <w:rPr>
-                <w:sz w:val="19"/>
-                <w:szCs w:val="19"/>
-              </w:rPr>
-              <w:t>EP-0</w:t>
-            </w:r>
-            <w:r>
-              <w:rPr>
-                <w:sz w:val="19"/>
-                <w:szCs w:val="19"/>
-              </w:rPr>
-              <w:t>4</w:t>
-            </w:r>
-            <w:r>
-              <w:rPr>
-                <w:sz w:val="19"/>
-                <w:szCs w:val="19"/>
-              </w:rPr>
-              <w:t xml:space="preserve"> </w:t>
-            </w:r>
-            <w:r>
-              <w:rPr>
-                <w:sz w:val="19"/>
-                <w:szCs w:val="19"/>
-              </w:rPr>
-              <w:t>Preparación de Entornos de Tienda</w:t>
-            </w:r>
-          </w:p>
-        </w:tc>
-        <w:tc>
-          <w:tcPr>
-            <w:tcW w:w="471" w:type="pct"/>
-          </w:tcPr>
-          <w:p>
-            <w:pPr>
-              <w:rPr>
-                <w:sz w:val="19"/>
-                <w:szCs w:val="19"/>
-              </w:rPr>
-            </w:pPr>
-            <w:r>
-              <w:rPr>
-                <w:sz w:val="19"/>
-                <w:szCs w:val="19"/>
-              </w:rPr>
-              <w:t>100%</w:t>
-            </w:r>
-          </w:p>
-        </w:tc>
-        <w:tc>
-          <w:tcPr>
-            <w:tcW w:w="1735" w:type="pct"/>
-          </w:tcPr>
-          <w:p>
-            <w:pPr>
-              <w:rPr>
-                <w:sz w:val="19"/>
-                <w:szCs w:val="19"/>
-              </w:rPr>
-            </w:pPr>
-            <w:r>
-              <w:rPr>
-                <w:sz w:val="19"/>
-                <w:szCs w:val="19"/>
-              </w:rPr>
-              <w:t>Porcentaje completado de su parte del estado</w:t>
-            </w:r>
-          </w:p>
-        </w:tc>
-      </w:tr>
-      <w:tr>
-        <w:trPr>
-          <w:cantSplit/>
-          <w:trHeight w:val="340"/>
-        </w:trPr>
-        <w:tc>
-          <w:tcPr>
-            <w:tcW w:w="647" w:type="pct"/>
-          </w:tcPr>
-          <w:p>
-            <w:pPr>
-              <w:rPr>
-                <w:sz w:val="19"/>
-                <w:szCs w:val="19"/>
-              </w:rPr>
-            </w:pPr>
-            <w:r>
-              <w:rPr>
-                <w:sz w:val="19"/>
-                <w:szCs w:val="19"/>
-              </w:rPr>
-              <w:t>EP-05</w:t>
-            </w:r>
-          </w:p>
-        </w:tc>
-        <w:tc>
-          <w:tcPr>
-            <w:tcW w:w="500" w:type="pct"/>
-          </w:tcPr>
-          <w:p>
-            <w:pPr>
-              <w:rPr>
-                <w:sz w:val="19"/>
-                <w:szCs w:val="19"/>
-              </w:rPr>
-            </w:pPr>
-            <w:r>
-              <w:rPr>
-                <w:sz w:val="19"/>
-                <w:szCs w:val="19"/>
-              </w:rPr>
-              <w:t>Único</w:t>
-            </w:r>
-          </w:p>
-        </w:tc>
-        <w:tc>
-          <w:tcPr>
-            <w:tcW w:w="1647" w:type="pct"/>
-          </w:tcPr>
-          <w:p>
-            <w:pPr>
-              <w:rPr>
-                <w:sz w:val="19"/>
-                <w:szCs w:val="19"/>
-              </w:rPr>
-            </w:pPr>
-            <w:r>
-              <w:rPr>
-                <w:sz w:val="19"/>
-                <w:szCs w:val="19"/>
-              </w:rPr>
-              <w:t>2.5</w:t>
-            </w:r>
-            <w:r>
-              <w:rPr>
-                <w:sz w:val="19"/>
-                <w:szCs w:val="19"/>
-              </w:rPr>
-              <w:t xml:space="preserve"> </w:t>
-            </w:r>
-            <w:r>
-              <w:rPr>
-                <w:sz w:val="19"/>
-                <w:szCs w:val="19"/>
-              </w:rPr>
-              <w:t>EP-0</w:t>
-            </w:r>
-            <w:r>
-              <w:rPr>
-                <w:sz w:val="19"/>
-                <w:szCs w:val="19"/>
-              </w:rPr>
-              <w:t>5</w:t>
-            </w:r>
-            <w:r>
-              <w:rPr>
-                <w:sz w:val="19"/>
-                <w:szCs w:val="19"/>
-              </w:rPr>
-              <w:t xml:space="preserve"> </w:t>
-            </w:r>
-            <w:r>
-              <w:rPr>
-                <w:sz w:val="19"/>
-                <w:szCs w:val="19"/>
-              </w:rPr>
-              <w:t>Ejecución del Piloto (3 tiendas)</w:t>
-            </w:r>
-          </w:p>
-        </w:tc>
-        <w:tc>
-          <w:tcPr>
-            <w:tcW w:w="471" w:type="pct"/>
-          </w:tcPr>
-          <w:p>
-            <w:pPr>
-              <w:rPr>
-                <w:sz w:val="19"/>
-                <w:szCs w:val="19"/>
-              </w:rPr>
-            </w:pPr>
-            <w:r>
-              <w:rPr>
-                <w:sz w:val="19"/>
-                <w:szCs w:val="19"/>
-              </w:rPr>
-              <w:t>100%</w:t>
-            </w:r>
-          </w:p>
-        </w:tc>
-        <w:tc>
-          <w:tcPr>
-            <w:tcW w:w="1735" w:type="pct"/>
-          </w:tcPr>
-          <w:p>
-            <w:pPr>
-              <w:rPr>
-                <w:sz w:val="19"/>
-                <w:szCs w:val="19"/>
-              </w:rPr>
-            </w:pPr>
-            <w:r>
-              <w:rPr>
-                <w:sz w:val="19"/>
-                <w:szCs w:val="19"/>
-              </w:rPr>
-              <w:t>Porcentaje completado de su parte del estado</w:t>
-            </w:r>
-          </w:p>
-        </w:tc>
-      </w:tr>
-      <w:tr>
-        <w:trPr>
-          <w:cantSplit/>
-          <w:trHeight w:val="340"/>
-        </w:trPr>
-        <w:tc>
-          <w:tcPr>
-            <w:tcW w:w="647" w:type="pct"/>
-          </w:tcPr>
-          <w:p>
-            <w:pPr>
-              <w:rPr>
-                <w:sz w:val="19"/>
-                <w:szCs w:val="19"/>
-              </w:rPr>
-            </w:pPr>
-            <w:r>
-              <w:rPr>
-                <w:sz w:val="19"/>
-                <w:szCs w:val="19"/>
-              </w:rPr>
-              <w:t>EP-06</w:t>
-            </w:r>
-          </w:p>
-        </w:tc>
-        <w:tc>
-          <w:tcPr>
-            <w:tcW w:w="500" w:type="pct"/>
-          </w:tcPr>
-          <w:p>
-            <w:pPr>
-              <w:rPr>
-                <w:sz w:val="19"/>
-                <w:szCs w:val="19"/>
-              </w:rPr>
-            </w:pPr>
-            <w:r>
-              <w:rPr>
-                <w:sz w:val="19"/>
-                <w:szCs w:val="19"/>
-              </w:rPr>
-              <w:t>Único</w:t>
-            </w:r>
-          </w:p>
-        </w:tc>
-        <w:tc>
-          <w:tcPr>
-            <w:tcW w:w="1647" w:type="pct"/>
-          </w:tcPr>
-          <w:p>
-            <w:pPr>
-              <w:rPr>
-                <w:sz w:val="19"/>
-                <w:szCs w:val="19"/>
-              </w:rPr>
-            </w:pPr>
-            <w:r>
-              <w:rPr>
-                <w:sz w:val="19"/>
-                <w:szCs w:val="19"/>
-              </w:rPr>
-              <w:t>2.6</w:t>
-            </w:r>
-            <w:r>
-              <w:rPr>
-                <w:sz w:val="19"/>
-                <w:szCs w:val="19"/>
-              </w:rPr>
-              <w:t xml:space="preserve"> </w:t>
-            </w:r>
-            <w:r>
-              <w:rPr>
-                <w:sz w:val="19"/>
-                <w:szCs w:val="19"/>
-              </w:rPr>
-              <w:t>EP-0</w:t>
-            </w:r>
-            <w:r>
-              <w:rPr>
-                <w:sz w:val="19"/>
-                <w:szCs w:val="19"/>
-              </w:rPr>
-              <w:t>6</w:t>
-            </w:r>
-            <w:r>
-              <w:rPr>
-                <w:sz w:val="19"/>
-                <w:szCs w:val="19"/>
-              </w:rPr>
-              <w:t xml:space="preserve"> </w:t>
-            </w:r>
-            <w:r>
-              <w:rPr>
-                <w:sz w:val="19"/>
-                <w:szCs w:val="19"/>
-              </w:rPr>
-              <w:t>Despliegue General (32 tiendas)</w:t>
-            </w:r>
-          </w:p>
-        </w:tc>
-        <w:tc>
-          <w:tcPr>
-            <w:tcW w:w="471" w:type="pct"/>
-          </w:tcPr>
-          <w:p>
-            <w:pPr>
-              <w:rPr>
-                <w:sz w:val="19"/>
-                <w:szCs w:val="19"/>
-              </w:rPr>
-            </w:pPr>
-            <w:r>
-              <w:rPr>
-                <w:sz w:val="19"/>
-                <w:szCs w:val="19"/>
-              </w:rPr>
-              <w:t>100%</w:t>
-            </w:r>
-          </w:p>
-        </w:tc>
-        <w:tc>
-          <w:tcPr>
-            <w:tcW w:w="1735" w:type="pct"/>
-          </w:tcPr>
-          <w:p>
-            <w:pPr>
-              <w:rPr>
-                <w:sz w:val="19"/>
-                <w:szCs w:val="19"/>
-              </w:rPr>
-            </w:pPr>
-            <w:r>
-              <w:rPr>
-                <w:sz w:val="19"/>
-                <w:szCs w:val="19"/>
-              </w:rPr>
-              <w:t>Porcentaje completado de su parte del estado</w:t>
-            </w:r>
-          </w:p>
-        </w:tc>
-      </w:tr>
-      <w:tr>
-        <w:trPr>
-          <w:cantSplit/>
-          <w:trHeight w:val="340"/>
-        </w:trPr>
-        <w:tc>
-          <w:tcPr>
-            <w:tcW w:w="647" w:type="pct"/>
-          </w:tcPr>
-          <w:p>
-            <w:pPr>
-              <w:rPr>
-                <w:sz w:val="19"/>
-                <w:szCs w:val="19"/>
-              </w:rPr>
-            </w:pPr>
-            <w:r>
-              <w:rPr>
-                <w:sz w:val="19"/>
-                <w:szCs w:val="19"/>
-              </w:rPr>
               <w:t>EP-07</w:t>
             </w:r>
-          </w:p>
-        </w:tc>
-        <w:tc>
-          <w:tcPr>
-            <w:tcW w:w="500" w:type="pct"/>
-          </w:tcPr>
-          <w:p>
-            <w:pPr>
-              <w:rPr>
-                <w:sz w:val="19"/>
-                <w:szCs w:val="19"/>
-              </w:rPr>
-            </w:pPr>
-            <w:r>
-              <w:rPr>
-                <w:sz w:val="19"/>
-                <w:szCs w:val="19"/>
-              </w:rPr>
-              <w:t>Único</w:t>
-            </w:r>
-          </w:p>
-        </w:tc>
-        <w:tc>
-          <w:tcPr>
-            <w:tcW w:w="1647" w:type="pct"/>
-          </w:tcPr>
-          <w:p>
-            <w:pPr>
-              <w:rPr>
-                <w:sz w:val="19"/>
-                <w:szCs w:val="19"/>
-              </w:rPr>
-            </w:pPr>
-            <w:r>
-              <w:rPr>
-                <w:sz w:val="19"/>
-                <w:szCs w:val="19"/>
-              </w:rPr>
-              <w:t>2.7</w:t>
-            </w:r>
-            <w:r>
-              <w:rPr>
-                <w:sz w:val="19"/>
-                <w:szCs w:val="19"/>
-              </w:rPr>
-              <w:t xml:space="preserve"> </w:t>
-            </w:r>
-            <w:r>
-              <w:rPr>
-                <w:sz w:val="19"/>
-                <w:szCs w:val="19"/>
-              </w:rPr>
-              <w:t>EP-0</w:t>
-            </w:r>
-            <w:r>
-              <w:rPr>
-                <w:sz w:val="19"/>
-                <w:szCs w:val="19"/>
-              </w:rPr>
-              <w:t>7</w:t>
-            </w:r>
-            <w:r>
-              <w:rPr>
-                <w:sz w:val="19"/>
-                <w:szCs w:val="19"/>
-              </w:rPr>
-              <w:t xml:space="preserve"> </w:t>
-            </w:r>
-            <w:r>
-              <w:rPr>
-                <w:sz w:val="19"/>
-                <w:szCs w:val="19"/>
-              </w:rPr>
-              <w:t>Manuales y Material de Formación</w:t>
+            <w:r>
+              <w:rPr>
+                <w:sz w:val="19"/>
+                <w:szCs w:val="19"/>
+              </w:rPr>
+              <w:t xml:space="preserve"> Manuales y Material de Formación</w:t>
             </w:r>
           </w:p>
         </w:tc>
@@ -17632,23 +17377,7 @@
                 <w:sz w:val="19"/>
                 <w:szCs w:val="19"/>
               </w:rPr>
-              <w:t xml:space="preserve">Criterios TSL-2627-REQ-01 (Aptdo. RF-05) y validación de franjas por código postal. Aceptación conjunta: Responsable de Tiendas y </w:t>
-            </w:r>
-            <w:proofErr w:type="gramStart"/>
-            <w:r>
-              <w:rPr>
-                <w:sz w:val="19"/>
-                <w:szCs w:val="19"/>
-              </w:rPr>
-              <w:t>Jefe</w:t>
-            </w:r>
-            <w:proofErr w:type="gramEnd"/>
-            <w:r>
-              <w:rPr>
-                <w:sz w:val="19"/>
-                <w:szCs w:val="19"/>
-              </w:rPr>
-              <w:t xml:space="preserve"> de Sistemas de TI.</w:t>
+              <w:t>Criterios TSL-2627-REQ-01 (Aptdo. RF-05) y validación de franjas por código postal. Aceptación conjunta: Responsable de Tiendas y Jefe de Sistemas de TI.</w:t>
             </w:r>
           </w:p>
         </w:tc>
@@ -17688,39 +17417,7 @@
                 <w:sz w:val="19"/>
                 <w:szCs w:val="19"/>
               </w:rPr>
-              <w:t xml:space="preserve">Técnico de Calidad / Firma conjunta: </w:t>
-            </w:r>
-            <w:proofErr w:type="spellStart"/>
-            <w:r>
-              <w:rPr>
-                <w:sz w:val="19"/>
-                <w:szCs w:val="19"/>
-              </w:rPr>
-              <w:t>Resp</w:t>
-            </w:r>
-            <w:proofErr w:type="spellEnd"/>
-            <w:r>
-              <w:rPr>
-                <w:sz w:val="19"/>
-                <w:szCs w:val="19"/>
-              </w:rPr>
-              <w:t xml:space="preserve">. Tiendas y </w:t>
-            </w:r>
-            <w:proofErr w:type="gramStart"/>
-            <w:r>
-              <w:rPr>
-                <w:sz w:val="19"/>
-                <w:szCs w:val="19"/>
-              </w:rPr>
-              <w:t>Jefe</w:t>
-            </w:r>
-            <w:proofErr w:type="gramEnd"/>
-            <w:r>
-              <w:rPr>
-                <w:sz w:val="19"/>
-                <w:szCs w:val="19"/>
-              </w:rPr>
-              <w:t xml:space="preserve"> TI</w:t>
+              <w:t>Técnico de Calidad / Firma conjunta: Resp. Tiendas y Jefe TI</w:t>
             </w:r>
           </w:p>
         </w:tc>
@@ -17834,39 +17531,7 @@
                 <w:sz w:val="19"/>
                 <w:szCs w:val="19"/>
               </w:rPr>
-              <w:t xml:space="preserve">Técnico de Calidad / Firma conjunta: </w:t>
-            </w:r>
-            <w:proofErr w:type="spellStart"/>
-            <w:r>
-              <w:rPr>
-                <w:sz w:val="19"/>
-                <w:szCs w:val="19"/>
-              </w:rPr>
-              <w:t>Resp</w:t>
-            </w:r>
-            <w:proofErr w:type="spellEnd"/>
-            <w:r>
-              <w:rPr>
-                <w:sz w:val="19"/>
-                <w:szCs w:val="19"/>
-              </w:rPr>
-              <w:t xml:space="preserve">. Tiendas y </w:t>
-            </w:r>
-            <w:proofErr w:type="gramStart"/>
-            <w:r>
-              <w:rPr>
-                <w:sz w:val="19"/>
-                <w:szCs w:val="19"/>
-              </w:rPr>
-              <w:t>Jefe</w:t>
-            </w:r>
-            <w:proofErr w:type="gramEnd"/>
-            <w:r>
-              <w:rPr>
-                <w:sz w:val="19"/>
-                <w:szCs w:val="19"/>
-              </w:rPr>
-              <w:t xml:space="preserve"> TI</w:t>
+              <w:t>Técnico de Calidad / Firma conjunta: Resp. Tiendas y Jefe TI</w:t>
             </w:r>
           </w:p>
         </w:tc>
@@ -17940,23 +17605,7 @@
                 <w:sz w:val="19"/>
                 <w:szCs w:val="19"/>
               </w:rPr>
-              <w:t xml:space="preserve">Criterios TSL-2627-REQ-01 (Aptdo. RF-07) en correo electrónico y aviso móvil (Android/iOS). Aceptación conjunta: Responsable de Tiendas y </w:t>
-            </w:r>
-            <w:proofErr w:type="gramStart"/>
-            <w:r>
-              <w:rPr>
-                <w:sz w:val="19"/>
-                <w:szCs w:val="19"/>
-              </w:rPr>
-              <w:t>Jefe</w:t>
-            </w:r>
-            <w:proofErr w:type="gramEnd"/>
-            <w:r>
-              <w:rPr>
-                <w:sz w:val="19"/>
-                <w:szCs w:val="19"/>
-              </w:rPr>
-              <w:t xml:space="preserve"> de Sistemas de TI.</w:t>
+              <w:t>Criterios TSL-2627-REQ-01 (Aptdo. RF-07) en correo electrónico y aviso móvil (Android/iOS). Aceptación conjunta: Responsable de Tiendas y Jefe de Sistemas de TI.</w:t>
             </w:r>
           </w:p>
         </w:tc>
@@ -17996,39 +17645,7 @@
                 <w:sz w:val="19"/>
                 <w:szCs w:val="19"/>
               </w:rPr>
-              <w:t xml:space="preserve">Técnico de Calidad / Firma conjunta: </w:t>
-            </w:r>
-            <w:proofErr w:type="spellStart"/>
-            <w:r>
-              <w:rPr>
-                <w:sz w:val="19"/>
-                <w:szCs w:val="19"/>
-              </w:rPr>
-              <w:t>Resp</w:t>
-            </w:r>
-            <w:proofErr w:type="spellEnd"/>
-            <w:r>
-              <w:rPr>
-                <w:sz w:val="19"/>
-                <w:szCs w:val="19"/>
-              </w:rPr>
-              <w:t xml:space="preserve">. Tiendas y </w:t>
-            </w:r>
-            <w:proofErr w:type="gramStart"/>
-            <w:r>
-              <w:rPr>
-                <w:sz w:val="19"/>
-                <w:szCs w:val="19"/>
-              </w:rPr>
-              <w:t>Jefe</w:t>
-            </w:r>
-            <w:proofErr w:type="gramEnd"/>
-            <w:r>
-              <w:rPr>
-                <w:sz w:val="19"/>
-                <w:szCs w:val="19"/>
-              </w:rPr>
-              <w:t xml:space="preserve"> TI</w:t>
+              <w:t>Técnico de Calidad / Firma conjunta: Resp. Tiendas y Jefe TI</w:t>
             </w:r>
           </w:p>
         </w:tc>
@@ -18103,23 +17720,7 @@
                 <w:sz w:val="19"/>
                 <w:szCs w:val="19"/>
               </w:rPr>
-              <w:t xml:space="preserve">Criterios CA-01 (agregación por período comercial de </w:t>
-            </w:r>
-            <w:proofErr w:type="spellStart"/>
-            <w:r>
-              <w:rPr>
-                <w:sz w:val="19"/>
-                <w:szCs w:val="19"/>
-              </w:rPr>
-              <w:t>TuSuper</w:t>
-            </w:r>
-            <w:proofErr w:type="spellEnd"/>
-            <w:r>
-              <w:rPr>
-                <w:sz w:val="19"/>
-                <w:szCs w:val="19"/>
-              </w:rPr>
-              <w:t xml:space="preserve"> y cuadre con ERP) y CA-02 (demostración obligatoria con datos reales del ERP).</w:t>
+              <w:t>Criterios CA-01 (agregación por período comercial de TuSuper y cuadre con ERP) y CA-02 (demostración obligatoria con datos reales del ERP).</w:t>
             </w:r>
           </w:p>
         </w:tc>
@@ -18159,39 +17760,7 @@
                 <w:sz w:val="19"/>
                 <w:szCs w:val="19"/>
               </w:rPr>
-              <w:t xml:space="preserve">Técnico de Calidad / Firma conjunta: </w:t>
-            </w:r>
-            <w:proofErr w:type="spellStart"/>
-            <w:r>
-              <w:rPr>
-                <w:sz w:val="19"/>
-                <w:szCs w:val="19"/>
-              </w:rPr>
-              <w:t>Resp</w:t>
-            </w:r>
-            <w:proofErr w:type="spellEnd"/>
-            <w:r>
-              <w:rPr>
-                <w:sz w:val="19"/>
-                <w:szCs w:val="19"/>
-              </w:rPr>
-              <w:t xml:space="preserve">. Tiendas y </w:t>
-            </w:r>
-            <w:proofErr w:type="gramStart"/>
-            <w:r>
-              <w:rPr>
-                <w:sz w:val="19"/>
-                <w:szCs w:val="19"/>
-              </w:rPr>
-              <w:t>Jefe</w:t>
-            </w:r>
-            <w:proofErr w:type="gramEnd"/>
-            <w:r>
-              <w:rPr>
-                <w:sz w:val="19"/>
-                <w:szCs w:val="19"/>
-              </w:rPr>
-              <w:t xml:space="preserve"> TI</w:t>
+              <w:t>Técnico de Calidad / Firma conjunta: Resp. Tiendas y Jefe TI</w:t>
             </w:r>
           </w:p>
         </w:tc>
@@ -18472,49 +18041,8 @@
                 <w:sz w:val="19"/>
                 <w:szCs w:val="19"/>
               </w:rPr>
-              <w:t xml:space="preserve">Conformidad del </w:t>
-            </w:r>
-            <w:proofErr w:type="spellStart"/>
-            <w:r>
-              <w:rPr>
-                <w:sz w:val="19"/>
-                <w:szCs w:val="19"/>
-              </w:rPr>
-              <w:t>checklist</w:t>
-            </w:r>
-            <w:proofErr w:type="spellEnd"/>
-            <w:r>
-              <w:rPr>
-                <w:sz w:val="19"/>
-                <w:szCs w:val="19"/>
-              </w:rPr>
-              <w:t xml:space="preserve"> </w:t>
-            </w:r>
-            <w:proofErr w:type="gramStart"/>
-            <w:r>
-              <w:rPr>
-                <w:sz w:val="19"/>
-                <w:szCs w:val="19"/>
-              </w:rPr>
-              <w:t>del piloto firmada</w:t>
-            </w:r>
-            <w:proofErr w:type="gramEnd"/>
-            <w:r>
-              <w:rPr>
-                <w:sz w:val="19"/>
-                <w:szCs w:val="19"/>
-              </w:rPr>
-              <w:t xml:space="preserve"> por </w:t>
-            </w:r>
-            <w:proofErr w:type="spellStart"/>
-            <w:r>
-              <w:rPr>
-                <w:sz w:val="19"/>
-                <w:szCs w:val="19"/>
-              </w:rPr>
-              <w:t>TuSuper</w:t>
-            </w:r>
-            <w:proofErr w:type="spellEnd"/>
+              <w:t>Conformidad del checklist del piloto firmada por TuSuper</w:t>
+            </w:r>
           </w:p>
         </w:tc>
         <w:tc>
@@ -19358,7 +18886,7 @@
                 <w:sz w:val="19"/>
                 <w:szCs w:val="19"/>
               </w:rPr>
-              <w:t>Equipo Desarrollo Web/Móvil</w:t>
+              <w:t>Equipo 1 (Expansión Digital)</w:t>
             </w:r>
           </w:p>
         </w:tc>
@@ -19378,23 +18906,7 @@
                 <w:sz w:val="19"/>
                 <w:szCs w:val="19"/>
               </w:rPr>
-              <w:t xml:space="preserve">Plataforma de compra en línea y gestión de pedidos (ENT-01, Requisitos RF-01 a RF-08). Interlocutor: Dirección de Expansión Digital de </w:t>
-            </w:r>
-            <w:proofErr w:type="spellStart"/>
-            <w:r>
-              <w:rPr>
-                <w:sz w:val="19"/>
-                <w:szCs w:val="19"/>
-              </w:rPr>
-              <w:t>TuSuper</w:t>
-            </w:r>
-            <w:proofErr w:type="spellEnd"/>
-            <w:r>
-              <w:rPr>
-                <w:sz w:val="19"/>
-                <w:szCs w:val="19"/>
-              </w:rPr>
-              <w:t>.</w:t>
+              <w:t>Línea de Expansión Digital: Autenticación (RF-01), Catálogo ERP (RF-02), Carrito (RF-03) y Pasarela de Pago (RF-04). Interlocutor: Dirección de Expansión Digital de TuSuper.</w:t>
             </w:r>
           </w:p>
         </w:tc>
@@ -19414,14 +18926,7 @@
                 <w:sz w:val="19"/>
                 <w:szCs w:val="19"/>
               </w:rPr>
-              <w:t>21</w:t>
-            </w:r>
-            <w:r>
-              <w:rPr>
-                <w:sz w:val="19"/>
-                <w:szCs w:val="19"/>
-              </w:rPr>
-              <w:t>/10/2026</w:t>
+              <w:t>09/11/2026</w:t>
             </w:r>
           </w:p>
         </w:tc>
@@ -19441,28 +18946,7 @@
                 <w:sz w:val="19"/>
                 <w:szCs w:val="19"/>
               </w:rPr>
-              <w:t>09</w:t>
-            </w:r>
-            <w:r>
-              <w:rPr>
-                <w:sz w:val="19"/>
-                <w:szCs w:val="19"/>
-              </w:rPr>
-              <w:t>/0</w:t>
-            </w:r>
-            <w:r>
-              <w:rPr>
-                <w:sz w:val="19"/>
-                <w:szCs w:val="19"/>
-              </w:rPr>
-              <w:t>3</w:t>
-            </w:r>
-            <w:r>
-              <w:rPr>
-                <w:sz w:val="19"/>
-                <w:szCs w:val="19"/>
-              </w:rPr>
-              <w:t>/2027</w:t>
+              <w:t>22/01/2027</w:t>
             </w:r>
           </w:p>
         </w:tc>
@@ -19488,7 +18972,7 @@
                 <w:sz w:val="19"/>
                 <w:szCs w:val="19"/>
               </w:rPr>
-              <w:t>Equipo Integración ERP</w:t>
+              <w:t>Equipo 2 (Tiendas y Sistemas)</w:t>
             </w:r>
           </w:p>
         </w:tc>
@@ -19508,7 +18992,7 @@
                 <w:sz w:val="19"/>
                 <w:szCs w:val="19"/>
               </w:rPr>
-              <w:t>Conector e integración con el ERP heredado (ENT-02). Interlocutor: Dirección de Expansión Digital / Proveedor ERP.</w:t>
+              <w:t>Línea de Tiendas y Sistemas: Logística (RF-05), Panel de Tienda (RF-06), Notificaciones (RF-07), Informes (RF-08), Conector/Entornos (EP-03, EP-04) y Pruebas/Despliegue (EP-05, EP-06). Interlocutores: Responsable de Tiendas y Jefe de Sistemas de TI de TuSuper.</w:t>
             </w:r>
           </w:p>
         </w:tc>
@@ -19528,14 +19012,7 @@
                 <w:sz w:val="19"/>
                 <w:szCs w:val="19"/>
               </w:rPr>
-              <w:t>04</w:t>
-            </w:r>
-            <w:r>
-              <w:rPr>
-                <w:sz w:val="19"/>
-                <w:szCs w:val="19"/>
-              </w:rPr>
-              <w:t>/11/2026</w:t>
+              <w:t>09/11/2026</w:t>
             </w:r>
           </w:p>
         </w:tc>
@@ -19548,179 +19025,15 @@
               <w:rPr>
                 <w:sz w:val="19"/>
                 <w:szCs w:val="19"/>
-              </w:rPr>
-            </w:pPr>
-            <w:r>
-              <w:rPr>
-                <w:sz w:val="19"/>
-                <w:szCs w:val="19"/>
-              </w:rPr>
-              <w:t>15</w:t>
-            </w:r>
-            <w:r>
-              <w:rPr>
-                <w:sz w:val="19"/>
-                <w:szCs w:val="19"/>
-              </w:rPr>
-              <w:t>/</w:t>
-            </w:r>
-            <w:r>
-              <w:rPr>
-                <w:sz w:val="19"/>
-                <w:szCs w:val="19"/>
-              </w:rPr>
-              <w:t>12</w:t>
-            </w:r>
-            <w:r>
-              <w:rPr>
-                <w:sz w:val="19"/>
-                <w:szCs w:val="19"/>
-              </w:rPr>
-              <w:t>/202</w:t>
-            </w:r>
-            <w:r>
-              <w:rPr>
-                <w:sz w:val="19"/>
-                <w:szCs w:val="19"/>
-              </w:rPr>
-              <w:t>6</w:t>
-            </w:r>
-          </w:p>
-        </w:tc>
-      </w:tr>
-      <w:tr>
-        <w:trPr>
-          <w:cantSplit/>
-          <w:trHeight w:val="340"/>
-        </w:trPr>
-        <w:tc>
-          <w:tcPr>
-            <w:tcW w:w="1176" w:type="pct"/>
-          </w:tcPr>
-          <w:p>
-            <w:pPr>
-              <w:rPr>
-                <w:sz w:val="19"/>
-                <w:szCs w:val="19"/>
-              </w:rPr>
-            </w:pPr>
-            <w:r>
-              <w:rPr>
-                <w:sz w:val="19"/>
-                <w:szCs w:val="19"/>
-              </w:rPr>
-              <w:t>Equipo Sistemas y Despliegue</w:t>
-            </w:r>
-          </w:p>
-        </w:tc>
-        <w:tc>
-          <w:tcPr>
-            <w:tcW w:w="1941" w:type="pct"/>
-          </w:tcPr>
-          <w:p>
-            <w:pPr>
-              <w:rPr>
-                <w:sz w:val="19"/>
-                <w:szCs w:val="19"/>
-              </w:rPr>
-            </w:pPr>
-            <w:r>
-              <w:rPr>
-                <w:sz w:val="19"/>
-                <w:szCs w:val="19"/>
-              </w:rPr>
-              <w:t xml:space="preserve">Puesta en producción y despliegue general (ENT-03) y formación/documentación (ENT-04). Interlocutor: Dirección de Expansión Digital de </w:t>
-            </w:r>
-            <w:proofErr w:type="spellStart"/>
-            <w:r>
-              <w:rPr>
-                <w:sz w:val="19"/>
-                <w:szCs w:val="19"/>
-              </w:rPr>
-              <w:t>TuSuper</w:t>
-            </w:r>
-            <w:proofErr w:type="spellEnd"/>
-            <w:r>
-              <w:rPr>
-                <w:sz w:val="19"/>
-                <w:szCs w:val="19"/>
-              </w:rPr>
-              <w:t>.</w:t>
-            </w:r>
-          </w:p>
-        </w:tc>
-        <w:tc>
-          <w:tcPr>
-            <w:tcW w:w="941" w:type="pct"/>
-          </w:tcPr>
-          <w:p>
-            <w:pPr>
-              <w:rPr>
-                <w:sz w:val="19"/>
-                <w:szCs w:val="19"/>
-              </w:rPr>
-            </w:pPr>
-            <w:r>
-              <w:rPr>
-                <w:sz w:val="19"/>
-                <w:szCs w:val="19"/>
-              </w:rPr>
-              <w:t>27</w:t>
-            </w:r>
-            <w:r>
-              <w:rPr>
-                <w:sz w:val="19"/>
-                <w:szCs w:val="19"/>
-              </w:rPr>
-              <w:t>/0</w:t>
-            </w:r>
-            <w:r>
-              <w:rPr>
-                <w:sz w:val="19"/>
-                <w:szCs w:val="19"/>
-              </w:rPr>
-              <w:t>1</w:t>
-            </w:r>
-            <w:r>
-              <w:rPr>
-                <w:sz w:val="19"/>
-                <w:szCs w:val="19"/>
-              </w:rPr>
-              <w:t>/2027</w:t>
-            </w:r>
-          </w:p>
-        </w:tc>
-        <w:tc>
-          <w:tcPr>
-            <w:tcW w:w="942" w:type="pct"/>
-          </w:tcPr>
-          <w:p>
-            <w:pPr>
-              <w:rPr>
-                <w:sz w:val="19"/>
-                <w:szCs w:val="19"/>
-              </w:rPr>
-            </w:pPr>
-            <w:r>
-              <w:rPr>
-                <w:sz w:val="19"/>
-                <w:szCs w:val="19"/>
-              </w:rPr>
-              <w:t>2</w:t>
-            </w:r>
-            <w:r>
-              <w:rPr>
-                <w:sz w:val="19"/>
-                <w:szCs w:val="19"/>
-              </w:rPr>
-              <w:t>6</w:t>
-            </w:r>
-            <w:r>
-              <w:rPr>
-                <w:sz w:val="19"/>
-                <w:szCs w:val="19"/>
-              </w:rPr>
-              <w:t>/03/2027</w:t>
+                <w:u w:val="single"/>
+              </w:rPr>
+            </w:pPr>
+            <w:r>
+              <w:rPr>
+                <w:sz w:val="19"/>
+                <w:szCs w:val="19"/>
+              </w:rPr>
+              <w:t>05/03/2027</w:t>
             </w:r>
           </w:p>
         </w:tc>
@@ -20848,9 +20161,91 @@
                 <w:sz w:val="19"/>
                 <w:szCs w:val="19"/>
               </w:rPr>
-              <w:t xml:space="preserve">Reuniones de Cierre de Periodo Comercial de </w:t>
-            </w:r>
-            <w:proofErr w:type="spellStart"/>
+              <w:t>Reuniones de Cierre de Periodo Comercial de TuSuper</w:t>
+            </w:r>
+          </w:p>
+          <w:p>
+            <w:pPr>
+              <w:rPr>
+                <w:sz w:val="19"/>
+                <w:szCs w:val="19"/>
+              </w:rPr>
+            </w:pPr>
+            <w:r>
+              <w:rPr>
+                <w:sz w:val="19"/>
+                <w:szCs w:val="19"/>
+              </w:rPr>
+              <w:br/>
+            </w:r>
+            <w:r>
+              <w:rPr>
+                <w:sz w:val="19"/>
+                <w:szCs w:val="19"/>
+              </w:rPr>
+              <w:br/>
+            </w:r>
+          </w:p>
+          <w:p>
+            <w:pPr>
+              <w:rPr>
+                <w:sz w:val="19"/>
+                <w:szCs w:val="19"/>
+              </w:rPr>
+            </w:pPr>
+            <w:r>
+              <w:rPr>
+                <w:sz w:val="19"/>
+                <w:szCs w:val="19"/>
+              </w:rPr>
+              <w:t>Reuniones formales donde la Dirección de TuSuper resuelve de forma exclusiva los cambios del proyecto, adendas contractuales, aceptaciones y fijación de criterios. Fuera de estas reuniones no se realizan validaciones ni aceptaciones formales. Las modificaciones de alcance, plazo o precio exigen adenda escrita</w:t>
+            </w:r>
+            <w:r>
+              <w:rPr>
+                <w:sz w:val="19"/>
+                <w:szCs w:val="19"/>
+              </w:rPr>
+              <w:t>.</w:t>
+            </w:r>
+          </w:p>
+        </w:tc>
+        <w:tc>
+          <w:tcPr>
+            <w:tcW w:w="2353" w:type="pct"/>
+          </w:tcPr>
+          <w:p>
+            <w:pPr>
+              <w:rPr>
+                <w:sz w:val="19"/>
+                <w:szCs w:val="19"/>
+              </w:rPr>
+            </w:pPr>
+            <w:r>
+              <w:rPr>
+                <w:sz w:val="19"/>
+                <w:szCs w:val="19"/>
+              </w:rPr>
+              <w:t>Contrato TS-CTR-0112, Cláusula 7.2 (Págs. 2-3) y Cláusula 13.1 (Pág. 4); Correspondencia C-01 (Pág. 1).</w:t>
+            </w:r>
+          </w:p>
+        </w:tc>
+      </w:tr>
+      <w:tr>
+        <w:trPr>
+          <w:cantSplit/>
+          <w:trHeight w:val="340"/>
+        </w:trPr>
+        <w:tc>
+          <w:tcPr>
+            <w:tcW w:w="2647" w:type="pct"/>
+          </w:tcPr>
+          <w:p>
+            <w:pPr>
+              <w:rPr>
+                <w:sz w:val="19"/>
+                <w:szCs w:val="19"/>
+              </w:rPr>
+            </w:pPr>
             <w:r>
               <w:rPr>
                 <w:b/>
@@ -20858,9 +20253,8 @@
                 <w:sz w:val="19"/>
                 <w:szCs w:val="19"/>
               </w:rPr>
-              <w:t>TuSuper</w:t>
-            </w:r>
-            <w:proofErr w:type="spellEnd"/>
+              <w:t>Reuniones de Cierre de Fase / Certificaciones de Obra</w:t>
+            </w:r>
           </w:p>
           <w:p>
             <w:pPr>
@@ -20875,73 +20269,22 @@
                 <w:szCs w:val="19"/>
               </w:rPr>
               <w:br/>
-            </w:r>
-          </w:p>
-          <w:p>
-            <w:pPr>
-              <w:rPr>
-                <w:sz w:val="19"/>
-                <w:szCs w:val="19"/>
-              </w:rPr>
-            </w:pPr>
-            <w:r>
-              <w:rPr>
-                <w:sz w:val="19"/>
-                <w:szCs w:val="19"/>
-              </w:rPr>
-              <w:t xml:space="preserve">Reuniones formales donde la Dirección de </w:t>
-            </w:r>
-            <w:proofErr w:type="spellStart"/>
-            <w:r>
-              <w:rPr>
-                <w:sz w:val="19"/>
-                <w:szCs w:val="19"/>
-              </w:rPr>
-              <w:t>TuSuper</w:t>
-            </w:r>
-            <w:proofErr w:type="spellEnd"/>
-            <w:r>
-              <w:rPr>
-                <w:sz w:val="19"/>
-                <w:szCs w:val="19"/>
-              </w:rPr>
-              <w:t xml:space="preserve"> resuelve de forma exclusiva los cambios del proyecto, adendas contractuales, aceptaciones y fijación de criterios (las solicitudes de cambio que afecten a contrato/</w:t>
-            </w:r>
-            <w:proofErr w:type="gramStart"/>
-            <w:r>
-              <w:rPr>
-                <w:sz w:val="19"/>
-                <w:szCs w:val="19"/>
-              </w:rPr>
-              <w:t>línea base se envían</w:t>
-            </w:r>
-            <w:proofErr w:type="gramEnd"/>
-            <w:r>
-              <w:rPr>
-                <w:sz w:val="19"/>
-                <w:szCs w:val="19"/>
-              </w:rPr>
-              <w:t xml:space="preserve"> con antelación conforme a TC-OP-CAM).</w:t>
-            </w:r>
-          </w:p>
-        </w:tc>
-        <w:tc>
-          <w:tcPr>
-            <w:tcW w:w="2353" w:type="pct"/>
-          </w:tcPr>
-          <w:p>
-            <w:pPr>
-              <w:rPr>
-                <w:sz w:val="19"/>
-                <w:szCs w:val="19"/>
-              </w:rPr>
-            </w:pPr>
-            <w:r>
-              <w:rPr>
-                <w:sz w:val="19"/>
-                <w:szCs w:val="19"/>
-              </w:rPr>
-              <w:t xml:space="preserve">Contrato TS-CTR-0112, </w:t>
+              <w:t>Hitos formales al finalizar cada fase de ejecución vinculados a las reuniones de cierre de periodo comercial de TuSuper para la aprobación del avance y la firma de adendas o cambios asociados:</w:t>
+            </w:r>
+          </w:p>
+          <w:p>
+            <w:pPr>
+              <w:rPr>
+                <w:sz w:val="19"/>
+                <w:szCs w:val="19"/>
+              </w:rPr>
+            </w:pPr>
+            <w:r>
+              <w:rPr>
+                <w:sz w:val="19"/>
+                <w:szCs w:val="19"/>
+              </w:rPr>
+              <w:br/>
             </w:r>
             <w:r>
               <w:rPr>
@@ -20950,15 +20293,23 @@
                 <w:sz w:val="19"/>
                 <w:szCs w:val="19"/>
               </w:rPr>
-              <w:t>Cláusula 7.2</w:t>
-            </w:r>
-            <w:r>
-              <w:rPr>
-                <w:sz w:val="19"/>
-                <w:szCs w:val="19"/>
-              </w:rPr>
-              <w:t xml:space="preserve"> (Pág. 2-3) y </w:t>
-            </w:r>
+              <w:t>Aceptación de Planificación (Certificación sin obra):</w:t>
+            </w:r>
+            <w:r>
+              <w:rPr>
+                <w:sz w:val="19"/>
+                <w:szCs w:val="19"/>
+              </w:rPr>
+              <w:t xml:space="preserve"> 06/11/2026 </w:t>
+            </w:r>
+          </w:p>
+          <w:p>
+            <w:pPr>
+              <w:rPr>
+                <w:sz w:val="19"/>
+                <w:szCs w:val="19"/>
+              </w:rPr>
+            </w:pPr>
             <w:r>
               <w:rPr>
                 <w:b/>
@@ -20966,35 +20317,46 @@
                 <w:sz w:val="19"/>
                 <w:szCs w:val="19"/>
               </w:rPr>
-              <w:t>Cláusula 13.1</w:t>
-            </w:r>
-            <w:r>
-              <w:rPr>
-                <w:sz w:val="19"/>
-                <w:szCs w:val="19"/>
-              </w:rPr>
-              <w:t xml:space="preserve"> (Pág. 4).</w:t>
-            </w:r>
-          </w:p>
-        </w:tc>
-      </w:tr>
-      <w:tr>
-        <w:trPr>
-          <w:cantSplit/>
-          <w:trHeight w:val="340"/>
-        </w:trPr>
-        <w:tc>
-          <w:tcPr>
-            <w:tcW w:w="2647" w:type="pct"/>
-          </w:tcPr>
-          <w:p>
-            <w:pPr>
+              <w:t>Fin de Fase 1 (Sprints 1 y 2):</w:t>
+            </w:r>
+            <w:r>
+              <w:rPr>
+                <w:sz w:val="19"/>
+                <w:szCs w:val="19"/>
+              </w:rPr>
+              <w:t xml:space="preserve"> 04/12/2026 </w:t>
+            </w:r>
+          </w:p>
+          <w:p>
+            <w:pPr>
+              <w:rPr>
+                <w:sz w:val="19"/>
+                <w:szCs w:val="19"/>
+              </w:rPr>
+            </w:pPr>
+            <w:r>
               <w:rPr>
                 <w:b/>
                 <w:bCs/>
                 <w:sz w:val="19"/>
                 <w:szCs w:val="19"/>
               </w:rPr>
+              <w:t>Certificación de Obra CO-1 (Fase 2):</w:t>
+            </w:r>
+            <w:r>
+              <w:rPr>
+                <w:sz w:val="19"/>
+                <w:szCs w:val="19"/>
+              </w:rPr>
+              <w:t xml:space="preserve"> 08/01/2027 </w:t>
+            </w:r>
+          </w:p>
+          <w:p>
+            <w:pPr>
+              <w:rPr>
+                <w:sz w:val="19"/>
+                <w:szCs w:val="19"/>
+              </w:rPr>
             </w:pPr>
             <w:r>
               <w:rPr>
@@ -21003,147 +20365,23 @@
                 <w:sz w:val="19"/>
                 <w:szCs w:val="19"/>
               </w:rPr>
-              <w:t>Reuniones de Cierre de Fase / Certificaciones de Obra (CO-1 a CO-4)</w:t>
-            </w:r>
-          </w:p>
-          <w:p>
-            <w:pPr>
-              <w:rPr>
-                <w:sz w:val="19"/>
-                <w:szCs w:val="19"/>
-              </w:rPr>
-            </w:pPr>
-          </w:p>
-          <w:p>
-            <w:pPr>
-              <w:rPr>
-                <w:sz w:val="19"/>
-                <w:szCs w:val="19"/>
-              </w:rPr>
-            </w:pPr>
-            <w:r>
-              <w:rPr>
-                <w:sz w:val="19"/>
-                <w:szCs w:val="19"/>
-              </w:rPr>
-              <w:t>Hitos formales al finalizar cada periodo comercial/fase para la aprobación del avance y la firma de adendas o cambios asociados:</w:t>
-            </w:r>
-          </w:p>
-          <w:p>
-            <w:pPr>
-              <w:rPr>
-                <w:sz w:val="19"/>
-                <w:szCs w:val="19"/>
-              </w:rPr>
-            </w:pPr>
-            <w:r>
-              <w:rPr>
-                <w:sz w:val="19"/>
-                <w:szCs w:val="19"/>
-              </w:rPr>
-              <w:t>CO-1: 17/11/2026 (Fase 1)</w:t>
-            </w:r>
-          </w:p>
-          <w:p>
-            <w:pPr>
-              <w:rPr>
-                <w:sz w:val="19"/>
-                <w:szCs w:val="19"/>
-              </w:rPr>
-            </w:pPr>
-            <w:r>
-              <w:rPr>
-                <w:sz w:val="19"/>
-                <w:szCs w:val="19"/>
-              </w:rPr>
-              <w:t>CO-2: 15/12/2026 (Fase 2)</w:t>
-            </w:r>
-          </w:p>
-          <w:p>
-            <w:pPr>
-              <w:rPr>
-                <w:sz w:val="19"/>
-                <w:szCs w:val="19"/>
-              </w:rPr>
-            </w:pPr>
-            <w:r>
-              <w:rPr>
-                <w:sz w:val="19"/>
-                <w:szCs w:val="19"/>
-              </w:rPr>
-              <w:t xml:space="preserve">CO-3: </w:t>
-            </w:r>
-            <w:r>
-              <w:rPr>
-                <w:sz w:val="19"/>
-                <w:szCs w:val="19"/>
-              </w:rPr>
-              <w:t>11</w:t>
-            </w:r>
-            <w:r>
-              <w:rPr>
-                <w:sz w:val="19"/>
-                <w:szCs w:val="19"/>
-              </w:rPr>
-              <w:t>/02/2027 (Fase 3)</w:t>
-            </w:r>
-          </w:p>
-          <w:p>
-            <w:pPr>
-              <w:rPr>
-                <w:sz w:val="19"/>
-                <w:szCs w:val="19"/>
-              </w:rPr>
-            </w:pPr>
-            <w:r>
-              <w:rPr>
-                <w:sz w:val="19"/>
-                <w:szCs w:val="19"/>
-              </w:rPr>
-              <w:t xml:space="preserve">CO-4: </w:t>
-            </w:r>
-            <w:r>
-              <w:rPr>
-                <w:sz w:val="19"/>
-                <w:szCs w:val="19"/>
-              </w:rPr>
-              <w:t>11</w:t>
-            </w:r>
-            <w:r>
-              <w:rPr>
-                <w:sz w:val="19"/>
-                <w:szCs w:val="19"/>
-              </w:rPr>
-              <w:t>/03/2027 (Fase 4)</w:t>
-            </w:r>
-          </w:p>
-          <w:p>
-            <w:pPr>
-              <w:rPr>
-                <w:sz w:val="19"/>
-                <w:szCs w:val="19"/>
-              </w:rPr>
-            </w:pPr>
-          </w:p>
-        </w:tc>
-        <w:tc>
-          <w:tcPr>
-            <w:tcW w:w="2353" w:type="pct"/>
-          </w:tcPr>
-          <w:p>
-            <w:pPr>
-              <w:rPr>
-                <w:sz w:val="19"/>
-                <w:szCs w:val="19"/>
-              </w:rPr>
-            </w:pPr>
-            <w:r>
-              <w:rPr>
-                <w:sz w:val="19"/>
-                <w:szCs w:val="19"/>
-              </w:rPr>
-              <w:t xml:space="preserve">Contrato TS-CTR-0112, </w:t>
-            </w:r>
+              <w:t>Certificación de Obra CO-3 (Fase 3):</w:t>
+            </w:r>
+            <w:r>
+              <w:rPr>
+                <w:sz w:val="19"/>
+                <w:szCs w:val="19"/>
+              </w:rPr>
+              <w:t xml:space="preserve"> 19/02/2027 </w:t>
+            </w:r>
+          </w:p>
+          <w:p>
+            <w:pPr>
+              <w:rPr>
+                <w:sz w:val="19"/>
+                <w:szCs w:val="19"/>
+              </w:rPr>
+            </w:pPr>
             <w:r>
               <w:rPr>
                 <w:b/>
@@ -21151,14 +20389,42 @@
                 <w:sz w:val="19"/>
                 <w:szCs w:val="19"/>
               </w:rPr>
-              <w:t>Cláusulas 6.1 y 7.2</w:t>
-            </w:r>
-            <w:r>
-              <w:rPr>
-                <w:sz w:val="19"/>
-                <w:szCs w:val="19"/>
-              </w:rPr>
-              <w:t xml:space="preserve"> y Cronograma del Proyecto TSL-2627.</w:t>
+              <w:t>Última Certificación (Fase 4):</w:t>
+            </w:r>
+            <w:r>
+              <w:rPr>
+                <w:sz w:val="19"/>
+                <w:szCs w:val="19"/>
+              </w:rPr>
+              <w:t xml:space="preserve"> 05/03/2027</w:t>
+            </w:r>
+          </w:p>
+          <w:p>
+            <w:pPr>
+              <w:rPr>
+                <w:sz w:val="19"/>
+                <w:szCs w:val="19"/>
+              </w:rPr>
+            </w:pPr>
+          </w:p>
+        </w:tc>
+        <w:tc>
+          <w:tcPr>
+            <w:tcW w:w="2353" w:type="pct"/>
+          </w:tcPr>
+          <w:p>
+            <w:pPr>
+              <w:rPr>
+                <w:sz w:val="19"/>
+                <w:szCs w:val="19"/>
+              </w:rPr>
+            </w:pPr>
+            <w:r>
+              <w:rPr>
+                <w:sz w:val="19"/>
+                <w:szCs w:val="19"/>
+              </w:rPr>
+              <w:t>Contrato TS-CTR-0112, Cláusulas 6.1 y 7.2 (Págs. 2-3); Cronograma del Proyecto TSL-2627 y Correspondencia C-01 (Pág. 1).</w:t>
             </w:r>
           </w:p>
         </w:tc>
@@ -21223,7 +20489,6 @@
           </w:tcPr>
           <w:p>
             <w:pPr>
-              <w:ind w:left="1416" w:hanging="1416"/>
               <w:rPr>
                 <w:sz w:val="19"/>
                 <w:szCs w:val="19"/>
@@ -21261,7 +20526,6 @@
           </w:tcPr>
           <w:p>
             <w:pPr>
-              <w:ind w:left="1416" w:hanging="1416"/>
               <w:rPr>
                 <w:sz w:val="18"/>
                 <w:szCs w:val="18"/>
@@ -21288,7 +20552,6 @@
           </w:tcPr>
           <w:p>
             <w:pPr>
-              <w:ind w:left="1416" w:hanging="1416"/>
               <w:rPr>
                 <w:sz w:val="18"/>
                 <w:szCs w:val="18"/>
@@ -21312,7 +20575,6 @@
           </w:tcPr>
           <w:p>
             <w:pPr>
-              <w:ind w:left="1416" w:hanging="1416"/>
               <w:rPr>
                 <w:sz w:val="18"/>
                 <w:szCs w:val="18"/>
@@ -21339,7 +20601,6 @@
           </w:tcPr>
           <w:p>
             <w:pPr>
-              <w:ind w:left="1416" w:hanging="1416"/>
               <w:rPr>
                 <w:sz w:val="18"/>
                 <w:szCs w:val="18"/>
@@ -21363,7 +20624,6 @@
           </w:tcPr>
           <w:p>
             <w:pPr>
-              <w:ind w:left="1416" w:hanging="1416"/>
               <w:rPr>
                 <w:sz w:val="18"/>
                 <w:szCs w:val="18"/>
@@ -21390,7 +20650,6 @@
           </w:tcPr>
           <w:p>
             <w:pPr>
-              <w:ind w:left="1416" w:hanging="1416"/>
               <w:rPr>
                 <w:sz w:val="18"/>
                 <w:szCs w:val="18"/>
@@ -21414,7 +20673,6 @@
           </w:tcPr>
           <w:p>
             <w:pPr>
-              <w:ind w:left="1416" w:hanging="1416"/>
               <w:rPr>
                 <w:sz w:val="18"/>
                 <w:szCs w:val="18"/>
@@ -21441,7 +20699,6 @@
           </w:tcPr>
           <w:p>
             <w:pPr>
-              <w:ind w:left="1416" w:hanging="1416"/>
               <w:rPr>
                 <w:sz w:val="18"/>
                 <w:szCs w:val="18"/>
@@ -21465,7 +20722,6 @@
           </w:tcPr>
           <w:p>
             <w:pPr>
-              <w:ind w:left="1416" w:hanging="1416"/>
               <w:rPr>
                 <w:sz w:val="18"/>
                 <w:szCs w:val="18"/>
@@ -21777,71 +21033,7 @@
                 <w:sz w:val="19"/>
                 <w:szCs w:val="19"/>
               </w:rPr>
-              <w:t xml:space="preserve">Entorno de verificación propio de </w:t>
-            </w:r>
-            <w:proofErr w:type="spellStart"/>
-            <w:r>
-              <w:rPr>
-                <w:sz w:val="19"/>
-                <w:szCs w:val="19"/>
-              </w:rPr>
-              <w:t>TuSuper</w:t>
-            </w:r>
-            <w:proofErr w:type="spellEnd"/>
-            <w:r>
-              <w:rPr>
-                <w:sz w:val="19"/>
-                <w:szCs w:val="19"/>
-              </w:rPr>
-              <w:t xml:space="preserve">. </w:t>
-            </w:r>
-            <w:proofErr w:type="spellStart"/>
-            <w:r>
-              <w:rPr>
-                <w:sz w:val="19"/>
-                <w:szCs w:val="19"/>
-              </w:rPr>
-              <w:t>TuSuper</w:t>
-            </w:r>
-            <w:proofErr w:type="spellEnd"/>
-            <w:r>
-              <w:rPr>
-                <w:sz w:val="19"/>
-                <w:szCs w:val="19"/>
-              </w:rPr>
-              <w:t xml:space="preserve"> lo pone a disposición al comenzar el proyecto, sin datos, y lo custodia el </w:t>
-            </w:r>
-            <w:proofErr w:type="gramStart"/>
-            <w:r>
-              <w:rPr>
-                <w:sz w:val="19"/>
-                <w:szCs w:val="19"/>
-              </w:rPr>
-              <w:t>Jefe</w:t>
-            </w:r>
-            <w:proofErr w:type="gramEnd"/>
-            <w:r>
-              <w:rPr>
-                <w:sz w:val="19"/>
-                <w:szCs w:val="19"/>
-              </w:rPr>
-              <w:t xml:space="preserve"> de Sistemas de TI de </w:t>
-            </w:r>
-            <w:proofErr w:type="spellStart"/>
-            <w:r>
-              <w:rPr>
-                <w:sz w:val="19"/>
-                <w:szCs w:val="19"/>
-              </w:rPr>
-              <w:t>TuSuper</w:t>
-            </w:r>
-            <w:proofErr w:type="spellEnd"/>
-            <w:r>
-              <w:rPr>
-                <w:sz w:val="19"/>
-                <w:szCs w:val="19"/>
-              </w:rPr>
-              <w:t>. Las versiones se prueban sobre cargas de datos reales del ERP solicitadas por escrito (ejecutadas en los 3 días hábiles siguientes) y el acceso al ERP utiliza exclusivamente un conector homologado por el fabricante</w:t>
+              <w:t>Entorno de verificación propio de TuSuper. TuSuper lo pone a disposición al comenzar el proyecto, sin datos, y lo custodia el Jefe de Sistemas de TI de TuSuper. Las versiones se prueban sobre cargas de datos reales del ERP solicitadas por escrito (ejecutadas en los 3 días hábiles siguientes) y el acceso al ERP utiliza exclusivamente un conector homologado por el fabricante</w:t>
             </w:r>
           </w:p>
         </w:tc>
@@ -21935,15 +21127,7 @@
               <w:t>Puesta en producción y plazo esencial.</w:t>
             </w:r>
             <w:r>
-              <w:t xml:space="preserve"> La plataforma de venta en línea debe estar totalmente desplegada y en explotación en la totalidad de la cadena (las 32 tiendas) antes del lunes 15 de marzo de 2027, fecha en la que comienza la campaña de Semana Santa de </w:t>
-            </w:r>
-            <w:proofErr w:type="spellStart"/>
-            <w:r>
-              <w:t>TuSuper</w:t>
-            </w:r>
-            <w:proofErr w:type="spellEnd"/>
-            <w:r>
-              <w:t xml:space="preserve">. Para garantizar el cumplimiento de este plazo esencial, el despliegue técnico planificado se completa el </w:t>
+              <w:t xml:space="preserve"> La plataforma de venta en línea debe estar totalmente desplegada y en explotación en la totalidad de la cadena (las 32 tiendas) antes del lunes 15 de marzo de 2027, fecha en la que comienza la campaña de Semana Santa de TuSuper. Para garantizar el cumplimiento de este plazo esencial, el despliegue técnico planificado se completa el </w:t>
             </w:r>
             <w:r>
               <w:rPr>
@@ -22050,15 +21234,7 @@
               <w:t>Aceptación formal del alcance y cierre.</w:t>
             </w:r>
             <w:r>
-              <w:t xml:space="preserve"> Obtener la firma formal de aceptación de la totalidad de los requisitos del Anexo I por parte de los interlocutores autorizados de </w:t>
-            </w:r>
-            <w:proofErr w:type="spellStart"/>
-            <w:r>
-              <w:t>TuSuper</w:t>
-            </w:r>
-            <w:proofErr w:type="spellEnd"/>
-            <w:r>
-              <w:t xml:space="preserve"> en las reuniones de cierre comercial, logrando la Recepción Provisional con la entrada en explotación y la Recepción Definitiva al finalizar el periodo de garantía.</w:t>
+              <w:t xml:space="preserve"> Obtener la firma formal de aceptación de la totalidad de los requisitos del Anexo I por parte de los interlocutores autorizados de TuSuper en las reuniones de cierre comercial, logrando la Recepción Provisional con la entrada en explotación y la Recepción Definitiva al finalizar el periodo de garantía.</w:t>
             </w:r>
           </w:p>
         </w:tc>
